--- a/course-3-semester-2/PBZ/pbz-lab-2/pbz-2-отчет (автовосстановление).docx
+++ b/course-3-semester-2/PBZ/pbz-lab-2/pbz-2-отчет (автовосстановление).docx
@@ -11,78 +11,218 @@
           <w:szCs w:val="26"/>
         </w:rPr>
       </w:pPr>
-      <w:proofErr w:type="spellStart"/>
       <w:r>
         <w:rPr>
           <w:rFonts w:ascii="Times New Roman" w:eastAsia="Times New Roman" w:hAnsi="Times New Roman" w:cs="Times New Roman"/>
           <w:sz w:val="26"/>
           <w:szCs w:val="26"/>
         </w:rPr>
-        <w:t>инистерство</w:t>
-      </w:r>
-      <w:proofErr w:type="spellEnd"/>
-      <w:r>
+        <w:t>инистерство образования Республики Беларусь</w:t>
+      </w:r>
+    </w:p>
+    <w:p>
+      <w:pPr>
+        <w:jc w:val="center"/>
         <w:rPr>
           <w:rFonts w:ascii="Times New Roman" w:eastAsia="Times New Roman" w:hAnsi="Times New Roman" w:cs="Times New Roman"/>
           <w:sz w:val="26"/>
           <w:szCs w:val="26"/>
         </w:rPr>
-        <w:t xml:space="preserve"> образования Республики Беларусь</w:t>
-      </w:r>
-    </w:p>
-    <w:p>
-      <w:pPr>
-        <w:jc w:val="center"/>
+      </w:pPr>
+      <w:r>
         <w:rPr>
           <w:rFonts w:ascii="Times New Roman" w:eastAsia="Times New Roman" w:hAnsi="Times New Roman" w:cs="Times New Roman"/>
           <w:sz w:val="26"/>
           <w:szCs w:val="26"/>
         </w:rPr>
-      </w:pPr>
-      <w:r>
+        <w:t>Учреждение образования</w:t>
+      </w:r>
+    </w:p>
+    <w:p>
+      <w:pPr>
+        <w:jc w:val="center"/>
         <w:rPr>
           <w:rFonts w:ascii="Times New Roman" w:eastAsia="Times New Roman" w:hAnsi="Times New Roman" w:cs="Times New Roman"/>
           <w:sz w:val="26"/>
           <w:szCs w:val="26"/>
         </w:rPr>
-        <w:t>Учреждение образования</w:t>
-      </w:r>
-    </w:p>
-    <w:p>
-      <w:pPr>
-        <w:jc w:val="center"/>
+      </w:pPr>
+      <w:r>
         <w:rPr>
           <w:rFonts w:ascii="Times New Roman" w:eastAsia="Times New Roman" w:hAnsi="Times New Roman" w:cs="Times New Roman"/>
           <w:sz w:val="26"/>
           <w:szCs w:val="26"/>
         </w:rPr>
-      </w:pPr>
-      <w:r>
+        <w:t>Белорусский государственный университет информатики и</w:t>
+      </w:r>
+    </w:p>
+    <w:p>
+      <w:pPr>
+        <w:jc w:val="center"/>
         <w:rPr>
           <w:rFonts w:ascii="Times New Roman" w:eastAsia="Times New Roman" w:hAnsi="Times New Roman" w:cs="Times New Roman"/>
           <w:sz w:val="26"/>
           <w:szCs w:val="26"/>
         </w:rPr>
-        <w:t>Белорусский государственный университет информатики и</w:t>
-      </w:r>
-    </w:p>
-    <w:p>
-      <w:pPr>
-        <w:jc w:val="center"/>
+      </w:pPr>
+      <w:r>
         <w:rPr>
           <w:rFonts w:ascii="Times New Roman" w:eastAsia="Times New Roman" w:hAnsi="Times New Roman" w:cs="Times New Roman"/>
           <w:sz w:val="26"/>
           <w:szCs w:val="26"/>
         </w:rPr>
-      </w:pPr>
-      <w:r>
+        <w:t>Радиоэлектроники</w:t>
+      </w:r>
+    </w:p>
+    <w:p>
+      <w:pPr>
         <w:rPr>
           <w:rFonts w:ascii="Times New Roman" w:eastAsia="Times New Roman" w:hAnsi="Times New Roman" w:cs="Times New Roman"/>
           <w:sz w:val="26"/>
           <w:szCs w:val="26"/>
         </w:rPr>
-        <w:t>Радиоэлектроники</w:t>
-      </w:r>
+      </w:pPr>
+    </w:p>
+    <w:p>
+      <w:pPr>
+        <w:jc w:val="center"/>
+        <w:rPr>
+          <w:rFonts w:ascii="Times New Roman" w:eastAsia="Times New Roman" w:hAnsi="Times New Roman" w:cs="Times New Roman"/>
+          <w:sz w:val="28"/>
+          <w:szCs w:val="28"/>
+        </w:rPr>
+      </w:pPr>
+      <w:r>
+        <w:rPr>
+          <w:rFonts w:ascii="Times New Roman" w:eastAsia="Times New Roman" w:hAnsi="Times New Roman" w:cs="Times New Roman"/>
+          <w:sz w:val="28"/>
+          <w:szCs w:val="28"/>
+        </w:rPr>
+        <w:t>Факультет информационных технологий и управления</w:t>
+      </w:r>
+    </w:p>
+    <w:p>
+      <w:pPr>
+        <w:jc w:val="center"/>
+        <w:rPr>
+          <w:rFonts w:ascii="Times New Roman" w:eastAsia="Times New Roman" w:hAnsi="Times New Roman" w:cs="Times New Roman"/>
+          <w:sz w:val="28"/>
+          <w:szCs w:val="28"/>
+        </w:rPr>
+      </w:pPr>
+      <w:r>
+        <w:rPr>
+          <w:rFonts w:ascii="Times New Roman" w:eastAsia="Times New Roman" w:hAnsi="Times New Roman" w:cs="Times New Roman"/>
+          <w:sz w:val="28"/>
+          <w:szCs w:val="28"/>
+        </w:rPr>
+        <w:t>Кафедра интеллектуальных информационных технологий</w:t>
+      </w:r>
+    </w:p>
+    <w:p>
+      <w:pPr>
+        <w:jc w:val="center"/>
+        <w:rPr>
+          <w:rFonts w:ascii="Times New Roman" w:eastAsia="Times New Roman" w:hAnsi="Times New Roman" w:cs="Times New Roman"/>
+          <w:sz w:val="28"/>
+          <w:szCs w:val="28"/>
+        </w:rPr>
+      </w:pPr>
+    </w:p>
+    <w:p>
+      <w:pPr>
+        <w:jc w:val="center"/>
+        <w:rPr>
+          <w:rFonts w:ascii="Times New Roman" w:eastAsia="Times New Roman" w:hAnsi="Times New Roman" w:cs="Times New Roman"/>
+          <w:sz w:val="28"/>
+          <w:szCs w:val="28"/>
+        </w:rPr>
+      </w:pPr>
+    </w:p>
+    <w:p>
+      <w:pPr>
+        <w:jc w:val="center"/>
+      </w:pPr>
+      <w:r>
+        <w:rPr>
+          <w:rFonts w:ascii="Times New Roman" w:eastAsia="Times New Roman" w:hAnsi="Times New Roman" w:cs="Times New Roman"/>
+          <w:sz w:val="28"/>
+          <w:szCs w:val="28"/>
+        </w:rPr>
+        <w:t>Отчет по лабораторной работе №</w:t>
+      </w:r>
+      <w:r>
+        <w:rPr>
+          <w:rFonts w:ascii="Times New Roman" w:eastAsia="Times New Roman" w:hAnsi="Times New Roman" w:cs="Times New Roman"/>
+          <w:sz w:val="28"/>
+          <w:szCs w:val="28"/>
+        </w:rPr>
+        <w:t>2</w:t>
+      </w:r>
+    </w:p>
+    <w:p>
+      <w:pPr>
+        <w:jc w:val="center"/>
+        <w:rPr>
+          <w:rFonts w:ascii="Times New Roman" w:eastAsia="Times New Roman" w:hAnsi="Times New Roman" w:cs="Times New Roman"/>
+          <w:sz w:val="28"/>
+          <w:szCs w:val="28"/>
+        </w:rPr>
+      </w:pPr>
+      <w:r>
+        <w:rPr>
+          <w:rFonts w:ascii="Times New Roman" w:eastAsia="Times New Roman" w:hAnsi="Times New Roman" w:cs="Times New Roman"/>
+          <w:sz w:val="28"/>
+          <w:szCs w:val="28"/>
+        </w:rPr>
+        <w:t>по курсу “Проектирование баз знаний”</w:t>
+      </w:r>
+    </w:p>
+    <w:p>
+      <w:pPr>
+        <w:jc w:val="center"/>
+      </w:pPr>
+      <w:r>
+        <w:rPr>
+          <w:rFonts w:ascii="Times New Roman" w:eastAsia="Times New Roman" w:hAnsi="Times New Roman" w:cs="Times New Roman"/>
+          <w:sz w:val="28"/>
+          <w:szCs w:val="28"/>
+        </w:rPr>
+        <w:t xml:space="preserve">Вариант </w:t>
+      </w:r>
+      <w:r>
+        <w:rPr>
+          <w:rFonts w:ascii="Times New Roman" w:eastAsia="Times New Roman" w:hAnsi="Times New Roman" w:cs="Times New Roman"/>
+          <w:sz w:val="28"/>
+          <w:szCs w:val="28"/>
+        </w:rPr>
+        <w:t>“</w:t>
+      </w:r>
+      <w:r>
+        <w:rPr>
+          <w:rFonts w:ascii="Times New Roman" w:eastAsia="Times New Roman" w:hAnsi="Times New Roman" w:cs="Times New Roman"/>
+          <w:sz w:val="28"/>
+          <w:szCs w:val="28"/>
+        </w:rPr>
+        <w:t>Хирургия</w:t>
+      </w:r>
+      <w:r>
+        <w:rPr>
+          <w:rFonts w:ascii="Times New Roman" w:eastAsia="Times New Roman" w:hAnsi="Times New Roman" w:cs="Times New Roman"/>
+          <w:sz w:val="28"/>
+          <w:szCs w:val="28"/>
+        </w:rPr>
+        <w:t>”</w:t>
+      </w:r>
+    </w:p>
+    <w:p>
+      <w:pPr>
+        <w:rPr>
+          <w:rFonts w:ascii="Times New Roman" w:eastAsia="Times New Roman" w:hAnsi="Times New Roman" w:cs="Times New Roman"/>
+          <w:sz w:val="28"/>
+          <w:szCs w:val="28"/>
+        </w:rPr>
+      </w:pPr>
     </w:p>
     <w:p>
       <w:pPr>
@@ -95,152 +235,6 @@
     </w:p>
     <w:p>
       <w:pPr>
-        <w:jc w:val="center"/>
-        <w:rPr>
-          <w:rFonts w:ascii="Times New Roman" w:eastAsia="Times New Roman" w:hAnsi="Times New Roman" w:cs="Times New Roman"/>
-          <w:sz w:val="28"/>
-          <w:szCs w:val="28"/>
-        </w:rPr>
-      </w:pPr>
-      <w:r>
-        <w:rPr>
-          <w:rFonts w:ascii="Times New Roman" w:eastAsia="Times New Roman" w:hAnsi="Times New Roman" w:cs="Times New Roman"/>
-          <w:sz w:val="28"/>
-          <w:szCs w:val="28"/>
-        </w:rPr>
-        <w:t>Факультет информационных технологий и управления</w:t>
-      </w:r>
-    </w:p>
-    <w:p>
-      <w:pPr>
-        <w:jc w:val="center"/>
-        <w:rPr>
-          <w:rFonts w:ascii="Times New Roman" w:eastAsia="Times New Roman" w:hAnsi="Times New Roman" w:cs="Times New Roman"/>
-          <w:sz w:val="28"/>
-          <w:szCs w:val="28"/>
-        </w:rPr>
-      </w:pPr>
-      <w:r>
-        <w:rPr>
-          <w:rFonts w:ascii="Times New Roman" w:eastAsia="Times New Roman" w:hAnsi="Times New Roman" w:cs="Times New Roman"/>
-          <w:sz w:val="28"/>
-          <w:szCs w:val="28"/>
-        </w:rPr>
-        <w:t>Кафедра интеллектуальных информационных технологий</w:t>
-      </w:r>
-    </w:p>
-    <w:p>
-      <w:pPr>
-        <w:jc w:val="center"/>
-        <w:rPr>
-          <w:rFonts w:ascii="Times New Roman" w:eastAsia="Times New Roman" w:hAnsi="Times New Roman" w:cs="Times New Roman"/>
-          <w:sz w:val="28"/>
-          <w:szCs w:val="28"/>
-        </w:rPr>
-      </w:pPr>
-    </w:p>
-    <w:p>
-      <w:pPr>
-        <w:jc w:val="center"/>
-        <w:rPr>
-          <w:rFonts w:ascii="Times New Roman" w:eastAsia="Times New Roman" w:hAnsi="Times New Roman" w:cs="Times New Roman"/>
-          <w:sz w:val="28"/>
-          <w:szCs w:val="28"/>
-        </w:rPr>
-      </w:pPr>
-    </w:p>
-    <w:p>
-      <w:pPr>
-        <w:jc w:val="center"/>
-      </w:pPr>
-      <w:r>
-        <w:rPr>
-          <w:rFonts w:ascii="Times New Roman" w:eastAsia="Times New Roman" w:hAnsi="Times New Roman" w:cs="Times New Roman"/>
-          <w:sz w:val="28"/>
-          <w:szCs w:val="28"/>
-        </w:rPr>
-        <w:t>Отчет по лабораторной работе №</w:t>
-      </w:r>
-      <w:r>
-        <w:rPr>
-          <w:rFonts w:ascii="Times New Roman" w:eastAsia="Times New Roman" w:hAnsi="Times New Roman" w:cs="Times New Roman"/>
-          <w:sz w:val="28"/>
-          <w:szCs w:val="28"/>
-        </w:rPr>
-        <w:t>2</w:t>
-      </w:r>
-    </w:p>
-    <w:p>
-      <w:pPr>
-        <w:jc w:val="center"/>
-        <w:rPr>
-          <w:rFonts w:ascii="Times New Roman" w:eastAsia="Times New Roman" w:hAnsi="Times New Roman" w:cs="Times New Roman"/>
-          <w:sz w:val="28"/>
-          <w:szCs w:val="28"/>
-        </w:rPr>
-      </w:pPr>
-      <w:r>
-        <w:rPr>
-          <w:rFonts w:ascii="Times New Roman" w:eastAsia="Times New Roman" w:hAnsi="Times New Roman" w:cs="Times New Roman"/>
-          <w:sz w:val="28"/>
-          <w:szCs w:val="28"/>
-        </w:rPr>
-        <w:t>по курсу “Проектирование баз знаний”</w:t>
-      </w:r>
-    </w:p>
-    <w:p>
-      <w:pPr>
-        <w:jc w:val="center"/>
-        <w:rPr>
-          <w:lang w:val="en-US"/>
-        </w:rPr>
-      </w:pPr>
-      <w:r>
-        <w:rPr>
-          <w:rFonts w:ascii="Times New Roman" w:eastAsia="Times New Roman" w:hAnsi="Times New Roman" w:cs="Times New Roman"/>
-          <w:sz w:val="28"/>
-          <w:szCs w:val="28"/>
-        </w:rPr>
-        <w:t xml:space="preserve">Вариант </w:t>
-      </w:r>
-      <w:r>
-        <w:rPr>
-          <w:rFonts w:ascii="Times New Roman" w:eastAsia="Times New Roman" w:hAnsi="Times New Roman" w:cs="Times New Roman"/>
-          <w:sz w:val="28"/>
-          <w:szCs w:val="28"/>
-          <w:lang w:val="en-US"/>
-        </w:rPr>
-        <w:t>“</w:t>
-      </w:r>
-      <w:r>
-        <w:rPr>
-          <w:rFonts w:ascii="Times New Roman" w:eastAsia="Times New Roman" w:hAnsi="Times New Roman" w:cs="Times New Roman"/>
-          <w:sz w:val="28"/>
-          <w:szCs w:val="28"/>
-        </w:rPr>
-        <w:t>Хирургия</w:t>
-      </w:r>
-      <w:r>
-        <w:rPr>
-          <w:rFonts w:ascii="Times New Roman" w:eastAsia="Times New Roman" w:hAnsi="Times New Roman" w:cs="Times New Roman"/>
-          <w:sz w:val="28"/>
-          <w:szCs w:val="28"/>
-          <w:lang w:val="en-US"/>
-        </w:rPr>
-        <w:t>”</w:t>
-      </w:r>
-    </w:p>
-    <w:p>
-      <w:pPr>
-        <w:rPr>
-          <w:rFonts w:ascii="Times New Roman" w:eastAsia="Times New Roman" w:hAnsi="Times New Roman" w:cs="Times New Roman"/>
-          <w:sz w:val="28"/>
-          <w:szCs w:val="28"/>
-        </w:rPr>
-      </w:pPr>
-    </w:p>
-    <w:p>
-      <w:pPr>
         <w:rPr>
           <w:rFonts w:ascii="Times New Roman" w:eastAsia="Times New Roman" w:hAnsi="Times New Roman" w:cs="Times New Roman"/>
           <w:sz w:val="26"/>
@@ -319,32 +313,31 @@
           <w:szCs w:val="26"/>
         </w:rPr>
       </w:pPr>
-    </w:p>
-    <w:p>
-      <w:pPr>
+      <w:r>
         <w:rPr>
           <w:rFonts w:ascii="Times New Roman" w:eastAsia="Times New Roman" w:hAnsi="Times New Roman" w:cs="Times New Roman"/>
           <w:sz w:val="26"/>
           <w:szCs w:val="26"/>
         </w:rPr>
-      </w:pPr>
+        <w:t>Выполнил:</w:t>
+      </w:r>
+    </w:p>
+    <w:p>
       <w:r>
         <w:rPr>
           <w:rFonts w:ascii="Times New Roman" w:eastAsia="Times New Roman" w:hAnsi="Times New Roman" w:cs="Times New Roman"/>
           <w:sz w:val="26"/>
           <w:szCs w:val="26"/>
         </w:rPr>
-        <w:t>Выполнил:</w:t>
-      </w:r>
-    </w:p>
-    <w:p>
+        <w:t>Студент гр. 321701</w:t>
+      </w:r>
       <w:r>
         <w:rPr>
           <w:rFonts w:ascii="Times New Roman" w:eastAsia="Times New Roman" w:hAnsi="Times New Roman" w:cs="Times New Roman"/>
           <w:sz w:val="26"/>
           <w:szCs w:val="26"/>
         </w:rPr>
-        <w:t>Студент гр. 321701</w:t>
+        <w:tab/>
       </w:r>
       <w:r>
         <w:rPr>
@@ -401,25 +394,25 @@
           <w:szCs w:val="26"/>
         </w:rPr>
         <w:tab/>
-      </w:r>
-      <w:r>
+        <w:t>Политыко И.А.</w:t>
+      </w:r>
+    </w:p>
+    <w:p>
+      <w:pPr>
         <w:rPr>
           <w:rFonts w:ascii="Times New Roman" w:eastAsia="Times New Roman" w:hAnsi="Times New Roman" w:cs="Times New Roman"/>
           <w:sz w:val="26"/>
           <w:szCs w:val="26"/>
         </w:rPr>
-        <w:tab/>
-        <w:t>Политыко И.А.</w:t>
-      </w:r>
-    </w:p>
-    <w:p>
-      <w:pPr>
+      </w:pPr>
+      <w:r>
         <w:rPr>
           <w:rFonts w:ascii="Times New Roman" w:eastAsia="Times New Roman" w:hAnsi="Times New Roman" w:cs="Times New Roman"/>
           <w:sz w:val="26"/>
           <w:szCs w:val="26"/>
         </w:rPr>
-      </w:pPr>
+        <w:tab/>
+      </w:r>
       <w:r>
         <w:rPr>
           <w:rFonts w:ascii="Times New Roman" w:eastAsia="Times New Roman" w:hAnsi="Times New Roman" w:cs="Times New Roman"/>
@@ -500,14 +493,15 @@
         </w:rPr>
         <w:tab/>
       </w:r>
-      <w:r>
+    </w:p>
+    <w:p>
+      <w:pPr>
         <w:rPr>
           <w:rFonts w:ascii="Times New Roman" w:eastAsia="Times New Roman" w:hAnsi="Times New Roman" w:cs="Times New Roman"/>
           <w:sz w:val="26"/>
           <w:szCs w:val="26"/>
         </w:rPr>
-        <w:tab/>
-      </w:r>
+      </w:pPr>
     </w:p>
     <w:p>
       <w:pPr>
@@ -517,22 +511,21 @@
           <w:szCs w:val="26"/>
         </w:rPr>
       </w:pPr>
-    </w:p>
-    <w:p>
-      <w:pPr>
+      <w:r>
         <w:rPr>
           <w:rFonts w:ascii="Times New Roman" w:eastAsia="Times New Roman" w:hAnsi="Times New Roman" w:cs="Times New Roman"/>
           <w:sz w:val="26"/>
           <w:szCs w:val="26"/>
         </w:rPr>
-      </w:pPr>
+        <w:t>Проверил:</w:t>
+      </w:r>
       <w:r>
         <w:rPr>
           <w:rFonts w:ascii="Times New Roman" w:eastAsia="Times New Roman" w:hAnsi="Times New Roman" w:cs="Times New Roman"/>
           <w:sz w:val="26"/>
           <w:szCs w:val="26"/>
         </w:rPr>
-        <w:t>Проверил:</w:t>
+        <w:tab/>
       </w:r>
       <w:r>
         <w:rPr>
@@ -597,6 +590,7 @@
           <w:szCs w:val="26"/>
         </w:rPr>
         <w:tab/>
+        <w:t>Ерофеев</w:t>
       </w:r>
       <w:r>
         <w:rPr>
@@ -604,41 +598,15 @@
           <w:sz w:val="26"/>
           <w:szCs w:val="26"/>
         </w:rPr>
-        <w:tab/>
-      </w:r>
-      <w:proofErr w:type="spellStart"/>
+        <w:t>.</w:t>
+      </w:r>
       <w:r>
         <w:rPr>
           <w:rFonts w:ascii="Times New Roman" w:eastAsia="Times New Roman" w:hAnsi="Times New Roman" w:cs="Times New Roman"/>
           <w:sz w:val="26"/>
           <w:szCs w:val="26"/>
         </w:rPr>
-        <w:t>Ерофеев</w:t>
-      </w:r>
-      <w:r>
-        <w:rPr>
-          <w:rFonts w:ascii="Times New Roman" w:eastAsia="Times New Roman" w:hAnsi="Times New Roman" w:cs="Times New Roman"/>
-          <w:sz w:val="26"/>
-          <w:szCs w:val="26"/>
-        </w:rPr>
-        <w:t>.</w:t>
-      </w:r>
-      <w:r>
-        <w:rPr>
-          <w:rFonts w:ascii="Times New Roman" w:eastAsia="Times New Roman" w:hAnsi="Times New Roman" w:cs="Times New Roman"/>
-          <w:sz w:val="26"/>
-          <w:szCs w:val="26"/>
-        </w:rPr>
-        <w:t>И.А</w:t>
-      </w:r>
-      <w:proofErr w:type="spellEnd"/>
-      <w:r>
-        <w:rPr>
-          <w:rFonts w:ascii="Times New Roman" w:eastAsia="Times New Roman" w:hAnsi="Times New Roman" w:cs="Times New Roman"/>
-          <w:sz w:val="26"/>
-          <w:szCs w:val="26"/>
-        </w:rPr>
-        <w:t>.</w:t>
+        <w:t>И.А.</w:t>
       </w:r>
     </w:p>
     <w:p>
@@ -1357,67 +1325,63 @@
     </w:p>
     <w:p>
       <w:pPr>
+        <w:jc w:val="center"/>
         <w:rPr>
           <w:rFonts w:asciiTheme="minorHAnsi" w:eastAsia="Times New Roman" w:hAnsiTheme="minorHAnsi" w:cstheme="minorHAnsi"/>
           <w:sz w:val="28"/>
           <w:szCs w:val="28"/>
-        </w:rPr>
-      </w:pPr>
-    </w:p>
-    <w:p>
-      <w:pPr>
-        <w:jc w:val="center"/>
-        <w:rPr>
-          <w:rFonts w:asciiTheme="minorHAnsi" w:eastAsia="Times New Roman" w:hAnsiTheme="minorHAnsi" w:cstheme="minorHAnsi"/>
-          <w:sz w:val="44"/>
-          <w:szCs w:val="44"/>
-        </w:rPr>
-      </w:pPr>
-      <w:r>
-        <w:rPr>
-          <w:rFonts w:asciiTheme="minorHAnsi" w:eastAsia="Times New Roman" w:hAnsiTheme="minorHAnsi" w:cstheme="minorHAnsi"/>
-          <w:sz w:val="44"/>
-          <w:szCs w:val="44"/>
-        </w:rPr>
-        <w:t>3 запроса из различных онтологий</w:t>
-      </w:r>
-    </w:p>
-    <w:p>
-      <w:pPr>
+          <w:lang w:val="ru-BY"/>
+        </w:rPr>
+      </w:pPr>
+      <w:r>
         <w:rPr>
           <w:rFonts w:asciiTheme="minorHAnsi" w:eastAsia="Times New Roman" w:hAnsiTheme="minorHAnsi" w:cstheme="minorHAnsi"/>
           <w:sz w:val="28"/>
           <w:szCs w:val="28"/>
-        </w:rPr>
-      </w:pPr>
+          <w:lang w:val="en-US"/>
+        </w:rPr>
+        <w:t>SPARQL</w:t>
+      </w:r>
       <w:r>
         <w:rPr>
           <w:rFonts w:asciiTheme="minorHAnsi" w:eastAsia="Times New Roman" w:hAnsiTheme="minorHAnsi" w:cstheme="minorHAnsi"/>
           <w:sz w:val="28"/>
           <w:szCs w:val="28"/>
         </w:rPr>
-        <w:t>Классы</w:t>
-      </w:r>
-    </w:p>
-    <w:p>
-      <w:pPr>
-        <w:rPr>
-          <w:rFonts w:asciiTheme="minorHAnsi" w:eastAsia="Times New Roman" w:hAnsiTheme="minorHAnsi" w:cstheme="minorHAnsi"/>
-          <w:sz w:val="44"/>
-          <w:szCs w:val="44"/>
-        </w:rPr>
-      </w:pPr>
-      <w:r>
-        <w:rPr>
-          <w:rFonts w:asciiTheme="minorHAnsi" w:eastAsia="Times New Roman" w:hAnsiTheme="minorHAnsi" w:cstheme="minorHAnsi"/>
-          <w:sz w:val="44"/>
-          <w:szCs w:val="44"/>
+        <w:t xml:space="preserve">-запрос  </w:t>
+      </w:r>
+      <w:r>
+        <w:rPr>
+          <w:rFonts w:asciiTheme="minorHAnsi" w:eastAsia="Times New Roman" w:hAnsiTheme="minorHAnsi" w:cstheme="minorHAnsi"/>
+          <w:sz w:val="28"/>
+          <w:szCs w:val="28"/>
+          <w:lang w:val="ru-BY"/>
+        </w:rPr>
+        <w:t>Связывает пациента с диагнозом</w:t>
+      </w:r>
+    </w:p>
+    <w:p>
+      <w:pPr>
+        <w:jc w:val="center"/>
+        <w:rPr>
+          <w:rFonts w:asciiTheme="minorHAnsi" w:eastAsia="Times New Roman" w:hAnsiTheme="minorHAnsi" w:cstheme="minorHAnsi"/>
+          <w:sz w:val="28"/>
+          <w:szCs w:val="28"/>
+          <w:lang w:val="ru-BY"/>
+        </w:rPr>
+      </w:pPr>
+      <w:r>
+        <w:rPr>
+          <w:rFonts w:asciiTheme="minorHAnsi" w:eastAsia="Times New Roman" w:hAnsiTheme="minorHAnsi" w:cstheme="minorHAnsi"/>
+          <w:sz w:val="28"/>
+          <w:szCs w:val="28"/>
+          <w:lang w:val="ru-BY"/>
         </w:rPr>
         <w:drawing>
-          <wp:inline distT="0" distB="0" distL="0" distR="0" wp14:anchorId="4C4AB5B5" wp14:editId="6929C621">
-            <wp:extent cx="2438740" cy="2819794"/>
-            <wp:effectExtent l="0" t="0" r="0" b="0"/>
-            <wp:docPr id="1964564988" name="Рисунок 1"/>
+          <wp:inline distT="0" distB="0" distL="0" distR="0" wp14:anchorId="088CF255" wp14:editId="07ECB7BA">
+            <wp:extent cx="5940425" cy="1734820"/>
+            <wp:effectExtent l="0" t="0" r="3175" b="0"/>
+            <wp:docPr id="1635982781" name="Рисунок 1"/>
             <wp:cNvGraphicFramePr>
               <a:graphicFrameLocks xmlns:a="http://schemas.openxmlformats.org/drawingml/2006/main" noChangeAspect="1"/>
             </wp:cNvGraphicFramePr>
@@ -1425,7 +1389,7 @@
               <a:graphicData uri="http://schemas.openxmlformats.org/drawingml/2006/picture">
                 <pic:pic xmlns:pic="http://schemas.openxmlformats.org/drawingml/2006/picture">
                   <pic:nvPicPr>
-                    <pic:cNvPr id="1964564988" name=""/>
+                    <pic:cNvPr id="1635982781" name=""/>
                     <pic:cNvPicPr/>
                   </pic:nvPicPr>
                   <pic:blipFill>
@@ -1437,7 +1401,7 @@
                   <pic:spPr>
                     <a:xfrm>
                       <a:off x="0" y="0"/>
-                      <a:ext cx="2438740" cy="2819794"/>
+                      <a:ext cx="5940425" cy="1734820"/>
                     </a:xfrm>
                     <a:prstGeom prst="rect">
                       <a:avLst/>
@@ -1454,85 +1418,1135 @@
       <w:pPr>
         <w:rPr>
           <w:rFonts w:asciiTheme="minorHAnsi" w:eastAsia="Times New Roman" w:hAnsiTheme="minorHAnsi" w:cstheme="minorHAnsi"/>
+          <w:sz w:val="28"/>
+          <w:szCs w:val="28"/>
+        </w:rPr>
+      </w:pPr>
+    </w:p>
+    <w:p>
+      <w:pPr>
+        <w:rPr>
+          <w:rFonts w:asciiTheme="minorHAnsi" w:eastAsia="Times New Roman" w:hAnsiTheme="minorHAnsi" w:cstheme="minorHAnsi"/>
+          <w:sz w:val="28"/>
+          <w:szCs w:val="28"/>
+        </w:rPr>
+      </w:pPr>
+    </w:p>
+    <w:p>
+      <w:pPr>
+        <w:jc w:val="center"/>
+        <w:rPr>
+          <w:rFonts w:asciiTheme="minorHAnsi" w:eastAsia="Times New Roman" w:hAnsiTheme="minorHAnsi" w:cstheme="minorHAnsi"/>
           <w:sz w:val="44"/>
           <w:szCs w:val="44"/>
         </w:rPr>
       </w:pPr>
-    </w:p>
-    <w:p>
-      <w:pPr>
+      <w:r>
         <w:rPr>
           <w:rFonts w:asciiTheme="minorHAnsi" w:eastAsia="Times New Roman" w:hAnsiTheme="minorHAnsi" w:cstheme="minorHAnsi"/>
           <w:sz w:val="44"/>
           <w:szCs w:val="44"/>
         </w:rPr>
-      </w:pPr>
-    </w:p>
-    <w:p>
-      <w:pPr>
-        <w:rPr>
-          <w:rFonts w:asciiTheme="minorHAnsi" w:eastAsia="Times New Roman" w:hAnsiTheme="minorHAnsi" w:cstheme="minorHAnsi"/>
-          <w:sz w:val="44"/>
-          <w:szCs w:val="44"/>
-        </w:rPr>
-      </w:pPr>
-    </w:p>
-    <w:p>
-      <w:pPr>
-        <w:rPr>
-          <w:rFonts w:asciiTheme="minorHAnsi" w:eastAsia="Times New Roman" w:hAnsiTheme="minorHAnsi" w:cstheme="minorHAnsi"/>
-          <w:sz w:val="28"/>
-          <w:szCs w:val="28"/>
+        <w:t>3 запроса из различных онтологий</w:t>
+      </w:r>
+    </w:p>
+    <w:p>
+      <w:pPr>
+        <w:pStyle w:val="a7"/>
+        <w:jc w:val="center"/>
+        <w:rPr>
+          <w:rFonts w:asciiTheme="minorHAnsi" w:eastAsia="Times New Roman" w:hAnsiTheme="minorHAnsi" w:cstheme="minorHAnsi"/>
+          <w:b/>
+          <w:bCs/>
+          <w:sz w:val="36"/>
+          <w:szCs w:val="36"/>
+        </w:rPr>
+      </w:pPr>
+      <w:r>
+        <w:rPr>
+          <w:rFonts w:asciiTheme="minorHAnsi" w:eastAsia="Times New Roman" w:hAnsiTheme="minorHAnsi" w:cstheme="minorHAnsi"/>
+          <w:b/>
+          <w:bCs/>
+          <w:sz w:val="36"/>
+          <w:szCs w:val="36"/>
+        </w:rPr>
+        <w:t xml:space="preserve">Запрос </w:t>
+      </w:r>
+      <w:r>
+        <w:rPr>
+          <w:rFonts w:asciiTheme="minorHAnsi" w:eastAsia="Times New Roman" w:hAnsiTheme="minorHAnsi" w:cstheme="minorHAnsi"/>
+          <w:b/>
+          <w:bCs/>
+          <w:sz w:val="36"/>
+          <w:szCs w:val="36"/>
+        </w:rPr>
+        <w:t>1</w:t>
+      </w:r>
+    </w:p>
+    <w:p>
+      <w:pPr>
+        <w:numPr>
+          <w:ilvl w:val="0"/>
+          <w:numId w:val="4"/>
+        </w:numPr>
+        <w:rPr>
+          <w:rFonts w:asciiTheme="minorHAnsi" w:eastAsia="Times New Roman" w:hAnsiTheme="minorHAnsi" w:cstheme="minorHAnsi"/>
           <w:lang w:val="ru-BY"/>
         </w:rPr>
       </w:pPr>
       <w:r>
         <w:rPr>
           <w:rFonts w:asciiTheme="minorHAnsi" w:eastAsia="Times New Roman" w:hAnsiTheme="minorHAnsi" w:cstheme="minorHAnsi"/>
-          <w:sz w:val="28"/>
-          <w:szCs w:val="28"/>
+          <w:b/>
+          <w:bCs/>
           <w:lang w:val="ru-BY"/>
         </w:rPr>
-        <w:t> </w:t>
-      </w:r>
-    </w:p>
-    <w:p>
-      <w:pPr>
-        <w:rPr>
-          <w:rFonts w:asciiTheme="minorHAnsi" w:eastAsia="Times New Roman" w:hAnsiTheme="minorHAnsi" w:cstheme="minorHAnsi"/>
-          <w:sz w:val="28"/>
-          <w:szCs w:val="28"/>
+        <w:t>Блок COB</w:t>
+      </w:r>
+      <w:r>
+        <w:rPr>
+          <w:rFonts w:asciiTheme="minorHAnsi" w:eastAsia="Times New Roman" w:hAnsiTheme="minorHAnsi" w:cstheme="minorHAnsi"/>
           <w:lang w:val="ru-BY"/>
         </w:rPr>
-      </w:pPr>
-      <w:r>
-        <w:rPr>
-          <w:rFonts w:asciiTheme="minorHAnsi" w:eastAsia="Times New Roman" w:hAnsiTheme="minorHAnsi" w:cstheme="minorHAnsi"/>
-          <w:sz w:val="28"/>
-          <w:szCs w:val="28"/>
+        <w:t>: Ты ищешь три типа сущностей: организмы, атомы и молекулы. Каждой из них ты «клеишь» ярлык через BIND, чтобы в итоговой таблице было понятно, откуда пришел результат.</w:t>
+      </w:r>
+    </w:p>
+    <w:p>
+      <w:pPr>
+        <w:numPr>
+          <w:ilvl w:val="0"/>
+          <w:numId w:val="4"/>
+        </w:numPr>
+        <w:rPr>
+          <w:rFonts w:asciiTheme="minorHAnsi" w:eastAsia="Times New Roman" w:hAnsiTheme="minorHAnsi" w:cstheme="minorHAnsi"/>
           <w:lang w:val="ru-BY"/>
         </w:rPr>
+      </w:pPr>
+      <w:r>
+        <w:rPr>
+          <w:rFonts w:asciiTheme="minorHAnsi" w:eastAsia="Times New Roman" w:hAnsiTheme="minorHAnsi" w:cstheme="minorHAnsi"/>
+          <w:b/>
+          <w:bCs/>
+          <w:lang w:val="ru-BY"/>
+        </w:rPr>
+        <w:t>Блок OGMS</w:t>
+      </w:r>
+      <w:r>
+        <w:rPr>
+          <w:rFonts w:asciiTheme="minorHAnsi" w:eastAsia="Times New Roman" w:hAnsiTheme="minorHAnsi" w:cstheme="minorHAnsi"/>
+          <w:lang w:val="ru-BY"/>
+        </w:rPr>
+        <w:t>: Параллельно ищутся «расширенные организмы» (extended organism) и «расстройства» (disorder).</w:t>
+      </w:r>
+    </w:p>
+    <w:p>
+      <w:pPr>
+        <w:numPr>
+          <w:ilvl w:val="0"/>
+          <w:numId w:val="4"/>
+        </w:numPr>
+        <w:rPr>
+          <w:rFonts w:asciiTheme="minorHAnsi" w:eastAsia="Times New Roman" w:hAnsiTheme="minorHAnsi" w:cstheme="minorHAnsi"/>
+          <w:lang w:val="ru-BY"/>
+        </w:rPr>
+      </w:pPr>
+      <w:r>
+        <w:rPr>
+          <w:rFonts w:asciiTheme="minorHAnsi" w:eastAsia="Times New Roman" w:hAnsiTheme="minorHAnsi" w:cstheme="minorHAnsi"/>
+          <w:b/>
+          <w:bCs/>
+          <w:lang w:val="ru-BY"/>
+        </w:rPr>
+        <w:t>Cross-Join (Пересечение)</w:t>
+      </w:r>
+      <w:r>
+        <w:rPr>
+          <w:rFonts w:asciiTheme="minorHAnsi" w:eastAsia="Times New Roman" w:hAnsiTheme="minorHAnsi" w:cstheme="minorHAnsi"/>
+          <w:lang w:val="ru-BY"/>
+        </w:rPr>
+        <w:t>: Поскольку между блоками COB и OGMS нет прямой связи в WHERE, SPARQL попытается сопоставить </w:t>
+      </w:r>
+      <w:r>
+        <w:rPr>
+          <w:rFonts w:asciiTheme="minorHAnsi" w:eastAsia="Times New Roman" w:hAnsiTheme="minorHAnsi" w:cstheme="minorHAnsi"/>
+          <w:b/>
+          <w:bCs/>
+          <w:lang w:val="ru-BY"/>
+        </w:rPr>
+        <w:t>каждый</w:t>
+      </w:r>
+      <w:r>
+        <w:rPr>
+          <w:rFonts w:asciiTheme="minorHAnsi" w:eastAsia="Times New Roman" w:hAnsiTheme="minorHAnsi" w:cstheme="minorHAnsi"/>
+          <w:lang w:val="ru-BY"/>
+        </w:rPr>
+        <w:t> найденный организм из COB с </w:t>
+      </w:r>
+      <w:r>
+        <w:rPr>
+          <w:rFonts w:asciiTheme="minorHAnsi" w:eastAsia="Times New Roman" w:hAnsiTheme="minorHAnsi" w:cstheme="minorHAnsi"/>
+          <w:b/>
+          <w:bCs/>
+          <w:lang w:val="ru-BY"/>
+        </w:rPr>
+        <w:t>каждым</w:t>
+      </w:r>
+      <w:r>
+        <w:rPr>
+          <w:rFonts w:asciiTheme="minorHAnsi" w:eastAsia="Times New Roman" w:hAnsiTheme="minorHAnsi" w:cstheme="minorHAnsi"/>
+          <w:lang w:val="ru-BY"/>
+        </w:rPr>
+        <w:t> расстройством из OGMS. Это создаст большую таблицу комбинаций.</w:t>
+      </w:r>
+    </w:p>
+    <w:p>
+      <w:pPr>
+        <w:numPr>
+          <w:ilvl w:val="0"/>
+          <w:numId w:val="4"/>
+        </w:numPr>
+        <w:rPr>
+          <w:rFonts w:asciiTheme="minorHAnsi" w:eastAsia="Times New Roman" w:hAnsiTheme="minorHAnsi" w:cstheme="minorHAnsi"/>
+          <w:lang w:val="ru-BY"/>
+        </w:rPr>
+      </w:pPr>
+      <w:r>
+        <w:rPr>
+          <w:rFonts w:asciiTheme="minorHAnsi" w:eastAsia="Times New Roman" w:hAnsiTheme="minorHAnsi" w:cstheme="minorHAnsi"/>
+          <w:b/>
+          <w:bCs/>
+          <w:lang w:val="ru-BY"/>
+        </w:rPr>
         <w:lastRenderedPageBreak/>
-        <w:t>Найти все процессы, связанные с организмом</w:t>
-      </w:r>
-    </w:p>
-    <w:p>
-      <w:pPr>
-        <w:jc w:val="center"/>
-        <w:rPr>
-          <w:rFonts w:asciiTheme="minorHAnsi" w:eastAsia="Times New Roman" w:hAnsiTheme="minorHAnsi" w:cstheme="minorHAnsi"/>
-        </w:rPr>
-      </w:pPr>
-      <w:r>
-        <w:rPr>
-          <w:rFonts w:asciiTheme="minorHAnsi" w:eastAsia="Times New Roman" w:hAnsiTheme="minorHAnsi" w:cstheme="minorHAnsi"/>
-          <w:noProof/>
+        <w:t>Связка через BFO</w:t>
+      </w:r>
+      <w:r>
+        <w:rPr>
+          <w:rFonts w:asciiTheme="minorHAnsi" w:eastAsia="Times New Roman" w:hAnsiTheme="minorHAnsi" w:cstheme="minorHAnsi"/>
+          <w:lang w:val="ru-BY"/>
+        </w:rPr>
+        <w:t>: Блок OPTIONAL проверяет, являются ли эти сущности «материальными объектами» (BFO_0000040). Если да — в колонке ?commonParent появится ссылка на BFO.</w:t>
+      </w:r>
+    </w:p>
+    <w:p>
+      <w:pPr>
+        <w:ind w:left="360"/>
+        <w:rPr>
+          <w:rFonts w:asciiTheme="minorHAnsi" w:eastAsia="Times New Roman" w:hAnsiTheme="minorHAnsi" w:cstheme="minorHAnsi"/>
+          <w:b/>
+          <w:bCs/>
+          <w:lang w:val="en-US"/>
+        </w:rPr>
+      </w:pPr>
+      <w:r>
+        <w:rPr>
+          <w:rFonts w:asciiTheme="minorHAnsi" w:eastAsia="Times New Roman" w:hAnsiTheme="minorHAnsi" w:cstheme="minorHAnsi"/>
+          <w:b/>
+          <w:bCs/>
+          <w:lang w:val="en-US"/>
+        </w:rPr>
+        <w:t>```</w:t>
+      </w:r>
+    </w:p>
+    <w:p>
+      <w:pPr>
+        <w:ind w:left="360"/>
+        <w:rPr>
+          <w:rFonts w:asciiTheme="minorHAnsi" w:eastAsia="Times New Roman" w:hAnsiTheme="minorHAnsi" w:cstheme="minorHAnsi"/>
+          <w:lang w:val="en-US"/>
+        </w:rPr>
+      </w:pPr>
+      <w:r>
+        <w:rPr>
+          <w:rFonts w:asciiTheme="minorHAnsi" w:eastAsia="Times New Roman" w:hAnsiTheme="minorHAnsi" w:cstheme="minorHAnsi"/>
+          <w:lang w:val="en-US"/>
+        </w:rPr>
+        <w:t>PREFIX rdf: &lt;http://www.w3.org/1999/02/22-rdf-syntax-ns#&gt;</w:t>
+      </w:r>
+    </w:p>
+    <w:p>
+      <w:pPr>
+        <w:ind w:left="360"/>
+        <w:rPr>
+          <w:rFonts w:asciiTheme="minorHAnsi" w:eastAsia="Times New Roman" w:hAnsiTheme="minorHAnsi" w:cstheme="minorHAnsi"/>
+          <w:lang w:val="en-US"/>
+        </w:rPr>
+      </w:pPr>
+      <w:r>
+        <w:rPr>
+          <w:rFonts w:asciiTheme="minorHAnsi" w:eastAsia="Times New Roman" w:hAnsiTheme="minorHAnsi" w:cstheme="minorHAnsi"/>
+          <w:lang w:val="en-US"/>
+        </w:rPr>
+        <w:t>PREFIX rdfs: &lt;http://www.w3.org/2000/01/rdf-schema#&gt;</w:t>
+      </w:r>
+    </w:p>
+    <w:p>
+      <w:pPr>
+        <w:ind w:left="360"/>
+        <w:rPr>
+          <w:rFonts w:asciiTheme="minorHAnsi" w:eastAsia="Times New Roman" w:hAnsiTheme="minorHAnsi" w:cstheme="minorHAnsi"/>
+          <w:lang w:val="en-US"/>
+        </w:rPr>
+      </w:pPr>
+      <w:r>
+        <w:rPr>
+          <w:rFonts w:asciiTheme="minorHAnsi" w:eastAsia="Times New Roman" w:hAnsiTheme="minorHAnsi" w:cstheme="minorHAnsi"/>
+          <w:lang w:val="en-US"/>
+        </w:rPr>
+        <w:t>PREFIX obo: &lt;http://purl.obolibrary.org/obo/&gt;</w:t>
+      </w:r>
+    </w:p>
+    <w:p>
+      <w:pPr>
+        <w:ind w:left="360"/>
+        <w:rPr>
+          <w:rFonts w:asciiTheme="minorHAnsi" w:eastAsia="Times New Roman" w:hAnsiTheme="minorHAnsi" w:cstheme="minorHAnsi"/>
+          <w:lang w:val="en-US"/>
+        </w:rPr>
+      </w:pPr>
+      <w:r>
+        <w:rPr>
+          <w:rFonts w:asciiTheme="minorHAnsi" w:eastAsia="Times New Roman" w:hAnsiTheme="minorHAnsi" w:cstheme="minorHAnsi"/>
+          <w:lang w:val="en-US"/>
+        </w:rPr>
+        <w:t>PREFIX owl: &lt;http://www.w3.org/2002/07/owl#&gt;</w:t>
+      </w:r>
+    </w:p>
+    <w:p>
+      <w:pPr>
+        <w:ind w:left="360"/>
+        <w:rPr>
+          <w:rFonts w:asciiTheme="minorHAnsi" w:eastAsia="Times New Roman" w:hAnsiTheme="minorHAnsi" w:cstheme="minorHAnsi"/>
+          <w:lang w:val="en-US"/>
+        </w:rPr>
+      </w:pPr>
+    </w:p>
+    <w:p>
+      <w:pPr>
+        <w:ind w:left="360"/>
+        <w:rPr>
+          <w:rFonts w:asciiTheme="minorHAnsi" w:eastAsia="Times New Roman" w:hAnsiTheme="minorHAnsi" w:cstheme="minorHAnsi"/>
+          <w:lang w:val="en-US"/>
+        </w:rPr>
+      </w:pPr>
+      <w:r>
+        <w:rPr>
+          <w:rFonts w:asciiTheme="minorHAnsi" w:eastAsia="Times New Roman" w:hAnsiTheme="minorHAnsi" w:cstheme="minorHAnsi"/>
+          <w:lang w:val="en-US"/>
+        </w:rPr>
+        <w:t xml:space="preserve">SELECT DISTINCT </w:t>
+      </w:r>
+    </w:p>
+    <w:p>
+      <w:pPr>
+        <w:ind w:left="360"/>
+        <w:rPr>
+          <w:rFonts w:asciiTheme="minorHAnsi" w:eastAsia="Times New Roman" w:hAnsiTheme="minorHAnsi" w:cstheme="minorHAnsi"/>
+          <w:lang w:val="en-US"/>
+        </w:rPr>
+      </w:pPr>
+      <w:r>
+        <w:rPr>
+          <w:rFonts w:asciiTheme="minorHAnsi" w:eastAsia="Times New Roman" w:hAnsiTheme="minorHAnsi" w:cstheme="minorHAnsi"/>
+          <w:lang w:val="en-US"/>
+        </w:rPr>
+        <w:t xml:space="preserve">  ?cobEntity ?cobLabel ?cobType</w:t>
+      </w:r>
+    </w:p>
+    <w:p>
+      <w:pPr>
+        <w:ind w:left="360"/>
+        <w:rPr>
+          <w:rFonts w:asciiTheme="minorHAnsi" w:eastAsia="Times New Roman" w:hAnsiTheme="minorHAnsi" w:cstheme="minorHAnsi"/>
+          <w:lang w:val="en-US"/>
+        </w:rPr>
+      </w:pPr>
+      <w:r>
+        <w:rPr>
+          <w:rFonts w:asciiTheme="minorHAnsi" w:eastAsia="Times New Roman" w:hAnsiTheme="minorHAnsi" w:cstheme="minorHAnsi"/>
+          <w:lang w:val="en-US"/>
+        </w:rPr>
+        <w:t xml:space="preserve">  ?ogmsEntity ?ogmsLabel ?ogmsType</w:t>
+      </w:r>
+    </w:p>
+    <w:p>
+      <w:pPr>
+        <w:ind w:left="360"/>
+        <w:rPr>
+          <w:rFonts w:asciiTheme="minorHAnsi" w:eastAsia="Times New Roman" w:hAnsiTheme="minorHAnsi" w:cstheme="minorHAnsi"/>
+        </w:rPr>
+      </w:pPr>
+      <w:r>
+        <w:rPr>
+          <w:rFonts w:asciiTheme="minorHAnsi" w:eastAsia="Times New Roman" w:hAnsiTheme="minorHAnsi" w:cstheme="minorHAnsi"/>
+          <w:lang w:val="en-US"/>
+        </w:rPr>
+        <w:t xml:space="preserve">  </w:t>
+      </w:r>
+      <w:r>
+        <w:rPr>
+          <w:rFonts w:asciiTheme="minorHAnsi" w:eastAsia="Times New Roman" w:hAnsiTheme="minorHAnsi" w:cstheme="minorHAnsi"/>
+        </w:rPr>
+        <w:t>?</w:t>
+      </w:r>
+      <w:r>
+        <w:rPr>
+          <w:rFonts w:asciiTheme="minorHAnsi" w:eastAsia="Times New Roman" w:hAnsiTheme="minorHAnsi" w:cstheme="minorHAnsi"/>
+          <w:lang w:val="en-US"/>
+        </w:rPr>
+        <w:t>commonParent</w:t>
+      </w:r>
+      <w:r>
+        <w:rPr>
+          <w:rFonts w:asciiTheme="minorHAnsi" w:eastAsia="Times New Roman" w:hAnsiTheme="minorHAnsi" w:cstheme="minorHAnsi"/>
+        </w:rPr>
+        <w:t xml:space="preserve"> ?</w:t>
+      </w:r>
+      <w:r>
+        <w:rPr>
+          <w:rFonts w:asciiTheme="minorHAnsi" w:eastAsia="Times New Roman" w:hAnsiTheme="minorHAnsi" w:cstheme="minorHAnsi"/>
+          <w:lang w:val="en-US"/>
+        </w:rPr>
+        <w:t>parentLabel</w:t>
+      </w:r>
+    </w:p>
+    <w:p>
+      <w:pPr>
+        <w:ind w:left="360"/>
+        <w:rPr>
+          <w:rFonts w:asciiTheme="minorHAnsi" w:eastAsia="Times New Roman" w:hAnsiTheme="minorHAnsi" w:cstheme="minorHAnsi"/>
+          <w:lang w:val="en-US"/>
+        </w:rPr>
+      </w:pPr>
+      <w:r>
+        <w:rPr>
+          <w:rFonts w:asciiTheme="minorHAnsi" w:eastAsia="Times New Roman" w:hAnsiTheme="minorHAnsi" w:cstheme="minorHAnsi"/>
+          <w:lang w:val="en-US"/>
+        </w:rPr>
+        <w:t>WHERE</w:t>
+      </w:r>
+      <w:r>
+        <w:rPr>
+          <w:rFonts w:asciiTheme="minorHAnsi" w:eastAsia="Times New Roman" w:hAnsiTheme="minorHAnsi" w:cstheme="minorHAnsi"/>
+        </w:rPr>
+        <w:t xml:space="preserve"> {</w:t>
+      </w:r>
+    </w:p>
+    <w:p>
+      <w:pPr>
+        <w:ind w:left="360"/>
+        <w:rPr>
+          <w:rFonts w:asciiTheme="minorHAnsi" w:eastAsia="Times New Roman" w:hAnsiTheme="minorHAnsi" w:cstheme="minorHAnsi"/>
+        </w:rPr>
+      </w:pPr>
+      <w:r>
+        <w:rPr>
+          <w:rFonts w:asciiTheme="minorHAnsi" w:eastAsia="Times New Roman" w:hAnsiTheme="minorHAnsi" w:cstheme="minorHAnsi"/>
+        </w:rPr>
+        <w:t xml:space="preserve">  </w:t>
+      </w:r>
+      <w:r>
+        <w:rPr>
+          <w:rFonts w:asciiTheme="minorHAnsi" w:eastAsia="Times New Roman" w:hAnsiTheme="minorHAnsi" w:cstheme="minorHAnsi"/>
+          <w:lang w:val="en-US"/>
+        </w:rPr>
+        <w:t>{</w:t>
+      </w:r>
+    </w:p>
+    <w:p>
+      <w:pPr>
+        <w:ind w:left="360"/>
+        <w:rPr>
+          <w:rFonts w:asciiTheme="minorHAnsi" w:eastAsia="Times New Roman" w:hAnsiTheme="minorHAnsi" w:cstheme="minorHAnsi"/>
+          <w:lang w:val="en-US"/>
+        </w:rPr>
+      </w:pPr>
+      <w:r>
+        <w:rPr>
+          <w:rFonts w:asciiTheme="minorHAnsi" w:eastAsia="Times New Roman" w:hAnsiTheme="minorHAnsi" w:cstheme="minorHAnsi"/>
+          <w:lang w:val="en-US"/>
+        </w:rPr>
+        <w:t xml:space="preserve">    ?cobEntity rdfs:subClassOf* obo:COB_0000022 . </w:t>
+      </w:r>
+    </w:p>
+    <w:p>
+      <w:pPr>
+        <w:ind w:left="360"/>
+        <w:rPr>
+          <w:rFonts w:asciiTheme="minorHAnsi" w:eastAsia="Times New Roman" w:hAnsiTheme="minorHAnsi" w:cstheme="minorHAnsi"/>
+          <w:lang w:val="en-US"/>
+        </w:rPr>
+      </w:pPr>
+      <w:r>
+        <w:rPr>
+          <w:rFonts w:asciiTheme="minorHAnsi" w:eastAsia="Times New Roman" w:hAnsiTheme="minorHAnsi" w:cstheme="minorHAnsi"/>
+          <w:lang w:val="en-US"/>
+        </w:rPr>
+        <w:t xml:space="preserve">    BIND("COB organism" AS ?cobType)</w:t>
+      </w:r>
+    </w:p>
+    <w:p>
+      <w:pPr>
+        <w:ind w:left="360"/>
+        <w:rPr>
+          <w:rFonts w:asciiTheme="minorHAnsi" w:eastAsia="Times New Roman" w:hAnsiTheme="minorHAnsi" w:cstheme="minorHAnsi"/>
+          <w:lang w:val="en-US"/>
+        </w:rPr>
+      </w:pPr>
+      <w:r>
+        <w:rPr>
+          <w:rFonts w:asciiTheme="minorHAnsi" w:eastAsia="Times New Roman" w:hAnsiTheme="minorHAnsi" w:cstheme="minorHAnsi"/>
+          <w:lang w:val="en-US"/>
+        </w:rPr>
+        <w:t xml:space="preserve">  }</w:t>
+      </w:r>
+    </w:p>
+    <w:p>
+      <w:pPr>
+        <w:ind w:left="360"/>
+        <w:rPr>
+          <w:rFonts w:asciiTheme="minorHAnsi" w:eastAsia="Times New Roman" w:hAnsiTheme="minorHAnsi" w:cstheme="minorHAnsi"/>
+          <w:lang w:val="en-US"/>
+        </w:rPr>
+      </w:pPr>
+      <w:r>
+        <w:rPr>
+          <w:rFonts w:asciiTheme="minorHAnsi" w:eastAsia="Times New Roman" w:hAnsiTheme="minorHAnsi" w:cstheme="minorHAnsi"/>
+          <w:lang w:val="en-US"/>
+        </w:rPr>
+        <w:t xml:space="preserve">  UNION</w:t>
+      </w:r>
+    </w:p>
+    <w:p>
+      <w:pPr>
+        <w:ind w:left="360"/>
+        <w:rPr>
+          <w:rFonts w:asciiTheme="minorHAnsi" w:eastAsia="Times New Roman" w:hAnsiTheme="minorHAnsi" w:cstheme="minorHAnsi"/>
+          <w:lang w:val="en-US"/>
+        </w:rPr>
+      </w:pPr>
+      <w:r>
+        <w:rPr>
+          <w:rFonts w:asciiTheme="minorHAnsi" w:eastAsia="Times New Roman" w:hAnsiTheme="minorHAnsi" w:cstheme="minorHAnsi"/>
+          <w:lang w:val="en-US"/>
+        </w:rPr>
+        <w:t xml:space="preserve">  {</w:t>
+      </w:r>
+    </w:p>
+    <w:p>
+      <w:pPr>
+        <w:ind w:left="360"/>
+        <w:rPr>
+          <w:rFonts w:asciiTheme="minorHAnsi" w:eastAsia="Times New Roman" w:hAnsiTheme="minorHAnsi" w:cstheme="minorHAnsi"/>
+          <w:lang w:val="en-US"/>
+        </w:rPr>
+      </w:pPr>
+      <w:r>
+        <w:rPr>
+          <w:rFonts w:asciiTheme="minorHAnsi" w:eastAsia="Times New Roman" w:hAnsiTheme="minorHAnsi" w:cstheme="minorHAnsi"/>
+          <w:lang w:val="en-US"/>
+        </w:rPr>
+        <w:t xml:space="preserve">    ?cobEntity rdfs:subClassOf* obo:COB_0000011 .  </w:t>
+      </w:r>
+    </w:p>
+    <w:p>
+      <w:pPr>
+        <w:ind w:left="360"/>
+        <w:rPr>
+          <w:rFonts w:asciiTheme="minorHAnsi" w:eastAsia="Times New Roman" w:hAnsiTheme="minorHAnsi" w:cstheme="minorHAnsi"/>
+          <w:lang w:val="en-US"/>
+        </w:rPr>
+      </w:pPr>
+      <w:r>
+        <w:rPr>
+          <w:rFonts w:asciiTheme="minorHAnsi" w:eastAsia="Times New Roman" w:hAnsiTheme="minorHAnsi" w:cstheme="minorHAnsi"/>
+          <w:lang w:val="en-US"/>
+        </w:rPr>
+        <w:t xml:space="preserve">    BIND("COB atom" AS ?cobType)</w:t>
+      </w:r>
+    </w:p>
+    <w:p>
+      <w:pPr>
+        <w:ind w:left="360"/>
+        <w:rPr>
+          <w:rFonts w:asciiTheme="minorHAnsi" w:eastAsia="Times New Roman" w:hAnsiTheme="minorHAnsi" w:cstheme="minorHAnsi"/>
+          <w:lang w:val="en-US"/>
+        </w:rPr>
+      </w:pPr>
+      <w:r>
+        <w:rPr>
+          <w:rFonts w:asciiTheme="minorHAnsi" w:eastAsia="Times New Roman" w:hAnsiTheme="minorHAnsi" w:cstheme="minorHAnsi"/>
+          <w:lang w:val="en-US"/>
+        </w:rPr>
+        <w:t xml:space="preserve">  }</w:t>
+      </w:r>
+    </w:p>
+    <w:p>
+      <w:pPr>
+        <w:ind w:left="360"/>
+        <w:rPr>
+          <w:rFonts w:asciiTheme="minorHAnsi" w:eastAsia="Times New Roman" w:hAnsiTheme="minorHAnsi" w:cstheme="minorHAnsi"/>
+          <w:lang w:val="en-US"/>
+        </w:rPr>
+      </w:pPr>
+      <w:r>
+        <w:rPr>
+          <w:rFonts w:asciiTheme="minorHAnsi" w:eastAsia="Times New Roman" w:hAnsiTheme="minorHAnsi" w:cstheme="minorHAnsi"/>
+          <w:lang w:val="en-US"/>
+        </w:rPr>
+        <w:t xml:space="preserve">  UNION</w:t>
+      </w:r>
+    </w:p>
+    <w:p>
+      <w:pPr>
+        <w:ind w:left="360"/>
+        <w:rPr>
+          <w:rFonts w:asciiTheme="minorHAnsi" w:eastAsia="Times New Roman" w:hAnsiTheme="minorHAnsi" w:cstheme="minorHAnsi"/>
+          <w:lang w:val="en-US"/>
+        </w:rPr>
+      </w:pPr>
+      <w:r>
+        <w:rPr>
+          <w:rFonts w:asciiTheme="minorHAnsi" w:eastAsia="Times New Roman" w:hAnsiTheme="minorHAnsi" w:cstheme="minorHAnsi"/>
+          <w:lang w:val="en-US"/>
+        </w:rPr>
+        <w:t xml:space="preserve">  {</w:t>
+      </w:r>
+    </w:p>
+    <w:p>
+      <w:pPr>
+        <w:ind w:left="360"/>
+        <w:rPr>
+          <w:rFonts w:asciiTheme="minorHAnsi" w:eastAsia="Times New Roman" w:hAnsiTheme="minorHAnsi" w:cstheme="minorHAnsi"/>
+          <w:lang w:val="en-US"/>
+        </w:rPr>
+      </w:pPr>
+      <w:r>
+        <w:rPr>
+          <w:rFonts w:asciiTheme="minorHAnsi" w:eastAsia="Times New Roman" w:hAnsiTheme="minorHAnsi" w:cstheme="minorHAnsi"/>
+          <w:lang w:val="en-US"/>
+        </w:rPr>
+        <w:t xml:space="preserve">    ?cobEntity rdfs:subClassOf* obo:COB_0000013 . </w:t>
+      </w:r>
+    </w:p>
+    <w:p>
+      <w:pPr>
+        <w:ind w:left="360"/>
+        <w:rPr>
+          <w:rFonts w:asciiTheme="minorHAnsi" w:eastAsia="Times New Roman" w:hAnsiTheme="minorHAnsi" w:cstheme="minorHAnsi"/>
+          <w:lang w:val="en-US"/>
+        </w:rPr>
+      </w:pPr>
+      <w:r>
+        <w:rPr>
+          <w:rFonts w:asciiTheme="minorHAnsi" w:eastAsia="Times New Roman" w:hAnsiTheme="minorHAnsi" w:cstheme="minorHAnsi"/>
+          <w:lang w:val="en-US"/>
+        </w:rPr>
+        <w:t xml:space="preserve">    BIND("COB molecule" AS ?cobType)</w:t>
+      </w:r>
+    </w:p>
+    <w:p>
+      <w:pPr>
+        <w:ind w:left="360"/>
+        <w:rPr>
+          <w:rFonts w:asciiTheme="minorHAnsi" w:eastAsia="Times New Roman" w:hAnsiTheme="minorHAnsi" w:cstheme="minorHAnsi"/>
+        </w:rPr>
+      </w:pPr>
+      <w:r>
+        <w:rPr>
+          <w:rFonts w:asciiTheme="minorHAnsi" w:eastAsia="Times New Roman" w:hAnsiTheme="minorHAnsi" w:cstheme="minorHAnsi"/>
+          <w:lang w:val="en-US"/>
+        </w:rPr>
+        <w:t xml:space="preserve">  </w:t>
+      </w:r>
+      <w:r>
+        <w:rPr>
+          <w:rFonts w:asciiTheme="minorHAnsi" w:eastAsia="Times New Roman" w:hAnsiTheme="minorHAnsi" w:cstheme="minorHAnsi"/>
+        </w:rPr>
+        <w:t>}</w:t>
+      </w:r>
+    </w:p>
+    <w:p>
+      <w:pPr>
+        <w:ind w:left="360"/>
+        <w:rPr>
+          <w:rFonts w:asciiTheme="minorHAnsi" w:eastAsia="Times New Roman" w:hAnsiTheme="minorHAnsi" w:cstheme="minorHAnsi"/>
+        </w:rPr>
+      </w:pPr>
+      <w:r>
+        <w:rPr>
+          <w:rFonts w:asciiTheme="minorHAnsi" w:eastAsia="Times New Roman" w:hAnsiTheme="minorHAnsi" w:cstheme="minorHAnsi"/>
+        </w:rPr>
+        <w:t xml:space="preserve">  </w:t>
+      </w:r>
+    </w:p>
+    <w:p>
+      <w:pPr>
+        <w:ind w:left="360"/>
+        <w:rPr>
+          <w:rFonts w:asciiTheme="minorHAnsi" w:eastAsia="Times New Roman" w:hAnsiTheme="minorHAnsi" w:cstheme="minorHAnsi"/>
+        </w:rPr>
+      </w:pPr>
+      <w:r>
+        <w:rPr>
+          <w:rFonts w:asciiTheme="minorHAnsi" w:eastAsia="Times New Roman" w:hAnsiTheme="minorHAnsi" w:cstheme="minorHAnsi"/>
+        </w:rPr>
+        <w:t xml:space="preserve">  ?</w:t>
+      </w:r>
+      <w:r>
+        <w:rPr>
+          <w:rFonts w:asciiTheme="minorHAnsi" w:eastAsia="Times New Roman" w:hAnsiTheme="minorHAnsi" w:cstheme="minorHAnsi"/>
+          <w:lang w:val="en-US"/>
+        </w:rPr>
+        <w:t>cobEntity</w:t>
+      </w:r>
+      <w:r>
+        <w:rPr>
+          <w:rFonts w:asciiTheme="minorHAnsi" w:eastAsia="Times New Roman" w:hAnsiTheme="minorHAnsi" w:cstheme="minorHAnsi"/>
+        </w:rPr>
+        <w:t xml:space="preserve"> </w:t>
+      </w:r>
+      <w:r>
+        <w:rPr>
+          <w:rFonts w:asciiTheme="minorHAnsi" w:eastAsia="Times New Roman" w:hAnsiTheme="minorHAnsi" w:cstheme="minorHAnsi"/>
+          <w:lang w:val="en-US"/>
+        </w:rPr>
+        <w:t>rdfs</w:t>
+      </w:r>
+      <w:r>
+        <w:rPr>
+          <w:rFonts w:asciiTheme="minorHAnsi" w:eastAsia="Times New Roman" w:hAnsiTheme="minorHAnsi" w:cstheme="minorHAnsi"/>
+        </w:rPr>
+        <w:t>:</w:t>
+      </w:r>
+      <w:r>
+        <w:rPr>
+          <w:rFonts w:asciiTheme="minorHAnsi" w:eastAsia="Times New Roman" w:hAnsiTheme="minorHAnsi" w:cstheme="minorHAnsi"/>
+          <w:lang w:val="en-US"/>
+        </w:rPr>
+        <w:t>label</w:t>
+      </w:r>
+      <w:r>
+        <w:rPr>
+          <w:rFonts w:asciiTheme="minorHAnsi" w:eastAsia="Times New Roman" w:hAnsiTheme="minorHAnsi" w:cstheme="minorHAnsi"/>
+        </w:rPr>
+        <w:t xml:space="preserve"> ?</w:t>
+      </w:r>
+      <w:r>
+        <w:rPr>
+          <w:rFonts w:asciiTheme="minorHAnsi" w:eastAsia="Times New Roman" w:hAnsiTheme="minorHAnsi" w:cstheme="minorHAnsi"/>
+          <w:lang w:val="en-US"/>
+        </w:rPr>
+        <w:t>cobLabel</w:t>
+      </w:r>
+      <w:r>
+        <w:rPr>
+          <w:rFonts w:asciiTheme="minorHAnsi" w:eastAsia="Times New Roman" w:hAnsiTheme="minorHAnsi" w:cstheme="minorHAnsi"/>
+        </w:rPr>
+        <w:t xml:space="preserve"> .</w:t>
+      </w:r>
+    </w:p>
+    <w:p>
+      <w:pPr>
+        <w:ind w:left="360"/>
+        <w:rPr>
+          <w:rFonts w:asciiTheme="minorHAnsi" w:eastAsia="Times New Roman" w:hAnsiTheme="minorHAnsi" w:cstheme="minorHAnsi"/>
+        </w:rPr>
+      </w:pPr>
+      <w:r>
+        <w:rPr>
+          <w:rFonts w:asciiTheme="minorHAnsi" w:eastAsia="Times New Roman" w:hAnsiTheme="minorHAnsi" w:cstheme="minorHAnsi"/>
+        </w:rPr>
+        <w:t xml:space="preserve">  </w:t>
+      </w:r>
+    </w:p>
+    <w:p>
+      <w:pPr>
+        <w:ind w:firstLine="360"/>
+        <w:rPr>
+          <w:rFonts w:asciiTheme="minorHAnsi" w:eastAsia="Times New Roman" w:hAnsiTheme="minorHAnsi" w:cstheme="minorHAnsi"/>
+          <w:lang w:val="en-US"/>
+        </w:rPr>
+      </w:pPr>
+      <w:r>
+        <w:rPr>
+          <w:rFonts w:asciiTheme="minorHAnsi" w:eastAsia="Times New Roman" w:hAnsiTheme="minorHAnsi" w:cstheme="minorHAnsi"/>
+        </w:rPr>
+        <w:t xml:space="preserve">  </w:t>
+      </w:r>
+      <w:r>
+        <w:rPr>
+          <w:rFonts w:asciiTheme="minorHAnsi" w:eastAsia="Times New Roman" w:hAnsiTheme="minorHAnsi" w:cstheme="minorHAnsi"/>
+          <w:lang w:val="en-US"/>
+        </w:rPr>
+        <w:t>{</w:t>
+      </w:r>
+    </w:p>
+    <w:p>
+      <w:pPr>
+        <w:ind w:left="360"/>
+        <w:rPr>
+          <w:rFonts w:asciiTheme="minorHAnsi" w:eastAsia="Times New Roman" w:hAnsiTheme="minorHAnsi" w:cstheme="minorHAnsi"/>
+          <w:lang w:val="en-US"/>
+        </w:rPr>
+      </w:pPr>
+      <w:r>
+        <w:rPr>
+          <w:rFonts w:asciiTheme="minorHAnsi" w:eastAsia="Times New Roman" w:hAnsiTheme="minorHAnsi" w:cstheme="minorHAnsi"/>
+          <w:lang w:val="en-US"/>
+        </w:rPr>
+        <w:t xml:space="preserve">    ?ogmsEntity rdfs:subClassOf* obo:OGMS_0000087 .  </w:t>
+      </w:r>
+    </w:p>
+    <w:p>
+      <w:pPr>
+        <w:ind w:left="360"/>
+        <w:rPr>
+          <w:rFonts w:asciiTheme="minorHAnsi" w:eastAsia="Times New Roman" w:hAnsiTheme="minorHAnsi" w:cstheme="minorHAnsi"/>
+          <w:lang w:val="en-US"/>
+        </w:rPr>
+      </w:pPr>
+      <w:r>
+        <w:rPr>
+          <w:rFonts w:asciiTheme="minorHAnsi" w:eastAsia="Times New Roman" w:hAnsiTheme="minorHAnsi" w:cstheme="minorHAnsi"/>
+          <w:lang w:val="en-US"/>
+        </w:rPr>
+        <w:t xml:space="preserve">    BIND("OGMS extended organism" AS ?ogmsType)</w:t>
+      </w:r>
+    </w:p>
+    <w:p>
+      <w:pPr>
+        <w:ind w:left="360"/>
+        <w:rPr>
+          <w:rFonts w:asciiTheme="minorHAnsi" w:eastAsia="Times New Roman" w:hAnsiTheme="minorHAnsi" w:cstheme="minorHAnsi"/>
+          <w:lang w:val="en-US"/>
+        </w:rPr>
+      </w:pPr>
+      <w:r>
+        <w:rPr>
+          <w:rFonts w:asciiTheme="minorHAnsi" w:eastAsia="Times New Roman" w:hAnsiTheme="minorHAnsi" w:cstheme="minorHAnsi"/>
+          <w:lang w:val="en-US"/>
+        </w:rPr>
+        <w:t xml:space="preserve">  }</w:t>
+      </w:r>
+    </w:p>
+    <w:p>
+      <w:pPr>
+        <w:ind w:left="360"/>
+        <w:rPr>
+          <w:rFonts w:asciiTheme="minorHAnsi" w:eastAsia="Times New Roman" w:hAnsiTheme="minorHAnsi" w:cstheme="minorHAnsi"/>
+          <w:lang w:val="en-US"/>
+        </w:rPr>
+      </w:pPr>
+      <w:r>
+        <w:rPr>
+          <w:rFonts w:asciiTheme="minorHAnsi" w:eastAsia="Times New Roman" w:hAnsiTheme="minorHAnsi" w:cstheme="minorHAnsi"/>
+          <w:lang w:val="en-US"/>
+        </w:rPr>
+        <w:t xml:space="preserve">  UNION</w:t>
+      </w:r>
+    </w:p>
+    <w:p>
+      <w:pPr>
+        <w:ind w:left="360"/>
+        <w:rPr>
+          <w:rFonts w:asciiTheme="minorHAnsi" w:eastAsia="Times New Roman" w:hAnsiTheme="minorHAnsi" w:cstheme="minorHAnsi"/>
+          <w:lang w:val="en-US"/>
+        </w:rPr>
+      </w:pPr>
+      <w:r>
+        <w:rPr>
+          <w:rFonts w:asciiTheme="minorHAnsi" w:eastAsia="Times New Roman" w:hAnsiTheme="minorHAnsi" w:cstheme="minorHAnsi"/>
+          <w:lang w:val="en-US"/>
+        </w:rPr>
+        <w:t xml:space="preserve">  {</w:t>
+      </w:r>
+    </w:p>
+    <w:p>
+      <w:pPr>
+        <w:ind w:left="360"/>
+        <w:rPr>
+          <w:rFonts w:asciiTheme="minorHAnsi" w:eastAsia="Times New Roman" w:hAnsiTheme="minorHAnsi" w:cstheme="minorHAnsi"/>
+          <w:lang w:val="en-US"/>
+        </w:rPr>
+      </w:pPr>
+      <w:r>
+        <w:rPr>
+          <w:rFonts w:asciiTheme="minorHAnsi" w:eastAsia="Times New Roman" w:hAnsiTheme="minorHAnsi" w:cstheme="minorHAnsi"/>
+          <w:lang w:val="en-US"/>
+        </w:rPr>
+        <w:t xml:space="preserve">    ?ogmsEntity rdfs:subClassOf* obo:OGMS_0000045 .  </w:t>
+      </w:r>
+    </w:p>
+    <w:p>
+      <w:pPr>
+        <w:ind w:left="360"/>
+        <w:rPr>
+          <w:rFonts w:asciiTheme="minorHAnsi" w:eastAsia="Times New Roman" w:hAnsiTheme="minorHAnsi" w:cstheme="minorHAnsi"/>
+          <w:lang w:val="en-US"/>
+        </w:rPr>
+      </w:pPr>
+      <w:r>
+        <w:rPr>
+          <w:rFonts w:asciiTheme="minorHAnsi" w:eastAsia="Times New Roman" w:hAnsiTheme="minorHAnsi" w:cstheme="minorHAnsi"/>
+          <w:lang w:val="en-US"/>
+        </w:rPr>
+        <w:t xml:space="preserve">    BIND("OGMS disorder" AS ?ogmsType)</w:t>
+      </w:r>
+    </w:p>
+    <w:p>
+      <w:pPr>
+        <w:ind w:left="360"/>
+        <w:rPr>
+          <w:rFonts w:asciiTheme="minorHAnsi" w:eastAsia="Times New Roman" w:hAnsiTheme="minorHAnsi" w:cstheme="minorHAnsi"/>
+          <w:lang w:val="en-US"/>
+        </w:rPr>
+      </w:pPr>
+      <w:r>
+        <w:rPr>
+          <w:rFonts w:asciiTheme="minorHAnsi" w:eastAsia="Times New Roman" w:hAnsiTheme="minorHAnsi" w:cstheme="minorHAnsi"/>
+          <w:lang w:val="en-US"/>
+        </w:rPr>
+        <w:t xml:space="preserve">  }</w:t>
+      </w:r>
+    </w:p>
+    <w:p>
+      <w:pPr>
+        <w:ind w:left="360"/>
+        <w:rPr>
+          <w:rFonts w:asciiTheme="minorHAnsi" w:eastAsia="Times New Roman" w:hAnsiTheme="minorHAnsi" w:cstheme="minorHAnsi"/>
+          <w:lang w:val="en-US"/>
+        </w:rPr>
+      </w:pPr>
+      <w:r>
+        <w:rPr>
+          <w:rFonts w:asciiTheme="minorHAnsi" w:eastAsia="Times New Roman" w:hAnsiTheme="minorHAnsi" w:cstheme="minorHAnsi"/>
+          <w:lang w:val="en-US"/>
+        </w:rPr>
+        <w:t xml:space="preserve">  </w:t>
+      </w:r>
+    </w:p>
+    <w:p>
+      <w:pPr>
+        <w:ind w:left="360"/>
+        <w:rPr>
+          <w:rFonts w:asciiTheme="minorHAnsi" w:eastAsia="Times New Roman" w:hAnsiTheme="minorHAnsi" w:cstheme="minorHAnsi"/>
+          <w:lang w:val="en-US"/>
+        </w:rPr>
+      </w:pPr>
+      <w:r>
+        <w:rPr>
+          <w:rFonts w:asciiTheme="minorHAnsi" w:eastAsia="Times New Roman" w:hAnsiTheme="minorHAnsi" w:cstheme="minorHAnsi"/>
+          <w:lang w:val="en-US"/>
+        </w:rPr>
+        <w:t xml:space="preserve">  ?ogmsEntity rdfs:label ?ogmsLabel .</w:t>
+      </w:r>
+    </w:p>
+    <w:p>
+      <w:pPr>
+        <w:ind w:left="360"/>
+        <w:rPr>
+          <w:rFonts w:asciiTheme="minorHAnsi" w:eastAsia="Times New Roman" w:hAnsiTheme="minorHAnsi" w:cstheme="minorHAnsi"/>
+          <w:lang w:val="en-US"/>
+        </w:rPr>
+      </w:pPr>
+      <w:r>
+        <w:rPr>
+          <w:rFonts w:asciiTheme="minorHAnsi" w:eastAsia="Times New Roman" w:hAnsiTheme="minorHAnsi" w:cstheme="minorHAnsi"/>
+          <w:lang w:val="en-US"/>
+        </w:rPr>
+        <w:t xml:space="preserve">  </w:t>
+      </w:r>
+    </w:p>
+    <w:p>
+      <w:pPr>
+        <w:ind w:left="360"/>
+        <w:rPr>
+          <w:rFonts w:asciiTheme="minorHAnsi" w:eastAsia="Times New Roman" w:hAnsiTheme="minorHAnsi" w:cstheme="minorHAnsi"/>
+          <w:lang w:val="en-US"/>
+        </w:rPr>
+      </w:pPr>
+      <w:r>
+        <w:rPr>
+          <w:rFonts w:asciiTheme="minorHAnsi" w:eastAsia="Times New Roman" w:hAnsiTheme="minorHAnsi" w:cstheme="minorHAnsi"/>
+        </w:rPr>
+        <w:lastRenderedPageBreak/>
+        <w:t xml:space="preserve">  </w:t>
+      </w:r>
+      <w:r>
+        <w:rPr>
+          <w:rFonts w:asciiTheme="minorHAnsi" w:eastAsia="Times New Roman" w:hAnsiTheme="minorHAnsi" w:cstheme="minorHAnsi"/>
+          <w:lang w:val="en-US"/>
+        </w:rPr>
+        <w:t>OPTIONAL {</w:t>
+      </w:r>
+    </w:p>
+    <w:p>
+      <w:pPr>
+        <w:ind w:left="360"/>
+        <w:rPr>
+          <w:rFonts w:asciiTheme="minorHAnsi" w:eastAsia="Times New Roman" w:hAnsiTheme="minorHAnsi" w:cstheme="minorHAnsi"/>
+          <w:lang w:val="en-US"/>
+        </w:rPr>
+      </w:pPr>
+      <w:r>
+        <w:rPr>
+          <w:rFonts w:asciiTheme="minorHAnsi" w:eastAsia="Times New Roman" w:hAnsiTheme="minorHAnsi" w:cstheme="minorHAnsi"/>
+          <w:lang w:val="en-US"/>
+        </w:rPr>
+        <w:t xml:space="preserve">    ?cobEntity rdfs:subClassOf* obo:BFO_0000040 .  </w:t>
+      </w:r>
+    </w:p>
+    <w:p>
+      <w:pPr>
+        <w:ind w:left="360"/>
+        <w:rPr>
+          <w:rFonts w:asciiTheme="minorHAnsi" w:eastAsia="Times New Roman" w:hAnsiTheme="minorHAnsi" w:cstheme="minorHAnsi"/>
+          <w:lang w:val="en-US"/>
+        </w:rPr>
+      </w:pPr>
+      <w:r>
+        <w:rPr>
+          <w:rFonts w:asciiTheme="minorHAnsi" w:eastAsia="Times New Roman" w:hAnsiTheme="minorHAnsi" w:cstheme="minorHAnsi"/>
+          <w:lang w:val="en-US"/>
+        </w:rPr>
+        <w:t xml:space="preserve">    ?ogmsEntity rdfs:subClassOf* obo:BFO_0000040 .</w:t>
+      </w:r>
+    </w:p>
+    <w:p>
+      <w:pPr>
+        <w:ind w:left="360"/>
+        <w:rPr>
+          <w:rFonts w:asciiTheme="minorHAnsi" w:eastAsia="Times New Roman" w:hAnsiTheme="minorHAnsi" w:cstheme="minorHAnsi"/>
+          <w:lang w:val="en-US"/>
+        </w:rPr>
+      </w:pPr>
+      <w:r>
+        <w:rPr>
+          <w:rFonts w:asciiTheme="minorHAnsi" w:eastAsia="Times New Roman" w:hAnsiTheme="minorHAnsi" w:cstheme="minorHAnsi"/>
+          <w:lang w:val="en-US"/>
+        </w:rPr>
+        <w:t xml:space="preserve">    BIND(obo:BFO_0000040 AS ?commonParent)</w:t>
+      </w:r>
+    </w:p>
+    <w:p>
+      <w:pPr>
+        <w:ind w:left="360"/>
+        <w:rPr>
+          <w:rFonts w:asciiTheme="minorHAnsi" w:eastAsia="Times New Roman" w:hAnsiTheme="minorHAnsi" w:cstheme="minorHAnsi"/>
+          <w:lang w:val="en-US"/>
+        </w:rPr>
+      </w:pPr>
+      <w:r>
+        <w:rPr>
+          <w:rFonts w:asciiTheme="minorHAnsi" w:eastAsia="Times New Roman" w:hAnsiTheme="minorHAnsi" w:cstheme="minorHAnsi"/>
+          <w:lang w:val="en-US"/>
+        </w:rPr>
+        <w:t xml:space="preserve">    ?commonParent rdfs:label ?parentLabel .</w:t>
+      </w:r>
+    </w:p>
+    <w:p>
+      <w:pPr>
+        <w:ind w:left="360"/>
+        <w:rPr>
+          <w:rFonts w:asciiTheme="minorHAnsi" w:eastAsia="Times New Roman" w:hAnsiTheme="minorHAnsi" w:cstheme="minorHAnsi"/>
+          <w:lang w:val="en-US"/>
+        </w:rPr>
+      </w:pPr>
+      <w:r>
+        <w:rPr>
+          <w:rFonts w:asciiTheme="minorHAnsi" w:eastAsia="Times New Roman" w:hAnsiTheme="minorHAnsi" w:cstheme="minorHAnsi"/>
+          <w:lang w:val="en-US"/>
+        </w:rPr>
+        <w:t xml:space="preserve">  }</w:t>
+      </w:r>
+    </w:p>
+    <w:p>
+      <w:pPr>
+        <w:ind w:left="360"/>
+        <w:rPr>
+          <w:rFonts w:asciiTheme="minorHAnsi" w:eastAsia="Times New Roman" w:hAnsiTheme="minorHAnsi" w:cstheme="minorHAnsi"/>
+          <w:lang w:val="en-US"/>
+        </w:rPr>
+      </w:pPr>
+      <w:r>
+        <w:rPr>
+          <w:rFonts w:asciiTheme="minorHAnsi" w:eastAsia="Times New Roman" w:hAnsiTheme="minorHAnsi" w:cstheme="minorHAnsi"/>
+          <w:lang w:val="en-US"/>
+        </w:rPr>
+        <w:t>}</w:t>
+      </w:r>
+    </w:p>
+    <w:p>
+      <w:pPr>
+        <w:ind w:left="360"/>
+        <w:rPr>
+          <w:rFonts w:asciiTheme="minorHAnsi" w:eastAsia="Times New Roman" w:hAnsiTheme="minorHAnsi" w:cstheme="minorHAnsi"/>
+          <w:lang w:val="en-US"/>
+        </w:rPr>
+      </w:pPr>
+      <w:r>
+        <w:rPr>
+          <w:rFonts w:asciiTheme="minorHAnsi" w:eastAsia="Times New Roman" w:hAnsiTheme="minorHAnsi" w:cstheme="minorHAnsi"/>
+          <w:lang w:val="en-US"/>
+        </w:rPr>
+        <w:t>ORDER BY ?cobType ?ogmsType</w:t>
+      </w:r>
+    </w:p>
+    <w:p>
+      <w:pPr>
+        <w:ind w:left="360"/>
+        <w:rPr>
+          <w:rFonts w:asciiTheme="minorHAnsi" w:eastAsia="Times New Roman" w:hAnsiTheme="minorHAnsi" w:cstheme="minorHAnsi"/>
+          <w:lang w:val="en-US"/>
+        </w:rPr>
+      </w:pPr>
+      <w:r>
+        <w:rPr>
+          <w:rFonts w:asciiTheme="minorHAnsi" w:eastAsia="Times New Roman" w:hAnsiTheme="minorHAnsi" w:cstheme="minorHAnsi"/>
+          <w:lang w:val="en-US"/>
+        </w:rPr>
+        <w:t>LIMIT 50</w:t>
+      </w:r>
+    </w:p>
+    <w:p>
+      <w:pPr>
+        <w:ind w:left="360"/>
+        <w:rPr>
+          <w:rFonts w:asciiTheme="minorHAnsi" w:eastAsia="Times New Roman" w:hAnsiTheme="minorHAnsi" w:cstheme="minorHAnsi"/>
+          <w:b/>
+          <w:bCs/>
+          <w:lang w:val="en-US"/>
+        </w:rPr>
+      </w:pPr>
+      <w:r>
+        <w:rPr>
+          <w:rFonts w:asciiTheme="minorHAnsi" w:eastAsia="Times New Roman" w:hAnsiTheme="minorHAnsi" w:cstheme="minorHAnsi"/>
+          <w:b/>
+          <w:bCs/>
+          <w:lang w:val="en-US"/>
+        </w:rPr>
+        <w:t>```</w:t>
+      </w:r>
+    </w:p>
+    <w:p>
+      <w:pPr>
+        <w:ind w:left="360"/>
+        <w:rPr>
+          <w:rFonts w:asciiTheme="minorHAnsi" w:eastAsia="Times New Roman" w:hAnsiTheme="minorHAnsi" w:cstheme="minorHAnsi"/>
+          <w:lang w:val="en-US"/>
+        </w:rPr>
+      </w:pPr>
+      <w:r>
+        <w:rPr>
+          <w:rFonts w:asciiTheme="minorHAnsi" w:eastAsia="Times New Roman" w:hAnsiTheme="minorHAnsi" w:cstheme="minorHAnsi"/>
+          <w:lang w:val="en-US"/>
         </w:rPr>
         <w:drawing>
-          <wp:inline distT="0" distB="0" distL="0" distR="0" wp14:anchorId="28043457" wp14:editId="7840A4A4">
-            <wp:extent cx="4884420" cy="7109460"/>
-            <wp:effectExtent l="0" t="0" r="0" b="0"/>
-            <wp:docPr id="909894861" name="Рисунок 1"/>
+          <wp:inline distT="0" distB="0" distL="0" distR="0" wp14:anchorId="4933DABD" wp14:editId="56290DE7">
+            <wp:extent cx="5940425" cy="2482850"/>
+            <wp:effectExtent l="0" t="0" r="3175" b="0"/>
+            <wp:docPr id="1560518033" name="Рисунок 1"/>
             <wp:cNvGraphicFramePr>
               <a:graphicFrameLocks xmlns:a="http://schemas.openxmlformats.org/drawingml/2006/main" noChangeAspect="1"/>
             </wp:cNvGraphicFramePr>
@@ -1540,103 +2554,11 @@
               <a:graphicData uri="http://schemas.openxmlformats.org/drawingml/2006/picture">
                 <pic:pic xmlns:pic="http://schemas.openxmlformats.org/drawingml/2006/picture">
                   <pic:nvPicPr>
-                    <pic:cNvPr id="0" name="Picture 1"/>
-                    <pic:cNvPicPr>
-                      <a:picLocks noChangeAspect="1" noChangeArrowheads="1"/>
-                    </pic:cNvPicPr>
-                  </pic:nvPicPr>
-                  <pic:blipFill>
-                    <a:blip r:embed="rId13">
-                      <a:extLst>
-                        <a:ext uri="{28A0092B-C50C-407E-A947-70E740481C1C}">
-                          <a14:useLocalDpi xmlns:a14="http://schemas.microsoft.com/office/drawing/2010/main" val="0"/>
-                        </a:ext>
-                      </a:extLst>
-                    </a:blip>
-                    <a:srcRect/>
-                    <a:stretch>
-                      <a:fillRect/>
-                    </a:stretch>
-                  </pic:blipFill>
-                  <pic:spPr bwMode="auto">
-                    <a:xfrm>
-                      <a:off x="0" y="0"/>
-                      <a:ext cx="4884420" cy="7109460"/>
-                    </a:xfrm>
-                    <a:prstGeom prst="rect">
-                      <a:avLst/>
-                    </a:prstGeom>
-                    <a:noFill/>
-                    <a:ln>
-                      <a:noFill/>
-                    </a:ln>
-                  </pic:spPr>
-                </pic:pic>
-              </a:graphicData>
-            </a:graphic>
-          </wp:inline>
-        </w:drawing>
-      </w:r>
-    </w:p>
-    <w:p>
-      <w:pPr>
-        <w:jc w:val="center"/>
-        <w:rPr>
-          <w:rFonts w:asciiTheme="minorHAnsi" w:eastAsia="Times New Roman" w:hAnsiTheme="minorHAnsi" w:cstheme="minorHAnsi"/>
-        </w:rPr>
-      </w:pPr>
-      <w:r>
-        <w:rPr>
-          <w:rFonts w:asciiTheme="minorHAnsi" w:eastAsia="Times New Roman" w:hAnsiTheme="minorHAnsi" w:cstheme="minorHAnsi"/>
-          <w:sz w:val="28"/>
-          <w:szCs w:val="28"/>
-        </w:rPr>
-        <w:lastRenderedPageBreak/>
-        <w:t xml:space="preserve">классы, которые одновременно болезнь </w:t>
-      </w:r>
-      <w:r>
-        <w:rPr>
-          <w:rFonts w:asciiTheme="minorHAnsi" w:eastAsia="Times New Roman" w:hAnsiTheme="minorHAnsi" w:cstheme="minorHAnsi"/>
-          <w:sz w:val="28"/>
-          <w:szCs w:val="28"/>
-        </w:rPr>
-        <w:t>и</w:t>
-      </w:r>
-      <w:r>
-        <w:rPr>
-          <w:rFonts w:asciiTheme="minorHAnsi" w:eastAsia="Times New Roman" w:hAnsiTheme="minorHAnsi" w:cstheme="minorHAnsi"/>
-          <w:sz w:val="28"/>
-          <w:szCs w:val="28"/>
-        </w:rPr>
-        <w:t xml:space="preserve"> диспозиция</w:t>
-      </w:r>
-      <w:r>
-        <w:rPr>
-          <w:rFonts w:asciiTheme="minorHAnsi" w:eastAsia="Times New Roman" w:hAnsiTheme="minorHAnsi" w:cstheme="minorHAnsi"/>
-        </w:rPr>
-        <w:drawing>
-          <wp:inline distT="0" distB="0" distL="0" distR="0" wp14:anchorId="4DC43F99" wp14:editId="07C55A2A">
-            <wp:extent cx="2857500" cy="6964680"/>
-            <wp:effectExtent l="0" t="0" r="0" b="7620"/>
-            <wp:docPr id="2036744093" name="Рисунок 1"/>
-            <wp:cNvGraphicFramePr>
-              <a:graphicFrameLocks xmlns:a="http://schemas.openxmlformats.org/drawingml/2006/main" noChangeAspect="1"/>
-            </wp:cNvGraphicFramePr>
-            <a:graphic xmlns:a="http://schemas.openxmlformats.org/drawingml/2006/main">
-              <a:graphicData uri="http://schemas.openxmlformats.org/drawingml/2006/picture">
-                <pic:pic xmlns:pic="http://schemas.openxmlformats.org/drawingml/2006/picture">
-                  <pic:nvPicPr>
-                    <pic:cNvPr id="2036744093" name=""/>
+                    <pic:cNvPr id="1560518033" name=""/>
                     <pic:cNvPicPr/>
                   </pic:nvPicPr>
                   <pic:blipFill>
-                    <a:blip r:embed="rId14">
-                      <a:extLst>
-                        <a:ext uri="{28A0092B-C50C-407E-A947-70E740481C1C}">
-                          <a14:useLocalDpi xmlns:a14="http://schemas.microsoft.com/office/drawing/2010/main" val="0"/>
-                        </a:ext>
-                      </a:extLst>
-                    </a:blip>
+                    <a:blip r:embed="rId13"/>
                     <a:stretch>
                       <a:fillRect/>
                     </a:stretch>
@@ -1644,7 +2566,7 @@
                   <pic:spPr>
                     <a:xfrm>
                       <a:off x="0" y="0"/>
-                      <a:ext cx="2857500" cy="6964680"/>
+                      <a:ext cx="5940425" cy="2482850"/>
                     </a:xfrm>
                     <a:prstGeom prst="rect">
                       <a:avLst/>
@@ -1656,101 +2578,6 @@
           </wp:inline>
         </w:drawing>
       </w:r>
-      <w:r>
-        <w:rPr>
-          <w:rFonts w:asciiTheme="minorHAnsi" w:eastAsia="Times New Roman" w:hAnsiTheme="minorHAnsi" w:cstheme="minorHAnsi"/>
-        </w:rPr>
-        <w:br w:type="textWrapping" w:clear="all"/>
-      </w:r>
-    </w:p>
-    <w:p>
-      <w:pPr>
-        <w:rPr>
-          <w:rFonts w:asciiTheme="minorHAnsi" w:eastAsia="Times New Roman" w:hAnsiTheme="minorHAnsi" w:cstheme="minorHAnsi"/>
-        </w:rPr>
-      </w:pPr>
-    </w:p>
-    <w:p>
-      <w:pPr>
-        <w:rPr>
-          <w:rFonts w:asciiTheme="minorHAnsi" w:eastAsia="Times New Roman" w:hAnsiTheme="minorHAnsi" w:cstheme="minorHAnsi"/>
-        </w:rPr>
-      </w:pPr>
-    </w:p>
-    <w:p>
-      <w:pPr>
-        <w:rPr>
-          <w:rFonts w:asciiTheme="minorHAnsi" w:eastAsia="Times New Roman" w:hAnsiTheme="minorHAnsi" w:cstheme="minorHAnsi"/>
-        </w:rPr>
-      </w:pPr>
-    </w:p>
-    <w:p>
-      <w:pPr>
-        <w:rPr>
-          <w:rFonts w:asciiTheme="minorHAnsi" w:eastAsia="Times New Roman" w:hAnsiTheme="minorHAnsi" w:cstheme="minorHAnsi"/>
-        </w:rPr>
-      </w:pPr>
-    </w:p>
-    <w:p>
-      <w:pPr>
-        <w:rPr>
-          <w:rFonts w:asciiTheme="minorHAnsi" w:eastAsia="Times New Roman" w:hAnsiTheme="minorHAnsi" w:cstheme="minorHAnsi"/>
-        </w:rPr>
-      </w:pPr>
-    </w:p>
-    <w:p>
-      <w:pPr>
-        <w:rPr>
-          <w:rFonts w:asciiTheme="minorHAnsi" w:eastAsia="Times New Roman" w:hAnsiTheme="minorHAnsi" w:cstheme="minorHAnsi"/>
-        </w:rPr>
-      </w:pPr>
-    </w:p>
-    <w:p>
-      <w:pPr>
-        <w:rPr>
-          <w:rFonts w:asciiTheme="minorHAnsi" w:eastAsia="Times New Roman" w:hAnsiTheme="minorHAnsi" w:cstheme="minorHAnsi"/>
-        </w:rPr>
-      </w:pPr>
-    </w:p>
-    <w:p>
-      <w:pPr>
-        <w:rPr>
-          <w:rFonts w:asciiTheme="minorHAnsi" w:eastAsia="Times New Roman" w:hAnsiTheme="minorHAnsi" w:cstheme="minorHAnsi"/>
-        </w:rPr>
-      </w:pPr>
-    </w:p>
-    <w:p>
-      <w:pPr>
-        <w:rPr>
-          <w:rFonts w:asciiTheme="minorHAnsi" w:eastAsia="Times New Roman" w:hAnsiTheme="minorHAnsi" w:cstheme="minorHAnsi"/>
-        </w:rPr>
-      </w:pPr>
-    </w:p>
-    <w:p>
-      <w:pPr>
-        <w:rPr>
-          <w:rFonts w:asciiTheme="minorHAnsi" w:eastAsia="Times New Roman" w:hAnsiTheme="minorHAnsi" w:cstheme="minorHAnsi"/>
-          <w:sz w:val="28"/>
-          <w:szCs w:val="28"/>
-        </w:rPr>
-      </w:pPr>
-    </w:p>
-    <w:p>
-      <w:pPr>
-        <w:rPr>
-          <w:rFonts w:asciiTheme="minorHAnsi" w:eastAsia="Times New Roman" w:hAnsiTheme="minorHAnsi" w:cstheme="minorHAnsi"/>
-          <w:sz w:val="28"/>
-          <w:szCs w:val="28"/>
-        </w:rPr>
-      </w:pPr>
-      <w:r>
-        <w:rPr>
-          <w:rFonts w:asciiTheme="minorHAnsi" w:eastAsia="Times New Roman" w:hAnsiTheme="minorHAnsi" w:cstheme="minorHAnsi"/>
-          <w:sz w:val="28"/>
-          <w:szCs w:val="28"/>
-        </w:rPr>
-        <w:t>организмы, которые НЕ являются клеточными (вирусы?)</w:t>
-      </w:r>
     </w:p>
     <w:p>
       <w:pPr>
@@ -1759,15 +2586,1232 @@
           <w:rFonts w:asciiTheme="minorHAnsi" w:eastAsia="Times New Roman" w:hAnsiTheme="minorHAnsi" w:cstheme="minorHAnsi"/>
         </w:rPr>
       </w:pPr>
-      <w:r>
-        <w:rPr>
-          <w:rFonts w:asciiTheme="minorHAnsi" w:eastAsia="Times New Roman" w:hAnsiTheme="minorHAnsi" w:cstheme="minorHAnsi"/>
-        </w:rPr>
+    </w:p>
+    <w:p>
+      <w:pPr>
+        <w:rPr>
+          <w:rFonts w:asciiTheme="minorHAnsi" w:eastAsia="Times New Roman" w:hAnsiTheme="minorHAnsi" w:cstheme="minorHAnsi"/>
+          <w:lang w:val="en-US"/>
+        </w:rPr>
+      </w:pPr>
+    </w:p>
+    <w:p>
+      <w:pPr>
+        <w:rPr>
+          <w:rFonts w:asciiTheme="minorHAnsi" w:eastAsia="Times New Roman" w:hAnsiTheme="minorHAnsi" w:cstheme="minorHAnsi"/>
+          <w:lang w:val="en-US"/>
+        </w:rPr>
+      </w:pPr>
+    </w:p>
+    <w:p>
+      <w:pPr>
+        <w:rPr>
+          <w:rFonts w:asciiTheme="minorHAnsi" w:eastAsia="Times New Roman" w:hAnsiTheme="minorHAnsi" w:cstheme="minorHAnsi"/>
+          <w:lang w:val="en-US"/>
+        </w:rPr>
+      </w:pPr>
+    </w:p>
+    <w:p>
+      <w:pPr>
+        <w:rPr>
+          <w:rFonts w:asciiTheme="minorHAnsi" w:eastAsia="Times New Roman" w:hAnsiTheme="minorHAnsi" w:cstheme="minorHAnsi"/>
+          <w:lang w:val="en-US"/>
+        </w:rPr>
+      </w:pPr>
+    </w:p>
+    <w:p>
+      <w:pPr>
+        <w:rPr>
+          <w:rFonts w:asciiTheme="minorHAnsi" w:eastAsia="Times New Roman" w:hAnsiTheme="minorHAnsi" w:cstheme="minorHAnsi"/>
+          <w:lang w:val="en-US"/>
+        </w:rPr>
+      </w:pPr>
+    </w:p>
+    <w:p>
+      <w:pPr>
+        <w:rPr>
+          <w:rFonts w:asciiTheme="minorHAnsi" w:eastAsia="Times New Roman" w:hAnsiTheme="minorHAnsi" w:cstheme="minorHAnsi"/>
+          <w:lang w:val="en-US"/>
+        </w:rPr>
+      </w:pPr>
+    </w:p>
+    <w:p>
+      <w:pPr>
+        <w:rPr>
+          <w:rFonts w:asciiTheme="minorHAnsi" w:eastAsia="Times New Roman" w:hAnsiTheme="minorHAnsi" w:cstheme="minorHAnsi"/>
+          <w:lang w:val="en-US"/>
+        </w:rPr>
+      </w:pPr>
+    </w:p>
+    <w:p>
+      <w:pPr>
+        <w:rPr>
+          <w:rFonts w:asciiTheme="minorHAnsi" w:eastAsia="Times New Roman" w:hAnsiTheme="minorHAnsi" w:cstheme="minorHAnsi"/>
+          <w:lang w:val="en-US"/>
+        </w:rPr>
+      </w:pPr>
+    </w:p>
+    <w:p>
+      <w:pPr>
+        <w:rPr>
+          <w:rFonts w:asciiTheme="minorHAnsi" w:eastAsia="Times New Roman" w:hAnsiTheme="minorHAnsi" w:cstheme="minorHAnsi"/>
+          <w:lang w:val="en-US"/>
+        </w:rPr>
+      </w:pPr>
+    </w:p>
+    <w:p>
+      <w:pPr>
+        <w:rPr>
+          <w:rFonts w:asciiTheme="minorHAnsi" w:eastAsia="Times New Roman" w:hAnsiTheme="minorHAnsi" w:cstheme="minorHAnsi"/>
+          <w:lang w:val="en-US"/>
+        </w:rPr>
+      </w:pPr>
+    </w:p>
+    <w:p>
+      <w:pPr>
+        <w:rPr>
+          <w:rFonts w:asciiTheme="minorHAnsi" w:eastAsia="Times New Roman" w:hAnsiTheme="minorHAnsi" w:cstheme="minorHAnsi"/>
+          <w:lang w:val="en-US"/>
+        </w:rPr>
+      </w:pPr>
+    </w:p>
+    <w:p>
+      <w:pPr>
+        <w:rPr>
+          <w:rFonts w:asciiTheme="minorHAnsi" w:eastAsia="Times New Roman" w:hAnsiTheme="minorHAnsi" w:cstheme="minorHAnsi"/>
+          <w:lang w:val="en-US"/>
+        </w:rPr>
+      </w:pPr>
+    </w:p>
+    <w:p>
+      <w:pPr>
+        <w:rPr>
+          <w:rFonts w:asciiTheme="minorHAnsi" w:eastAsia="Times New Roman" w:hAnsiTheme="minorHAnsi" w:cstheme="minorHAnsi"/>
+          <w:lang w:val="en-US"/>
+        </w:rPr>
+      </w:pPr>
+    </w:p>
+    <w:p>
+      <w:pPr>
+        <w:rPr>
+          <w:rFonts w:asciiTheme="minorHAnsi" w:eastAsia="Times New Roman" w:hAnsiTheme="minorHAnsi" w:cstheme="minorHAnsi"/>
+          <w:lang w:val="en-US"/>
+        </w:rPr>
+      </w:pPr>
+    </w:p>
+    <w:p>
+      <w:pPr>
+        <w:rPr>
+          <w:rFonts w:asciiTheme="minorHAnsi" w:eastAsia="Times New Roman" w:hAnsiTheme="minorHAnsi" w:cstheme="minorHAnsi"/>
+          <w:lang w:val="en-US"/>
+        </w:rPr>
+      </w:pPr>
+    </w:p>
+    <w:p>
+      <w:pPr>
+        <w:rPr>
+          <w:rFonts w:asciiTheme="minorHAnsi" w:eastAsia="Times New Roman" w:hAnsiTheme="minorHAnsi" w:cstheme="minorHAnsi"/>
+          <w:lang w:val="en-US"/>
+        </w:rPr>
+      </w:pPr>
+    </w:p>
+    <w:p>
+      <w:pPr>
+        <w:rPr>
+          <w:rFonts w:asciiTheme="minorHAnsi" w:eastAsia="Times New Roman" w:hAnsiTheme="minorHAnsi" w:cstheme="minorHAnsi"/>
+          <w:lang w:val="en-US"/>
+        </w:rPr>
+      </w:pPr>
+    </w:p>
+    <w:p>
+      <w:pPr>
+        <w:jc w:val="center"/>
+        <w:rPr>
+          <w:rFonts w:asciiTheme="minorHAnsi" w:eastAsia="Times New Roman" w:hAnsiTheme="minorHAnsi" w:cstheme="minorHAnsi"/>
+        </w:rPr>
+      </w:pPr>
+    </w:p>
+    <w:p>
+      <w:pPr>
+        <w:jc w:val="center"/>
+        <w:rPr>
+          <w:rFonts w:asciiTheme="minorHAnsi" w:eastAsia="Times New Roman" w:hAnsiTheme="minorHAnsi" w:cstheme="minorHAnsi"/>
+        </w:rPr>
+      </w:pPr>
+    </w:p>
+    <w:p>
+      <w:pPr>
+        <w:jc w:val="center"/>
+        <w:rPr>
+          <w:rFonts w:asciiTheme="minorHAnsi" w:eastAsia="Times New Roman" w:hAnsiTheme="minorHAnsi" w:cstheme="minorHAnsi"/>
+        </w:rPr>
+      </w:pPr>
+    </w:p>
+    <w:p>
+      <w:pPr>
+        <w:jc w:val="center"/>
+        <w:rPr>
+          <w:rFonts w:asciiTheme="minorHAnsi" w:eastAsia="Times New Roman" w:hAnsiTheme="minorHAnsi" w:cstheme="minorHAnsi"/>
+          <w:b/>
+          <w:bCs/>
+          <w:sz w:val="36"/>
+          <w:szCs w:val="36"/>
+        </w:rPr>
+      </w:pPr>
+      <w:r>
+        <w:rPr>
+          <w:rFonts w:asciiTheme="minorHAnsi" w:eastAsia="Times New Roman" w:hAnsiTheme="minorHAnsi" w:cstheme="minorHAnsi"/>
+          <w:b/>
+          <w:bCs/>
+          <w:sz w:val="36"/>
+          <w:szCs w:val="36"/>
+        </w:rPr>
+        <w:lastRenderedPageBreak/>
+        <w:t>Запрос 2</w:t>
+      </w:r>
+    </w:p>
+    <w:p>
+      <w:pPr>
+        <w:numPr>
+          <w:ilvl w:val="0"/>
+          <w:numId w:val="5"/>
+        </w:numPr>
+        <w:rPr>
+          <w:rFonts w:asciiTheme="minorHAnsi" w:eastAsia="Times New Roman" w:hAnsiTheme="minorHAnsi" w:cstheme="minorHAnsi"/>
+          <w:lang w:val="ru-BY"/>
+        </w:rPr>
+      </w:pPr>
+      <w:r>
+        <w:rPr>
+          <w:rFonts w:asciiTheme="minorHAnsi" w:eastAsia="Times New Roman" w:hAnsiTheme="minorHAnsi" w:cstheme="minorHAnsi"/>
+          <w:b/>
+          <w:bCs/>
+          <w:lang w:val="ru-BY"/>
+        </w:rPr>
+        <w:t>Сбор данных из COB</w:t>
+      </w:r>
+      <w:r>
+        <w:rPr>
+          <w:rFonts w:asciiTheme="minorHAnsi" w:eastAsia="Times New Roman" w:hAnsiTheme="minorHAnsi" w:cstheme="minorHAnsi"/>
+          <w:lang w:val="ru-BY"/>
+        </w:rPr>
+        <w:t>: Запрос идет в ветку COB и собирает все, что является «плановым процессом» (planned process). Каждому такому объекту он ставит метку: ?cobProcessType.</w:t>
+      </w:r>
+    </w:p>
+    <w:p>
+      <w:pPr>
+        <w:numPr>
+          <w:ilvl w:val="0"/>
+          <w:numId w:val="5"/>
+        </w:numPr>
+        <w:rPr>
+          <w:rFonts w:asciiTheme="minorHAnsi" w:eastAsia="Times New Roman" w:hAnsiTheme="minorHAnsi" w:cstheme="minorHAnsi"/>
+          <w:lang w:val="ru-BY"/>
+        </w:rPr>
+      </w:pPr>
+      <w:r>
+        <w:rPr>
+          <w:rFonts w:asciiTheme="minorHAnsi" w:eastAsia="Times New Roman" w:hAnsiTheme="minorHAnsi" w:cstheme="minorHAnsi"/>
+          <w:b/>
+          <w:bCs/>
+          <w:lang w:val="ru-BY"/>
+        </w:rPr>
+        <w:t>Сбор данных из OGMS</w:t>
+      </w:r>
+      <w:r>
+        <w:rPr>
+          <w:rFonts w:asciiTheme="minorHAnsi" w:eastAsia="Times New Roman" w:hAnsiTheme="minorHAnsi" w:cstheme="minorHAnsi"/>
+          <w:lang w:val="ru-BY"/>
+        </w:rPr>
+        <w:t>: Параллельно запрос идет в ветку OGMS и вытаскивает «процессы здравоохранения», «лечение» и «диагностику». Им он ставит метку: ?ogmsProcessType.</w:t>
+      </w:r>
+    </w:p>
+    <w:p>
+      <w:pPr>
+        <w:numPr>
+          <w:ilvl w:val="0"/>
+          <w:numId w:val="5"/>
+        </w:numPr>
+        <w:rPr>
+          <w:rFonts w:asciiTheme="minorHAnsi" w:eastAsia="Times New Roman" w:hAnsiTheme="minorHAnsi" w:cstheme="minorHAnsi"/>
+          <w:lang w:val="ru-BY"/>
+        </w:rPr>
+      </w:pPr>
+      <w:r>
+        <w:rPr>
+          <w:rFonts w:asciiTheme="minorHAnsi" w:eastAsia="Times New Roman" w:hAnsiTheme="minorHAnsi" w:cstheme="minorHAnsi"/>
+          <w:b/>
+          <w:bCs/>
+          <w:lang w:val="ru-BY"/>
+        </w:rPr>
+        <w:t>Сопоставление (Перемножение)</w:t>
+      </w:r>
+      <w:r>
+        <w:rPr>
+          <w:rFonts w:asciiTheme="minorHAnsi" w:eastAsia="Times New Roman" w:hAnsiTheme="minorHAnsi" w:cstheme="minorHAnsi"/>
+          <w:lang w:val="ru-BY"/>
+        </w:rPr>
+        <w:t>: Поскольку в твоем коде нет условия, что процесс А должен быть как-то связан с процессом Б (например, «лечение» является «плановым процессом»), SPARQL просто берет </w:t>
+      </w:r>
+      <w:r>
+        <w:rPr>
+          <w:rFonts w:asciiTheme="minorHAnsi" w:eastAsia="Times New Roman" w:hAnsiTheme="minorHAnsi" w:cstheme="minorHAnsi"/>
+          <w:b/>
+          <w:bCs/>
+          <w:lang w:val="ru-BY"/>
+        </w:rPr>
+        <w:t>каждый</w:t>
+      </w:r>
+      <w:r>
+        <w:rPr>
+          <w:rFonts w:asciiTheme="minorHAnsi" w:eastAsia="Times New Roman" w:hAnsiTheme="minorHAnsi" w:cstheme="minorHAnsi"/>
+          <w:lang w:val="ru-BY"/>
+        </w:rPr>
+        <w:t> найденный элемент из левой части (COB) и ставит его в пару с </w:t>
+      </w:r>
+      <w:r>
+        <w:rPr>
+          <w:rFonts w:asciiTheme="minorHAnsi" w:eastAsia="Times New Roman" w:hAnsiTheme="minorHAnsi" w:cstheme="minorHAnsi"/>
+          <w:b/>
+          <w:bCs/>
+          <w:lang w:val="ru-BY"/>
+        </w:rPr>
+        <w:t>каждым</w:t>
+      </w:r>
+      <w:r>
+        <w:rPr>
+          <w:rFonts w:asciiTheme="minorHAnsi" w:eastAsia="Times New Roman" w:hAnsiTheme="minorHAnsi" w:cstheme="minorHAnsi"/>
+          <w:lang w:val="ru-BY"/>
+        </w:rPr>
+        <w:t> элементом из правой части (OGMS).</w:t>
+      </w:r>
+    </w:p>
+    <w:p>
+      <w:pPr>
+        <w:numPr>
+          <w:ilvl w:val="0"/>
+          <w:numId w:val="5"/>
+        </w:numPr>
+        <w:rPr>
+          <w:rFonts w:asciiTheme="minorHAnsi" w:eastAsia="Times New Roman" w:hAnsiTheme="minorHAnsi" w:cstheme="minorHAnsi"/>
+          <w:lang w:val="ru-BY"/>
+        </w:rPr>
+      </w:pPr>
+      <w:r>
+        <w:rPr>
+          <w:rFonts w:asciiTheme="minorHAnsi" w:eastAsia="Times New Roman" w:hAnsiTheme="minorHAnsi" w:cstheme="minorHAnsi"/>
+          <w:b/>
+          <w:bCs/>
+          <w:lang w:val="ru-BY"/>
+        </w:rPr>
+        <w:t>Проверка корней (BFO)</w:t>
+      </w:r>
+      <w:r>
+        <w:rPr>
+          <w:rFonts w:asciiTheme="minorHAnsi" w:eastAsia="Times New Roman" w:hAnsiTheme="minorHAnsi" w:cstheme="minorHAnsi"/>
+          <w:lang w:val="ru-BY"/>
+        </w:rPr>
+        <w:t>: Блок OPTIONAL проверяет: «А правда ли эти два разных процесса имеют общего предка в базовой онтологии BFO (класс Process)?». Если да — в колонке ?bfoParent появится ID этого предка.</w:t>
+      </w:r>
+    </w:p>
+    <w:p>
+      <w:pPr>
+        <w:rPr>
+          <w:rFonts w:asciiTheme="minorHAnsi" w:eastAsia="Times New Roman" w:hAnsiTheme="minorHAnsi" w:cstheme="minorHAnsi"/>
+          <w:lang w:val="en-US"/>
+        </w:rPr>
+      </w:pPr>
+    </w:p>
+    <w:p>
+      <w:pPr>
+        <w:rPr>
+          <w:rFonts w:asciiTheme="minorHAnsi" w:eastAsia="Times New Roman" w:hAnsiTheme="minorHAnsi" w:cstheme="minorHAnsi"/>
+          <w:lang w:val="en-US"/>
+        </w:rPr>
+      </w:pPr>
+      <w:r>
+        <w:rPr>
+          <w:rFonts w:asciiTheme="minorHAnsi" w:eastAsia="Times New Roman" w:hAnsiTheme="minorHAnsi" w:cstheme="minorHAnsi"/>
+          <w:lang w:val="en-US"/>
+        </w:rPr>
+        <w:t>```</w:t>
+      </w:r>
+    </w:p>
+    <w:p>
+      <w:pPr>
+        <w:rPr>
+          <w:rFonts w:asciiTheme="minorHAnsi" w:eastAsia="Times New Roman" w:hAnsiTheme="minorHAnsi" w:cstheme="minorHAnsi"/>
+          <w:lang w:val="en-US"/>
+        </w:rPr>
+      </w:pPr>
+      <w:r>
+        <w:rPr>
+          <w:rFonts w:asciiTheme="minorHAnsi" w:eastAsia="Times New Roman" w:hAnsiTheme="minorHAnsi" w:cstheme="minorHAnsi"/>
+          <w:lang w:val="en-US"/>
+        </w:rPr>
+        <w:t>PREFIX rdf: &lt;http://www.w3.org/1999/02/22-rdf-syntax-ns#&gt;</w:t>
+      </w:r>
+    </w:p>
+    <w:p>
+      <w:pPr>
+        <w:rPr>
+          <w:rFonts w:asciiTheme="minorHAnsi" w:eastAsia="Times New Roman" w:hAnsiTheme="minorHAnsi" w:cstheme="minorHAnsi"/>
+          <w:lang w:val="en-US"/>
+        </w:rPr>
+      </w:pPr>
+      <w:r>
+        <w:rPr>
+          <w:rFonts w:asciiTheme="minorHAnsi" w:eastAsia="Times New Roman" w:hAnsiTheme="minorHAnsi" w:cstheme="minorHAnsi"/>
+          <w:lang w:val="en-US"/>
+        </w:rPr>
+        <w:t>PREFIX rdfs: &lt;http://www.w3.org/2000/01/rdf-schema#&gt;</w:t>
+      </w:r>
+    </w:p>
+    <w:p>
+      <w:pPr>
+        <w:rPr>
+          <w:rFonts w:asciiTheme="minorHAnsi" w:eastAsia="Times New Roman" w:hAnsiTheme="minorHAnsi" w:cstheme="minorHAnsi"/>
+          <w:lang w:val="en-US"/>
+        </w:rPr>
+      </w:pPr>
+      <w:r>
+        <w:rPr>
+          <w:rFonts w:asciiTheme="minorHAnsi" w:eastAsia="Times New Roman" w:hAnsiTheme="minorHAnsi" w:cstheme="minorHAnsi"/>
+          <w:lang w:val="en-US"/>
+        </w:rPr>
+        <w:t>PREFIX obo: &lt;http://purl.obolibrary.org/obo/&gt;</w:t>
+      </w:r>
+    </w:p>
+    <w:p>
+      <w:pPr>
+        <w:rPr>
+          <w:rFonts w:asciiTheme="minorHAnsi" w:eastAsia="Times New Roman" w:hAnsiTheme="minorHAnsi" w:cstheme="minorHAnsi"/>
+          <w:lang w:val="en-US"/>
+        </w:rPr>
+      </w:pPr>
+      <w:r>
+        <w:rPr>
+          <w:rFonts w:asciiTheme="minorHAnsi" w:eastAsia="Times New Roman" w:hAnsiTheme="minorHAnsi" w:cstheme="minorHAnsi"/>
+          <w:lang w:val="en-US"/>
+        </w:rPr>
+        <w:t>PREFIX owl: &lt;http://www.w3.org/2002/07/owl#&gt;</w:t>
+      </w:r>
+    </w:p>
+    <w:p>
+      <w:pPr>
+        <w:rPr>
+          <w:rFonts w:asciiTheme="minorHAnsi" w:eastAsia="Times New Roman" w:hAnsiTheme="minorHAnsi" w:cstheme="minorHAnsi"/>
+          <w:lang w:val="en-US"/>
+        </w:rPr>
+      </w:pPr>
+    </w:p>
+    <w:p>
+      <w:pPr>
+        <w:rPr>
+          <w:rFonts w:asciiTheme="minorHAnsi" w:eastAsia="Times New Roman" w:hAnsiTheme="minorHAnsi" w:cstheme="minorHAnsi"/>
+          <w:lang w:val="en-US"/>
+        </w:rPr>
+      </w:pPr>
+      <w:r>
+        <w:rPr>
+          <w:rFonts w:asciiTheme="minorHAnsi" w:eastAsia="Times New Roman" w:hAnsiTheme="minorHAnsi" w:cstheme="minorHAnsi"/>
+          <w:lang w:val="en-US"/>
+        </w:rPr>
+        <w:t xml:space="preserve">SELECT DISTINCT </w:t>
+      </w:r>
+    </w:p>
+    <w:p>
+      <w:pPr>
+        <w:rPr>
+          <w:rFonts w:asciiTheme="minorHAnsi" w:eastAsia="Times New Roman" w:hAnsiTheme="minorHAnsi" w:cstheme="minorHAnsi"/>
+          <w:lang w:val="en-US"/>
+        </w:rPr>
+      </w:pPr>
+      <w:r>
+        <w:rPr>
+          <w:rFonts w:asciiTheme="minorHAnsi" w:eastAsia="Times New Roman" w:hAnsiTheme="minorHAnsi" w:cstheme="minorHAnsi"/>
+          <w:lang w:val="en-US"/>
+        </w:rPr>
+        <w:t xml:space="preserve">  ?cobProcess ?cobLabel ?cobProcessType</w:t>
+      </w:r>
+    </w:p>
+    <w:p>
+      <w:pPr>
+        <w:rPr>
+          <w:rFonts w:asciiTheme="minorHAnsi" w:eastAsia="Times New Roman" w:hAnsiTheme="minorHAnsi" w:cstheme="minorHAnsi"/>
+          <w:lang w:val="en-US"/>
+        </w:rPr>
+      </w:pPr>
+      <w:r>
+        <w:rPr>
+          <w:rFonts w:asciiTheme="minorHAnsi" w:eastAsia="Times New Roman" w:hAnsiTheme="minorHAnsi" w:cstheme="minorHAnsi"/>
+          <w:lang w:val="en-US"/>
+        </w:rPr>
+        <w:t xml:space="preserve">  ?ogmsProcess ?ogmsLabel ?ogmsProcessType</w:t>
+      </w:r>
+    </w:p>
+    <w:p>
+      <w:pPr>
+        <w:rPr>
+          <w:rFonts w:asciiTheme="minorHAnsi" w:eastAsia="Times New Roman" w:hAnsiTheme="minorHAnsi" w:cstheme="minorHAnsi"/>
+        </w:rPr>
+      </w:pPr>
+      <w:r>
+        <w:rPr>
+          <w:rFonts w:asciiTheme="minorHAnsi" w:eastAsia="Times New Roman" w:hAnsiTheme="minorHAnsi" w:cstheme="minorHAnsi"/>
+          <w:lang w:val="en-US"/>
+        </w:rPr>
+        <w:t xml:space="preserve">  </w:t>
+      </w:r>
+      <w:r>
+        <w:rPr>
+          <w:rFonts w:asciiTheme="minorHAnsi" w:eastAsia="Times New Roman" w:hAnsiTheme="minorHAnsi" w:cstheme="minorHAnsi"/>
+        </w:rPr>
+        <w:t>?bfoParent ?bfoLabel</w:t>
+      </w:r>
+    </w:p>
+    <w:p>
+      <w:pPr>
+        <w:rPr>
+          <w:rFonts w:asciiTheme="minorHAnsi" w:eastAsia="Times New Roman" w:hAnsiTheme="minorHAnsi" w:cstheme="minorHAnsi"/>
+        </w:rPr>
+      </w:pPr>
+      <w:r>
+        <w:rPr>
+          <w:rFonts w:asciiTheme="minorHAnsi" w:eastAsia="Times New Roman" w:hAnsiTheme="minorHAnsi" w:cstheme="minorHAnsi"/>
+        </w:rPr>
+        <w:t xml:space="preserve">WHERE {  </w:t>
+      </w:r>
+      <w:r>
+        <w:rPr>
+          <w:rFonts w:asciiTheme="minorHAnsi" w:eastAsia="Times New Roman" w:hAnsiTheme="minorHAnsi" w:cstheme="minorHAnsi"/>
+          <w:lang w:val="en-US"/>
+        </w:rPr>
+        <w:t>{</w:t>
+      </w:r>
+    </w:p>
+    <w:p>
+      <w:pPr>
+        <w:rPr>
+          <w:rFonts w:asciiTheme="minorHAnsi" w:eastAsia="Times New Roman" w:hAnsiTheme="minorHAnsi" w:cstheme="minorHAnsi"/>
+          <w:lang w:val="en-US"/>
+        </w:rPr>
+      </w:pPr>
+      <w:r>
+        <w:rPr>
+          <w:rFonts w:asciiTheme="minorHAnsi" w:eastAsia="Times New Roman" w:hAnsiTheme="minorHAnsi" w:cstheme="minorHAnsi"/>
+          <w:lang w:val="en-US"/>
+        </w:rPr>
+        <w:t xml:space="preserve">    ?cobProcess rdfs:subClassOf* obo:COB_0000082 .  </w:t>
+      </w:r>
+    </w:p>
+    <w:p>
+      <w:pPr>
+        <w:rPr>
+          <w:rFonts w:asciiTheme="minorHAnsi" w:eastAsia="Times New Roman" w:hAnsiTheme="minorHAnsi" w:cstheme="minorHAnsi"/>
+          <w:lang w:val="en-US"/>
+        </w:rPr>
+      </w:pPr>
+      <w:r>
+        <w:rPr>
+          <w:rFonts w:asciiTheme="minorHAnsi" w:eastAsia="Times New Roman" w:hAnsiTheme="minorHAnsi" w:cstheme="minorHAnsi"/>
+          <w:lang w:val="en-US"/>
+        </w:rPr>
+        <w:t xml:space="preserve">    BIND("COB planned process" AS ?cobProcessType)</w:t>
+      </w:r>
+    </w:p>
+    <w:p>
+      <w:pPr>
+        <w:rPr>
+          <w:rFonts w:asciiTheme="minorHAnsi" w:eastAsia="Times New Roman" w:hAnsiTheme="minorHAnsi" w:cstheme="minorHAnsi"/>
+          <w:lang w:val="en-US"/>
+        </w:rPr>
+      </w:pPr>
+      <w:r>
+        <w:rPr>
+          <w:rFonts w:asciiTheme="minorHAnsi" w:eastAsia="Times New Roman" w:hAnsiTheme="minorHAnsi" w:cstheme="minorHAnsi"/>
+          <w:lang w:val="en-US"/>
+        </w:rPr>
+        <w:t xml:space="preserve">  }</w:t>
+      </w:r>
+    </w:p>
+    <w:p>
+      <w:pPr>
+        <w:rPr>
+          <w:rFonts w:asciiTheme="minorHAnsi" w:eastAsia="Times New Roman" w:hAnsiTheme="minorHAnsi" w:cstheme="minorHAnsi"/>
+          <w:lang w:val="en-US"/>
+        </w:rPr>
+      </w:pPr>
+      <w:r>
+        <w:rPr>
+          <w:rFonts w:asciiTheme="minorHAnsi" w:eastAsia="Times New Roman" w:hAnsiTheme="minorHAnsi" w:cstheme="minorHAnsi"/>
+          <w:lang w:val="en-US"/>
+        </w:rPr>
+        <w:t xml:space="preserve">  UNION</w:t>
+      </w:r>
+    </w:p>
+    <w:p>
+      <w:pPr>
+        <w:rPr>
+          <w:rFonts w:asciiTheme="minorHAnsi" w:eastAsia="Times New Roman" w:hAnsiTheme="minorHAnsi" w:cstheme="minorHAnsi"/>
+          <w:lang w:val="en-US"/>
+        </w:rPr>
+      </w:pPr>
+      <w:r>
+        <w:rPr>
+          <w:rFonts w:asciiTheme="minorHAnsi" w:eastAsia="Times New Roman" w:hAnsiTheme="minorHAnsi" w:cstheme="minorHAnsi"/>
+          <w:lang w:val="en-US"/>
+        </w:rPr>
+        <w:t xml:space="preserve">  {</w:t>
+      </w:r>
+    </w:p>
+    <w:p>
+      <w:pPr>
+        <w:rPr>
+          <w:rFonts w:asciiTheme="minorHAnsi" w:eastAsia="Times New Roman" w:hAnsiTheme="minorHAnsi" w:cstheme="minorHAnsi"/>
+          <w:lang w:val="en-US"/>
+        </w:rPr>
+      </w:pPr>
+      <w:r>
+        <w:rPr>
+          <w:rFonts w:asciiTheme="minorHAnsi" w:eastAsia="Times New Roman" w:hAnsiTheme="minorHAnsi" w:cstheme="minorHAnsi"/>
+          <w:lang w:val="en-US"/>
+        </w:rPr>
+        <w:t xml:space="preserve">    ?cobProcess rdfs:subClassOf* obo:COB_0000035 .  </w:t>
+      </w:r>
+    </w:p>
+    <w:p>
+      <w:pPr>
+        <w:rPr>
+          <w:rFonts w:asciiTheme="minorHAnsi" w:eastAsia="Times New Roman" w:hAnsiTheme="minorHAnsi" w:cstheme="minorHAnsi"/>
+          <w:lang w:val="en-US"/>
+        </w:rPr>
+      </w:pPr>
+      <w:r>
+        <w:rPr>
+          <w:rFonts w:asciiTheme="minorHAnsi" w:eastAsia="Times New Roman" w:hAnsiTheme="minorHAnsi" w:cstheme="minorHAnsi"/>
+          <w:lang w:val="en-US"/>
+        </w:rPr>
+        <w:t xml:space="preserve">    BIND("COB executed planned process" AS ?cobProcessType)</w:t>
+      </w:r>
+    </w:p>
+    <w:p>
+      <w:pPr>
+        <w:rPr>
+          <w:rFonts w:asciiTheme="minorHAnsi" w:eastAsia="Times New Roman" w:hAnsiTheme="minorHAnsi" w:cstheme="minorHAnsi"/>
+          <w:lang w:val="en-US"/>
+        </w:rPr>
+      </w:pPr>
+      <w:r>
+        <w:rPr>
+          <w:rFonts w:asciiTheme="minorHAnsi" w:eastAsia="Times New Roman" w:hAnsiTheme="minorHAnsi" w:cstheme="minorHAnsi"/>
+          <w:lang w:val="en-US"/>
+        </w:rPr>
+        <w:t xml:space="preserve">  }</w:t>
+      </w:r>
+    </w:p>
+    <w:p>
+      <w:pPr>
+        <w:rPr>
+          <w:rFonts w:asciiTheme="minorHAnsi" w:eastAsia="Times New Roman" w:hAnsiTheme="minorHAnsi" w:cstheme="minorHAnsi"/>
+          <w:lang w:val="en-US"/>
+        </w:rPr>
+      </w:pPr>
+      <w:r>
+        <w:rPr>
+          <w:rFonts w:asciiTheme="minorHAnsi" w:eastAsia="Times New Roman" w:hAnsiTheme="minorHAnsi" w:cstheme="minorHAnsi"/>
+          <w:lang w:val="en-US"/>
+        </w:rPr>
+        <w:t xml:space="preserve">  UNION</w:t>
+      </w:r>
+    </w:p>
+    <w:p>
+      <w:pPr>
+        <w:rPr>
+          <w:rFonts w:asciiTheme="minorHAnsi" w:eastAsia="Times New Roman" w:hAnsiTheme="minorHAnsi" w:cstheme="minorHAnsi"/>
+          <w:lang w:val="en-US"/>
+        </w:rPr>
+      </w:pPr>
+      <w:r>
+        <w:rPr>
+          <w:rFonts w:asciiTheme="minorHAnsi" w:eastAsia="Times New Roman" w:hAnsiTheme="minorHAnsi" w:cstheme="minorHAnsi"/>
+          <w:lang w:val="en-US"/>
+        </w:rPr>
+        <w:t xml:space="preserve">  {</w:t>
+      </w:r>
+    </w:p>
+    <w:p>
+      <w:pPr>
+        <w:rPr>
+          <w:rFonts w:asciiTheme="minorHAnsi" w:eastAsia="Times New Roman" w:hAnsiTheme="minorHAnsi" w:cstheme="minorHAnsi"/>
+          <w:lang w:val="en-US"/>
+        </w:rPr>
+      </w:pPr>
+      <w:r>
+        <w:rPr>
+          <w:rFonts w:asciiTheme="minorHAnsi" w:eastAsia="Times New Roman" w:hAnsiTheme="minorHAnsi" w:cstheme="minorHAnsi"/>
+          <w:lang w:val="en-US"/>
+        </w:rPr>
+        <w:t xml:space="preserve">    ?cobProcess rdfs:subClassOf* obo:COB_0000110 .</w:t>
+      </w:r>
+    </w:p>
+    <w:p>
+      <w:pPr>
+        <w:rPr>
+          <w:rFonts w:asciiTheme="minorHAnsi" w:eastAsia="Times New Roman" w:hAnsiTheme="minorHAnsi" w:cstheme="minorHAnsi"/>
+          <w:lang w:val="en-US"/>
+        </w:rPr>
+      </w:pPr>
+      <w:r>
+        <w:rPr>
+          <w:rFonts w:asciiTheme="minorHAnsi" w:eastAsia="Times New Roman" w:hAnsiTheme="minorHAnsi" w:cstheme="minorHAnsi"/>
+          <w:lang w:val="en-US"/>
+        </w:rPr>
+        <w:t xml:space="preserve">    BIND("COB material processing" AS ?cobProcessType)</w:t>
+      </w:r>
+    </w:p>
+    <w:p>
+      <w:pPr>
+        <w:rPr>
+          <w:rFonts w:asciiTheme="minorHAnsi" w:eastAsia="Times New Roman" w:hAnsiTheme="minorHAnsi" w:cstheme="minorHAnsi"/>
+          <w:lang w:val="en-US"/>
+        </w:rPr>
+      </w:pPr>
+      <w:r>
+        <w:rPr>
+          <w:rFonts w:asciiTheme="minorHAnsi" w:eastAsia="Times New Roman" w:hAnsiTheme="minorHAnsi" w:cstheme="minorHAnsi"/>
+          <w:lang w:val="en-US"/>
+        </w:rPr>
+        <w:t xml:space="preserve">  }</w:t>
+      </w:r>
+    </w:p>
+    <w:p>
+      <w:pPr>
+        <w:rPr>
+          <w:rFonts w:asciiTheme="minorHAnsi" w:eastAsia="Times New Roman" w:hAnsiTheme="minorHAnsi" w:cstheme="minorHAnsi"/>
+          <w:lang w:val="en-US"/>
+        </w:rPr>
+      </w:pPr>
+      <w:r>
+        <w:rPr>
+          <w:rFonts w:asciiTheme="minorHAnsi" w:eastAsia="Times New Roman" w:hAnsiTheme="minorHAnsi" w:cstheme="minorHAnsi"/>
+          <w:lang w:val="en-US"/>
+        </w:rPr>
+        <w:t xml:space="preserve">  </w:t>
+      </w:r>
+    </w:p>
+    <w:p>
+      <w:pPr>
+        <w:rPr>
+          <w:rFonts w:asciiTheme="minorHAnsi" w:eastAsia="Times New Roman" w:hAnsiTheme="minorHAnsi" w:cstheme="minorHAnsi"/>
+          <w:lang w:val="en-US"/>
+        </w:rPr>
+      </w:pPr>
+      <w:r>
+        <w:rPr>
+          <w:rFonts w:asciiTheme="minorHAnsi" w:eastAsia="Times New Roman" w:hAnsiTheme="minorHAnsi" w:cstheme="minorHAnsi"/>
+          <w:lang w:val="en-US"/>
+        </w:rPr>
+        <w:t xml:space="preserve">  ?cobProcess rdfs:label ?cobLabel .</w:t>
+      </w:r>
+    </w:p>
+    <w:p>
+      <w:pPr>
+        <w:rPr>
+          <w:rFonts w:asciiTheme="minorHAnsi" w:eastAsia="Times New Roman" w:hAnsiTheme="minorHAnsi" w:cstheme="minorHAnsi"/>
+          <w:lang w:val="en-US"/>
+        </w:rPr>
+      </w:pPr>
+      <w:r>
+        <w:rPr>
+          <w:rFonts w:asciiTheme="minorHAnsi" w:eastAsia="Times New Roman" w:hAnsiTheme="minorHAnsi" w:cstheme="minorHAnsi"/>
+          <w:lang w:val="en-US"/>
+        </w:rPr>
+        <w:lastRenderedPageBreak/>
+        <w:t xml:space="preserve">  {</w:t>
+      </w:r>
+    </w:p>
+    <w:p>
+      <w:pPr>
+        <w:rPr>
+          <w:rFonts w:asciiTheme="minorHAnsi" w:eastAsia="Times New Roman" w:hAnsiTheme="minorHAnsi" w:cstheme="minorHAnsi"/>
+          <w:lang w:val="en-US"/>
+        </w:rPr>
+      </w:pPr>
+      <w:r>
+        <w:rPr>
+          <w:rFonts w:asciiTheme="minorHAnsi" w:eastAsia="Times New Roman" w:hAnsiTheme="minorHAnsi" w:cstheme="minorHAnsi"/>
+          <w:lang w:val="en-US"/>
+        </w:rPr>
+        <w:t xml:space="preserve">    ?ogmsProcess rdfs:subClassOf* obo:OGMS_0000096 .  </w:t>
+      </w:r>
+    </w:p>
+    <w:p>
+      <w:pPr>
+        <w:rPr>
+          <w:rFonts w:asciiTheme="minorHAnsi" w:eastAsia="Times New Roman" w:hAnsiTheme="minorHAnsi" w:cstheme="minorHAnsi"/>
+          <w:lang w:val="en-US"/>
+        </w:rPr>
+      </w:pPr>
+      <w:r>
+        <w:rPr>
+          <w:rFonts w:asciiTheme="minorHAnsi" w:eastAsia="Times New Roman" w:hAnsiTheme="minorHAnsi" w:cstheme="minorHAnsi"/>
+          <w:lang w:val="en-US"/>
+        </w:rPr>
+        <w:t xml:space="preserve">    BIND("OGMS health care process" AS ?ogmsProcessType)</w:t>
+      </w:r>
+    </w:p>
+    <w:p>
+      <w:pPr>
+        <w:rPr>
+          <w:rFonts w:asciiTheme="minorHAnsi" w:eastAsia="Times New Roman" w:hAnsiTheme="minorHAnsi" w:cstheme="minorHAnsi"/>
+          <w:lang w:val="en-US"/>
+        </w:rPr>
+      </w:pPr>
+      <w:r>
+        <w:rPr>
+          <w:rFonts w:asciiTheme="minorHAnsi" w:eastAsia="Times New Roman" w:hAnsiTheme="minorHAnsi" w:cstheme="minorHAnsi"/>
+          <w:lang w:val="en-US"/>
+        </w:rPr>
+        <w:t xml:space="preserve">  }</w:t>
+      </w:r>
+    </w:p>
+    <w:p>
+      <w:pPr>
+        <w:rPr>
+          <w:rFonts w:asciiTheme="minorHAnsi" w:eastAsia="Times New Roman" w:hAnsiTheme="minorHAnsi" w:cstheme="minorHAnsi"/>
+          <w:lang w:val="en-US"/>
+        </w:rPr>
+      </w:pPr>
+      <w:r>
+        <w:rPr>
+          <w:rFonts w:asciiTheme="minorHAnsi" w:eastAsia="Times New Roman" w:hAnsiTheme="minorHAnsi" w:cstheme="minorHAnsi"/>
+          <w:lang w:val="en-US"/>
+        </w:rPr>
+        <w:t xml:space="preserve">  UNION</w:t>
+      </w:r>
+    </w:p>
+    <w:p>
+      <w:pPr>
+        <w:rPr>
+          <w:rFonts w:asciiTheme="minorHAnsi" w:eastAsia="Times New Roman" w:hAnsiTheme="minorHAnsi" w:cstheme="minorHAnsi"/>
+          <w:lang w:val="en-US"/>
+        </w:rPr>
+      </w:pPr>
+      <w:r>
+        <w:rPr>
+          <w:rFonts w:asciiTheme="minorHAnsi" w:eastAsia="Times New Roman" w:hAnsiTheme="minorHAnsi" w:cstheme="minorHAnsi"/>
+          <w:lang w:val="en-US"/>
+        </w:rPr>
+        <w:t xml:space="preserve">  {</w:t>
+      </w:r>
+    </w:p>
+    <w:p>
+      <w:pPr>
+        <w:rPr>
+          <w:rFonts w:asciiTheme="minorHAnsi" w:eastAsia="Times New Roman" w:hAnsiTheme="minorHAnsi" w:cstheme="minorHAnsi"/>
+          <w:lang w:val="en-US"/>
+        </w:rPr>
+      </w:pPr>
+      <w:r>
+        <w:rPr>
+          <w:rFonts w:asciiTheme="minorHAnsi" w:eastAsia="Times New Roman" w:hAnsiTheme="minorHAnsi" w:cstheme="minorHAnsi"/>
+          <w:lang w:val="en-US"/>
+        </w:rPr>
+        <w:t xml:space="preserve">    ?ogmsProcess rdfs:subClassOf* obo:OGMS_0000097 .  </w:t>
+      </w:r>
+    </w:p>
+    <w:p>
+      <w:pPr>
+        <w:rPr>
+          <w:rFonts w:asciiTheme="minorHAnsi" w:eastAsia="Times New Roman" w:hAnsiTheme="minorHAnsi" w:cstheme="minorHAnsi"/>
+          <w:lang w:val="en-US"/>
+        </w:rPr>
+      </w:pPr>
+      <w:r>
+        <w:rPr>
+          <w:rFonts w:asciiTheme="minorHAnsi" w:eastAsia="Times New Roman" w:hAnsiTheme="minorHAnsi" w:cstheme="minorHAnsi"/>
+          <w:lang w:val="en-US"/>
+        </w:rPr>
+        <w:t xml:space="preserve">    BIND("OGMS health care encounter" AS ?ogmsProcessType)</w:t>
+      </w:r>
+    </w:p>
+    <w:p>
+      <w:pPr>
+        <w:rPr>
+          <w:rFonts w:asciiTheme="minorHAnsi" w:eastAsia="Times New Roman" w:hAnsiTheme="minorHAnsi" w:cstheme="minorHAnsi"/>
+          <w:lang w:val="en-US"/>
+        </w:rPr>
+      </w:pPr>
+      <w:r>
+        <w:rPr>
+          <w:rFonts w:asciiTheme="minorHAnsi" w:eastAsia="Times New Roman" w:hAnsiTheme="minorHAnsi" w:cstheme="minorHAnsi"/>
+          <w:lang w:val="en-US"/>
+        </w:rPr>
+        <w:t xml:space="preserve">  }</w:t>
+      </w:r>
+    </w:p>
+    <w:p>
+      <w:pPr>
+        <w:rPr>
+          <w:rFonts w:asciiTheme="minorHAnsi" w:eastAsia="Times New Roman" w:hAnsiTheme="minorHAnsi" w:cstheme="minorHAnsi"/>
+          <w:lang w:val="en-US"/>
+        </w:rPr>
+      </w:pPr>
+      <w:r>
+        <w:rPr>
+          <w:rFonts w:asciiTheme="minorHAnsi" w:eastAsia="Times New Roman" w:hAnsiTheme="minorHAnsi" w:cstheme="minorHAnsi"/>
+          <w:lang w:val="en-US"/>
+        </w:rPr>
+        <w:t xml:space="preserve">  UNION</w:t>
+      </w:r>
+    </w:p>
+    <w:p>
+      <w:pPr>
+        <w:rPr>
+          <w:rFonts w:asciiTheme="minorHAnsi" w:eastAsia="Times New Roman" w:hAnsiTheme="minorHAnsi" w:cstheme="minorHAnsi"/>
+          <w:lang w:val="en-US"/>
+        </w:rPr>
+      </w:pPr>
+      <w:r>
+        <w:rPr>
+          <w:rFonts w:asciiTheme="minorHAnsi" w:eastAsia="Times New Roman" w:hAnsiTheme="minorHAnsi" w:cstheme="minorHAnsi"/>
+          <w:lang w:val="en-US"/>
+        </w:rPr>
+        <w:t xml:space="preserve">  {</w:t>
+      </w:r>
+    </w:p>
+    <w:p>
+      <w:pPr>
+        <w:rPr>
+          <w:rFonts w:asciiTheme="minorHAnsi" w:eastAsia="Times New Roman" w:hAnsiTheme="minorHAnsi" w:cstheme="minorHAnsi"/>
+          <w:lang w:val="en-US"/>
+        </w:rPr>
+      </w:pPr>
+      <w:r>
+        <w:rPr>
+          <w:rFonts w:asciiTheme="minorHAnsi" w:eastAsia="Times New Roman" w:hAnsiTheme="minorHAnsi" w:cstheme="minorHAnsi"/>
+          <w:lang w:val="en-US"/>
+        </w:rPr>
+        <w:t xml:space="preserve">    ?ogmsProcess rdfs:subClassOf* obo:OGMS_0000090 .  </w:t>
+      </w:r>
+    </w:p>
+    <w:p>
+      <w:pPr>
+        <w:rPr>
+          <w:rFonts w:asciiTheme="minorHAnsi" w:eastAsia="Times New Roman" w:hAnsiTheme="minorHAnsi" w:cstheme="minorHAnsi"/>
+          <w:lang w:val="en-US"/>
+        </w:rPr>
+      </w:pPr>
+      <w:r>
+        <w:rPr>
+          <w:rFonts w:asciiTheme="minorHAnsi" w:eastAsia="Times New Roman" w:hAnsiTheme="minorHAnsi" w:cstheme="minorHAnsi"/>
+          <w:lang w:val="en-US"/>
+        </w:rPr>
+        <w:t xml:space="preserve">    BIND("OGMS treatment" AS ?ogmsProcessType)</w:t>
+      </w:r>
+    </w:p>
+    <w:p>
+      <w:pPr>
+        <w:rPr>
+          <w:rFonts w:asciiTheme="minorHAnsi" w:eastAsia="Times New Roman" w:hAnsiTheme="minorHAnsi" w:cstheme="minorHAnsi"/>
+          <w:lang w:val="en-US"/>
+        </w:rPr>
+      </w:pPr>
+      <w:r>
+        <w:rPr>
+          <w:rFonts w:asciiTheme="minorHAnsi" w:eastAsia="Times New Roman" w:hAnsiTheme="minorHAnsi" w:cstheme="minorHAnsi"/>
+          <w:lang w:val="en-US"/>
+        </w:rPr>
+        <w:t xml:space="preserve">  }</w:t>
+      </w:r>
+    </w:p>
+    <w:p>
+      <w:pPr>
+        <w:rPr>
+          <w:rFonts w:asciiTheme="minorHAnsi" w:eastAsia="Times New Roman" w:hAnsiTheme="minorHAnsi" w:cstheme="minorHAnsi"/>
+          <w:lang w:val="en-US"/>
+        </w:rPr>
+      </w:pPr>
+      <w:r>
+        <w:rPr>
+          <w:rFonts w:asciiTheme="minorHAnsi" w:eastAsia="Times New Roman" w:hAnsiTheme="minorHAnsi" w:cstheme="minorHAnsi"/>
+          <w:lang w:val="en-US"/>
+        </w:rPr>
+        <w:t xml:space="preserve">  UNION</w:t>
+      </w:r>
+    </w:p>
+    <w:p>
+      <w:pPr>
+        <w:rPr>
+          <w:rFonts w:asciiTheme="minorHAnsi" w:eastAsia="Times New Roman" w:hAnsiTheme="minorHAnsi" w:cstheme="minorHAnsi"/>
+          <w:lang w:val="en-US"/>
+        </w:rPr>
+      </w:pPr>
+      <w:r>
+        <w:rPr>
+          <w:rFonts w:asciiTheme="minorHAnsi" w:eastAsia="Times New Roman" w:hAnsiTheme="minorHAnsi" w:cstheme="minorHAnsi"/>
+          <w:lang w:val="en-US"/>
+        </w:rPr>
+        <w:t xml:space="preserve">  {</w:t>
+      </w:r>
+    </w:p>
+    <w:p>
+      <w:pPr>
+        <w:rPr>
+          <w:rFonts w:asciiTheme="minorHAnsi" w:eastAsia="Times New Roman" w:hAnsiTheme="minorHAnsi" w:cstheme="minorHAnsi"/>
+          <w:lang w:val="en-US"/>
+        </w:rPr>
+      </w:pPr>
+      <w:r>
+        <w:rPr>
+          <w:rFonts w:asciiTheme="minorHAnsi" w:eastAsia="Times New Roman" w:hAnsiTheme="minorHAnsi" w:cstheme="minorHAnsi"/>
+          <w:lang w:val="en-US"/>
+        </w:rPr>
+        <w:t xml:space="preserve">    ?ogmsProcess rdfs:subClassOf* obo:OGMS_0000104 .  </w:t>
+      </w:r>
+    </w:p>
+    <w:p>
+      <w:pPr>
+        <w:rPr>
+          <w:rFonts w:asciiTheme="minorHAnsi" w:eastAsia="Times New Roman" w:hAnsiTheme="minorHAnsi" w:cstheme="minorHAnsi"/>
+          <w:lang w:val="en-US"/>
+        </w:rPr>
+      </w:pPr>
+      <w:r>
+        <w:rPr>
+          <w:rFonts w:asciiTheme="minorHAnsi" w:eastAsia="Times New Roman" w:hAnsiTheme="minorHAnsi" w:cstheme="minorHAnsi"/>
+          <w:lang w:val="en-US"/>
+        </w:rPr>
+        <w:t xml:space="preserve">    BIND("OGMS diagnostic process" AS ?ogmsProcessType)</w:t>
+      </w:r>
+    </w:p>
+    <w:p>
+      <w:pPr>
+        <w:rPr>
+          <w:rFonts w:asciiTheme="minorHAnsi" w:eastAsia="Times New Roman" w:hAnsiTheme="minorHAnsi" w:cstheme="minorHAnsi"/>
+          <w:lang w:val="en-US"/>
+        </w:rPr>
+      </w:pPr>
+      <w:r>
+        <w:rPr>
+          <w:rFonts w:asciiTheme="minorHAnsi" w:eastAsia="Times New Roman" w:hAnsiTheme="minorHAnsi" w:cstheme="minorHAnsi"/>
+          <w:lang w:val="en-US"/>
+        </w:rPr>
+        <w:t xml:space="preserve">  }</w:t>
+      </w:r>
+    </w:p>
+    <w:p>
+      <w:pPr>
+        <w:rPr>
+          <w:rFonts w:asciiTheme="minorHAnsi" w:eastAsia="Times New Roman" w:hAnsiTheme="minorHAnsi" w:cstheme="minorHAnsi"/>
+          <w:lang w:val="en-US"/>
+        </w:rPr>
+      </w:pPr>
+      <w:r>
+        <w:rPr>
+          <w:rFonts w:asciiTheme="minorHAnsi" w:eastAsia="Times New Roman" w:hAnsiTheme="minorHAnsi" w:cstheme="minorHAnsi"/>
+          <w:lang w:val="en-US"/>
+        </w:rPr>
+        <w:t xml:space="preserve">  </w:t>
+      </w:r>
+    </w:p>
+    <w:p>
+      <w:pPr>
+        <w:rPr>
+          <w:rFonts w:asciiTheme="minorHAnsi" w:eastAsia="Times New Roman" w:hAnsiTheme="minorHAnsi" w:cstheme="minorHAnsi"/>
+          <w:lang w:val="en-US"/>
+        </w:rPr>
+      </w:pPr>
+      <w:r>
+        <w:rPr>
+          <w:rFonts w:asciiTheme="minorHAnsi" w:eastAsia="Times New Roman" w:hAnsiTheme="minorHAnsi" w:cstheme="minorHAnsi"/>
+          <w:lang w:val="en-US"/>
+        </w:rPr>
+        <w:t xml:space="preserve">  ?ogmsProcess rdfs:label ?ogmsLabel .</w:t>
+      </w:r>
+    </w:p>
+    <w:p>
+      <w:pPr>
+        <w:rPr>
+          <w:rFonts w:asciiTheme="minorHAnsi" w:eastAsia="Times New Roman" w:hAnsiTheme="minorHAnsi" w:cstheme="minorHAnsi"/>
+          <w:lang w:val="en-US"/>
+        </w:rPr>
+      </w:pPr>
+      <w:r>
+        <w:rPr>
+          <w:rFonts w:asciiTheme="minorHAnsi" w:eastAsia="Times New Roman" w:hAnsiTheme="minorHAnsi" w:cstheme="minorHAnsi"/>
+          <w:lang w:val="en-US"/>
+        </w:rPr>
+        <w:t xml:space="preserve">  </w:t>
+      </w:r>
+    </w:p>
+    <w:p>
+      <w:pPr>
+        <w:rPr>
+          <w:rFonts w:asciiTheme="minorHAnsi" w:eastAsia="Times New Roman" w:hAnsiTheme="minorHAnsi" w:cstheme="minorHAnsi"/>
+          <w:lang w:val="en-US"/>
+        </w:rPr>
+      </w:pPr>
+      <w:r>
+        <w:rPr>
+          <w:rFonts w:asciiTheme="minorHAnsi" w:eastAsia="Times New Roman" w:hAnsiTheme="minorHAnsi" w:cstheme="minorHAnsi"/>
+          <w:lang w:val="en-US"/>
+        </w:rPr>
+        <w:t xml:space="preserve">  OPTIONAL {</w:t>
+      </w:r>
+    </w:p>
+    <w:p>
+      <w:pPr>
+        <w:rPr>
+          <w:rFonts w:asciiTheme="minorHAnsi" w:eastAsia="Times New Roman" w:hAnsiTheme="minorHAnsi" w:cstheme="minorHAnsi"/>
+          <w:lang w:val="en-US"/>
+        </w:rPr>
+      </w:pPr>
+      <w:r>
+        <w:rPr>
+          <w:rFonts w:asciiTheme="minorHAnsi" w:eastAsia="Times New Roman" w:hAnsiTheme="minorHAnsi" w:cstheme="minorHAnsi"/>
+          <w:lang w:val="en-US"/>
+        </w:rPr>
+        <w:t xml:space="preserve">    ?cobProcess rdfs:subClassOf* obo:BFO_0000015 .  </w:t>
+      </w:r>
+    </w:p>
+    <w:p>
+      <w:pPr>
+        <w:rPr>
+          <w:rFonts w:asciiTheme="minorHAnsi" w:eastAsia="Times New Roman" w:hAnsiTheme="minorHAnsi" w:cstheme="minorHAnsi"/>
+          <w:lang w:val="en-US"/>
+        </w:rPr>
+      </w:pPr>
+      <w:r>
+        <w:rPr>
+          <w:rFonts w:asciiTheme="minorHAnsi" w:eastAsia="Times New Roman" w:hAnsiTheme="minorHAnsi" w:cstheme="minorHAnsi"/>
+          <w:lang w:val="en-US"/>
+        </w:rPr>
+        <w:t xml:space="preserve">    ?ogmsProcess rdfs:subClassOf* obo:BFO_0000015 .</w:t>
+      </w:r>
+    </w:p>
+    <w:p>
+      <w:pPr>
+        <w:rPr>
+          <w:rFonts w:asciiTheme="minorHAnsi" w:eastAsia="Times New Roman" w:hAnsiTheme="minorHAnsi" w:cstheme="minorHAnsi"/>
+          <w:lang w:val="en-US"/>
+        </w:rPr>
+      </w:pPr>
+      <w:r>
+        <w:rPr>
+          <w:rFonts w:asciiTheme="minorHAnsi" w:eastAsia="Times New Roman" w:hAnsiTheme="minorHAnsi" w:cstheme="minorHAnsi"/>
+          <w:lang w:val="en-US"/>
+        </w:rPr>
+        <w:t xml:space="preserve">    BIND(obo:BFO_0000015 AS ?bfoParent)</w:t>
+      </w:r>
+    </w:p>
+    <w:p>
+      <w:pPr>
+        <w:rPr>
+          <w:rFonts w:asciiTheme="minorHAnsi" w:eastAsia="Times New Roman" w:hAnsiTheme="minorHAnsi" w:cstheme="minorHAnsi"/>
+          <w:lang w:val="en-US"/>
+        </w:rPr>
+      </w:pPr>
+      <w:r>
+        <w:rPr>
+          <w:rFonts w:asciiTheme="minorHAnsi" w:eastAsia="Times New Roman" w:hAnsiTheme="minorHAnsi" w:cstheme="minorHAnsi"/>
+          <w:lang w:val="en-US"/>
+        </w:rPr>
+        <w:t xml:space="preserve">    ?bfoParent rdfs:label ?bfoLabel .</w:t>
+      </w:r>
+    </w:p>
+    <w:p>
+      <w:pPr>
+        <w:rPr>
+          <w:rFonts w:asciiTheme="minorHAnsi" w:eastAsia="Times New Roman" w:hAnsiTheme="minorHAnsi" w:cstheme="minorHAnsi"/>
+          <w:lang w:val="en-US"/>
+        </w:rPr>
+      </w:pPr>
+      <w:r>
+        <w:rPr>
+          <w:rFonts w:asciiTheme="minorHAnsi" w:eastAsia="Times New Roman" w:hAnsiTheme="minorHAnsi" w:cstheme="minorHAnsi"/>
+          <w:lang w:val="en-US"/>
+        </w:rPr>
+        <w:t xml:space="preserve">  }</w:t>
+      </w:r>
+    </w:p>
+    <w:p>
+      <w:pPr>
+        <w:rPr>
+          <w:rFonts w:asciiTheme="minorHAnsi" w:eastAsia="Times New Roman" w:hAnsiTheme="minorHAnsi" w:cstheme="minorHAnsi"/>
+          <w:lang w:val="en-US"/>
+        </w:rPr>
+      </w:pPr>
+      <w:r>
+        <w:rPr>
+          <w:rFonts w:asciiTheme="minorHAnsi" w:eastAsia="Times New Roman" w:hAnsiTheme="minorHAnsi" w:cstheme="minorHAnsi"/>
+          <w:lang w:val="en-US"/>
+        </w:rPr>
+        <w:t>}</w:t>
+      </w:r>
+    </w:p>
+    <w:p>
+      <w:pPr>
+        <w:rPr>
+          <w:rFonts w:asciiTheme="minorHAnsi" w:eastAsia="Times New Roman" w:hAnsiTheme="minorHAnsi" w:cstheme="minorHAnsi"/>
+          <w:lang w:val="en-US"/>
+        </w:rPr>
+      </w:pPr>
+      <w:r>
+        <w:rPr>
+          <w:rFonts w:asciiTheme="minorHAnsi" w:eastAsia="Times New Roman" w:hAnsiTheme="minorHAnsi" w:cstheme="minorHAnsi"/>
+          <w:lang w:val="en-US"/>
+        </w:rPr>
+        <w:t>ORDER BY ?cobProcessType ?ogmsProcessType</w:t>
+      </w:r>
+    </w:p>
+    <w:p>
+      <w:pPr>
+        <w:rPr>
+          <w:rFonts w:asciiTheme="minorHAnsi" w:eastAsia="Times New Roman" w:hAnsiTheme="minorHAnsi" w:cstheme="minorHAnsi"/>
+        </w:rPr>
+      </w:pPr>
+      <w:r>
+        <w:rPr>
+          <w:rFonts w:asciiTheme="minorHAnsi" w:eastAsia="Times New Roman" w:hAnsiTheme="minorHAnsi" w:cstheme="minorHAnsi"/>
+        </w:rPr>
+        <w:t>LIMIT 50</w:t>
+      </w:r>
+    </w:p>
+    <w:p>
+      <w:pPr>
+        <w:rPr>
+          <w:rFonts w:asciiTheme="minorHAnsi" w:eastAsia="Times New Roman" w:hAnsiTheme="minorHAnsi" w:cstheme="minorHAnsi"/>
+          <w:lang w:val="en-US"/>
+        </w:rPr>
+      </w:pPr>
+      <w:r>
+        <w:rPr>
+          <w:rFonts w:asciiTheme="minorHAnsi" w:eastAsia="Times New Roman" w:hAnsiTheme="minorHAnsi" w:cstheme="minorHAnsi"/>
+          <w:lang w:val="en-US"/>
+        </w:rPr>
+        <w:t>```</w:t>
+      </w:r>
+    </w:p>
+    <w:p>
+      <w:pPr>
+        <w:jc w:val="center"/>
+        <w:rPr>
+          <w:rFonts w:asciiTheme="minorHAnsi" w:eastAsia="Times New Roman" w:hAnsiTheme="minorHAnsi" w:cstheme="minorHAnsi"/>
+          <w:lang w:val="en-US"/>
+        </w:rPr>
+      </w:pPr>
+      <w:r>
+        <w:rPr>
+          <w:rFonts w:asciiTheme="minorHAnsi" w:eastAsia="Times New Roman" w:hAnsiTheme="minorHAnsi" w:cstheme="minorHAnsi"/>
+        </w:rPr>
+        <w:lastRenderedPageBreak/>
         <w:drawing>
-          <wp:inline distT="0" distB="0" distL="0" distR="0" wp14:anchorId="24C53BC9" wp14:editId="3D935E91">
-            <wp:extent cx="2715004" cy="5611008"/>
-            <wp:effectExtent l="0" t="0" r="9525" b="8890"/>
-            <wp:docPr id="439639528" name="Рисунок 1"/>
+          <wp:inline distT="0" distB="0" distL="0" distR="0" wp14:anchorId="3B3DCCD8" wp14:editId="7F5C1B09">
+            <wp:extent cx="5708072" cy="2727427"/>
+            <wp:effectExtent l="0" t="0" r="6985" b="0"/>
+            <wp:docPr id="1493386598" name="Рисунок 1"/>
             <wp:cNvGraphicFramePr>
               <a:graphicFrameLocks xmlns:a="http://schemas.openxmlformats.org/drawingml/2006/main" noChangeAspect="1"/>
             </wp:cNvGraphicFramePr>
@@ -1775,7 +3819,1625 @@
               <a:graphicData uri="http://schemas.openxmlformats.org/drawingml/2006/picture">
                 <pic:pic xmlns:pic="http://schemas.openxmlformats.org/drawingml/2006/picture">
                   <pic:nvPicPr>
-                    <pic:cNvPr id="439639528" name=""/>
+                    <pic:cNvPr id="1493386598" name=""/>
+                    <pic:cNvPicPr/>
+                  </pic:nvPicPr>
+                  <pic:blipFill>
+                    <a:blip r:embed="rId14"/>
+                    <a:stretch>
+                      <a:fillRect/>
+                    </a:stretch>
+                  </pic:blipFill>
+                  <pic:spPr>
+                    <a:xfrm>
+                      <a:off x="0" y="0"/>
+                      <a:ext cx="5710475" cy="2728575"/>
+                    </a:xfrm>
+                    <a:prstGeom prst="rect">
+                      <a:avLst/>
+                    </a:prstGeom>
+                  </pic:spPr>
+                </pic:pic>
+              </a:graphicData>
+            </a:graphic>
+          </wp:inline>
+        </w:drawing>
+      </w:r>
+    </w:p>
+    <w:p>
+      <w:pPr>
+        <w:rPr>
+          <w:rFonts w:asciiTheme="minorHAnsi" w:eastAsia="Times New Roman" w:hAnsiTheme="minorHAnsi" w:cstheme="minorHAnsi"/>
+          <w:lang w:val="en-US"/>
+        </w:rPr>
+      </w:pPr>
+    </w:p>
+    <w:p>
+      <w:pPr>
+        <w:jc w:val="center"/>
+        <w:rPr>
+          <w:rFonts w:asciiTheme="minorHAnsi" w:eastAsia="Times New Roman" w:hAnsiTheme="minorHAnsi" w:cstheme="minorHAnsi"/>
+          <w:b/>
+          <w:bCs/>
+          <w:sz w:val="36"/>
+          <w:szCs w:val="36"/>
+        </w:rPr>
+      </w:pPr>
+      <w:r>
+        <w:rPr>
+          <w:rFonts w:asciiTheme="minorHAnsi" w:eastAsia="Times New Roman" w:hAnsiTheme="minorHAnsi" w:cstheme="minorHAnsi"/>
+          <w:b/>
+          <w:bCs/>
+          <w:sz w:val="36"/>
+          <w:szCs w:val="36"/>
+        </w:rPr>
+        <w:t xml:space="preserve">Запрос </w:t>
+      </w:r>
+      <w:r>
+        <w:rPr>
+          <w:rFonts w:asciiTheme="minorHAnsi" w:eastAsia="Times New Roman" w:hAnsiTheme="minorHAnsi" w:cstheme="minorHAnsi"/>
+          <w:b/>
+          <w:bCs/>
+          <w:sz w:val="36"/>
+          <w:szCs w:val="36"/>
+        </w:rPr>
+        <w:t>3</w:t>
+      </w:r>
+    </w:p>
+    <w:p>
+      <w:pPr>
+        <w:rPr>
+          <w:rFonts w:asciiTheme="minorHAnsi" w:eastAsia="Times New Roman" w:hAnsiTheme="minorHAnsi" w:cstheme="minorHAnsi"/>
+          <w:lang w:val="en-US"/>
+        </w:rPr>
+      </w:pPr>
+      <w:r>
+        <w:rPr>
+          <w:rFonts w:asciiTheme="minorHAnsi" w:eastAsia="Times New Roman" w:hAnsiTheme="minorHAnsi" w:cstheme="minorHAnsi"/>
+          <w:lang w:val="en-US"/>
+        </w:rPr>
+        <w:t>```</w:t>
+      </w:r>
+    </w:p>
+    <w:p>
+      <w:pPr>
+        <w:rPr>
+          <w:rFonts w:asciiTheme="minorHAnsi" w:eastAsia="Times New Roman" w:hAnsiTheme="minorHAnsi" w:cstheme="minorHAnsi"/>
+          <w:lang w:val="en-US"/>
+        </w:rPr>
+      </w:pPr>
+      <w:r>
+        <w:rPr>
+          <w:rFonts w:asciiTheme="minorHAnsi" w:eastAsia="Times New Roman" w:hAnsiTheme="minorHAnsi" w:cstheme="minorHAnsi"/>
+          <w:lang w:val="en-US"/>
+        </w:rPr>
+        <w:t>PREFIX rdf: &lt;http://www.w3.org/1999/02/22-rdf-syntax-ns#&gt;</w:t>
+      </w:r>
+    </w:p>
+    <w:p>
+      <w:pPr>
+        <w:rPr>
+          <w:rFonts w:asciiTheme="minorHAnsi" w:eastAsia="Times New Roman" w:hAnsiTheme="minorHAnsi" w:cstheme="minorHAnsi"/>
+          <w:lang w:val="en-US"/>
+        </w:rPr>
+      </w:pPr>
+      <w:r>
+        <w:rPr>
+          <w:rFonts w:asciiTheme="minorHAnsi" w:eastAsia="Times New Roman" w:hAnsiTheme="minorHAnsi" w:cstheme="minorHAnsi"/>
+          <w:lang w:val="en-US"/>
+        </w:rPr>
+        <w:t>PREFIX rdfs: &lt;http://www.w3.org/2000/01/rdf-schema#&gt;</w:t>
+      </w:r>
+    </w:p>
+    <w:p>
+      <w:pPr>
+        <w:rPr>
+          <w:rFonts w:asciiTheme="minorHAnsi" w:eastAsia="Times New Roman" w:hAnsiTheme="minorHAnsi" w:cstheme="minorHAnsi"/>
+          <w:lang w:val="en-US"/>
+        </w:rPr>
+      </w:pPr>
+      <w:r>
+        <w:rPr>
+          <w:rFonts w:asciiTheme="minorHAnsi" w:eastAsia="Times New Roman" w:hAnsiTheme="minorHAnsi" w:cstheme="minorHAnsi"/>
+          <w:lang w:val="en-US"/>
+        </w:rPr>
+        <w:t>PREFIX obo: &lt;http://purl.obolibrary.org/obo/&gt;</w:t>
+      </w:r>
+    </w:p>
+    <w:p>
+      <w:pPr>
+        <w:rPr>
+          <w:rFonts w:asciiTheme="minorHAnsi" w:eastAsia="Times New Roman" w:hAnsiTheme="minorHAnsi" w:cstheme="minorHAnsi"/>
+          <w:lang w:val="en-US"/>
+        </w:rPr>
+      </w:pPr>
+      <w:r>
+        <w:rPr>
+          <w:rFonts w:asciiTheme="minorHAnsi" w:eastAsia="Times New Roman" w:hAnsiTheme="minorHAnsi" w:cstheme="minorHAnsi"/>
+          <w:lang w:val="en-US"/>
+        </w:rPr>
+        <w:t>PREFIX owl: &lt;http://www.w3.org/2002/07/owl#&gt;</w:t>
+      </w:r>
+    </w:p>
+    <w:p>
+      <w:pPr>
+        <w:rPr>
+          <w:rFonts w:asciiTheme="minorHAnsi" w:eastAsia="Times New Roman" w:hAnsiTheme="minorHAnsi" w:cstheme="minorHAnsi"/>
+          <w:lang w:val="en-US"/>
+        </w:rPr>
+      </w:pPr>
+    </w:p>
+    <w:p>
+      <w:pPr>
+        <w:rPr>
+          <w:rFonts w:asciiTheme="minorHAnsi" w:eastAsia="Times New Roman" w:hAnsiTheme="minorHAnsi" w:cstheme="minorHAnsi"/>
+          <w:lang w:val="en-US"/>
+        </w:rPr>
+      </w:pPr>
+      <w:r>
+        <w:rPr>
+          <w:rFonts w:asciiTheme="minorHAnsi" w:eastAsia="Times New Roman" w:hAnsiTheme="minorHAnsi" w:cstheme="minorHAnsi"/>
+          <w:lang w:val="en-US"/>
+        </w:rPr>
+        <w:t xml:space="preserve">SELECT DISTINCT </w:t>
+      </w:r>
+    </w:p>
+    <w:p>
+      <w:pPr>
+        <w:rPr>
+          <w:rFonts w:asciiTheme="minorHAnsi" w:eastAsia="Times New Roman" w:hAnsiTheme="minorHAnsi" w:cstheme="minorHAnsi"/>
+          <w:lang w:val="en-US"/>
+        </w:rPr>
+      </w:pPr>
+      <w:r>
+        <w:rPr>
+          <w:rFonts w:asciiTheme="minorHAnsi" w:eastAsia="Times New Roman" w:hAnsiTheme="minorHAnsi" w:cstheme="minorHAnsi"/>
+          <w:lang w:val="en-US"/>
+        </w:rPr>
+        <w:t xml:space="preserve">  ?cobCharacteristic ?cobLabel ?cobCharType</w:t>
+      </w:r>
+    </w:p>
+    <w:p>
+      <w:pPr>
+        <w:rPr>
+          <w:rFonts w:asciiTheme="minorHAnsi" w:eastAsia="Times New Roman" w:hAnsiTheme="minorHAnsi" w:cstheme="minorHAnsi"/>
+          <w:lang w:val="en-US"/>
+        </w:rPr>
+      </w:pPr>
+      <w:r>
+        <w:rPr>
+          <w:rFonts w:asciiTheme="minorHAnsi" w:eastAsia="Times New Roman" w:hAnsiTheme="minorHAnsi" w:cstheme="minorHAnsi"/>
+          <w:lang w:val="en-US"/>
+        </w:rPr>
+        <w:t xml:space="preserve">  ?ogmsCharacteristic ?ogmsLabel ?ogmsCharType</w:t>
+      </w:r>
+    </w:p>
+    <w:p>
+      <w:pPr>
+        <w:rPr>
+          <w:rFonts w:asciiTheme="minorHAnsi" w:eastAsia="Times New Roman" w:hAnsiTheme="minorHAnsi" w:cstheme="minorHAnsi"/>
+          <w:lang w:val="en-US"/>
+        </w:rPr>
+      </w:pPr>
+      <w:r>
+        <w:rPr>
+          <w:rFonts w:asciiTheme="minorHAnsi" w:eastAsia="Times New Roman" w:hAnsiTheme="minorHAnsi" w:cstheme="minorHAnsi"/>
+          <w:lang w:val="en-US"/>
+        </w:rPr>
+        <w:t xml:space="preserve">  ?bfoCategory ?bfoLabel</w:t>
+      </w:r>
+    </w:p>
+    <w:p>
+      <w:pPr>
+        <w:rPr>
+          <w:rFonts w:asciiTheme="minorHAnsi" w:eastAsia="Times New Roman" w:hAnsiTheme="minorHAnsi" w:cstheme="minorHAnsi"/>
+          <w:lang w:val="en-US"/>
+        </w:rPr>
+      </w:pPr>
+      <w:r>
+        <w:rPr>
+          <w:rFonts w:asciiTheme="minorHAnsi" w:eastAsia="Times New Roman" w:hAnsiTheme="minorHAnsi" w:cstheme="minorHAnsi"/>
+          <w:lang w:val="en-US"/>
+        </w:rPr>
+        <w:t>WHERE {</w:t>
+      </w:r>
+    </w:p>
+    <w:p>
+      <w:pPr>
+        <w:rPr>
+          <w:rFonts w:asciiTheme="minorHAnsi" w:eastAsia="Times New Roman" w:hAnsiTheme="minorHAnsi" w:cstheme="minorHAnsi"/>
+          <w:lang w:val="en-US"/>
+        </w:rPr>
+      </w:pPr>
+      <w:r>
+        <w:rPr>
+          <w:rFonts w:asciiTheme="minorHAnsi" w:eastAsia="Times New Roman" w:hAnsiTheme="minorHAnsi" w:cstheme="minorHAnsi"/>
+          <w:lang w:val="en-US"/>
+        </w:rPr>
+        <w:t xml:space="preserve">  {</w:t>
+      </w:r>
+    </w:p>
+    <w:p>
+      <w:pPr>
+        <w:rPr>
+          <w:rFonts w:asciiTheme="minorHAnsi" w:eastAsia="Times New Roman" w:hAnsiTheme="minorHAnsi" w:cstheme="minorHAnsi"/>
+          <w:lang w:val="en-US"/>
+        </w:rPr>
+      </w:pPr>
+      <w:r>
+        <w:rPr>
+          <w:rFonts w:asciiTheme="minorHAnsi" w:eastAsia="Times New Roman" w:hAnsiTheme="minorHAnsi" w:cstheme="minorHAnsi"/>
+          <w:lang w:val="en-US"/>
+        </w:rPr>
+        <w:t xml:space="preserve">    ?cobCharacteristic rdfs:subClassOf* obo:COB_0000502 .</w:t>
+      </w:r>
+    </w:p>
+    <w:p>
+      <w:pPr>
+        <w:rPr>
+          <w:rFonts w:asciiTheme="minorHAnsi" w:eastAsia="Times New Roman" w:hAnsiTheme="minorHAnsi" w:cstheme="minorHAnsi"/>
+          <w:lang w:val="en-US"/>
+        </w:rPr>
+      </w:pPr>
+      <w:r>
+        <w:rPr>
+          <w:rFonts w:asciiTheme="minorHAnsi" w:eastAsia="Times New Roman" w:hAnsiTheme="minorHAnsi" w:cstheme="minorHAnsi"/>
+          <w:lang w:val="en-US"/>
+        </w:rPr>
+        <w:t xml:space="preserve">    BIND("COB characteristic" AS ?cobCharType)</w:t>
+      </w:r>
+    </w:p>
+    <w:p>
+      <w:pPr>
+        <w:rPr>
+          <w:rFonts w:asciiTheme="minorHAnsi" w:eastAsia="Times New Roman" w:hAnsiTheme="minorHAnsi" w:cstheme="minorHAnsi"/>
+          <w:lang w:val="en-US"/>
+        </w:rPr>
+      </w:pPr>
+      <w:r>
+        <w:rPr>
+          <w:rFonts w:asciiTheme="minorHAnsi" w:eastAsia="Times New Roman" w:hAnsiTheme="minorHAnsi" w:cstheme="minorHAnsi"/>
+          <w:lang w:val="en-US"/>
+        </w:rPr>
+        <w:t xml:space="preserve">  }</w:t>
+      </w:r>
+    </w:p>
+    <w:p>
+      <w:pPr>
+        <w:rPr>
+          <w:rFonts w:asciiTheme="minorHAnsi" w:eastAsia="Times New Roman" w:hAnsiTheme="minorHAnsi" w:cstheme="minorHAnsi"/>
+          <w:lang w:val="en-US"/>
+        </w:rPr>
+      </w:pPr>
+      <w:r>
+        <w:rPr>
+          <w:rFonts w:asciiTheme="minorHAnsi" w:eastAsia="Times New Roman" w:hAnsiTheme="minorHAnsi" w:cstheme="minorHAnsi"/>
+          <w:lang w:val="en-US"/>
+        </w:rPr>
+        <w:t xml:space="preserve">  UNION</w:t>
+      </w:r>
+    </w:p>
+    <w:p>
+      <w:pPr>
+        <w:rPr>
+          <w:rFonts w:asciiTheme="minorHAnsi" w:eastAsia="Times New Roman" w:hAnsiTheme="minorHAnsi" w:cstheme="minorHAnsi"/>
+          <w:lang w:val="en-US"/>
+        </w:rPr>
+      </w:pPr>
+      <w:r>
+        <w:rPr>
+          <w:rFonts w:asciiTheme="minorHAnsi" w:eastAsia="Times New Roman" w:hAnsiTheme="minorHAnsi" w:cstheme="minorHAnsi"/>
+          <w:lang w:val="en-US"/>
+        </w:rPr>
+        <w:t xml:space="preserve">  {</w:t>
+      </w:r>
+    </w:p>
+    <w:p>
+      <w:pPr>
+        <w:rPr>
+          <w:rFonts w:asciiTheme="minorHAnsi" w:eastAsia="Times New Roman" w:hAnsiTheme="minorHAnsi" w:cstheme="minorHAnsi"/>
+          <w:lang w:val="en-US"/>
+        </w:rPr>
+      </w:pPr>
+      <w:r>
+        <w:rPr>
+          <w:rFonts w:asciiTheme="minorHAnsi" w:eastAsia="Times New Roman" w:hAnsiTheme="minorHAnsi" w:cstheme="minorHAnsi"/>
+          <w:lang w:val="en-US"/>
+        </w:rPr>
+        <w:t xml:space="preserve">    ?cobCharacteristic rdfs:subClassOf* obo:PATO_0000125 .</w:t>
+      </w:r>
+    </w:p>
+    <w:p>
+      <w:pPr>
+        <w:rPr>
+          <w:rFonts w:asciiTheme="minorHAnsi" w:eastAsia="Times New Roman" w:hAnsiTheme="minorHAnsi" w:cstheme="minorHAnsi"/>
+          <w:lang w:val="en-US"/>
+        </w:rPr>
+      </w:pPr>
+      <w:r>
+        <w:rPr>
+          <w:rFonts w:asciiTheme="minorHAnsi" w:eastAsia="Times New Roman" w:hAnsiTheme="minorHAnsi" w:cstheme="minorHAnsi"/>
+          <w:lang w:val="en-US"/>
+        </w:rPr>
+        <w:t xml:space="preserve">    BIND("COB/PATO mass" AS ?cobCharType)</w:t>
+      </w:r>
+    </w:p>
+    <w:p>
+      <w:pPr>
+        <w:rPr>
+          <w:rFonts w:asciiTheme="minorHAnsi" w:eastAsia="Times New Roman" w:hAnsiTheme="minorHAnsi" w:cstheme="minorHAnsi"/>
+          <w:lang w:val="en-US"/>
+        </w:rPr>
+      </w:pPr>
+      <w:r>
+        <w:rPr>
+          <w:rFonts w:asciiTheme="minorHAnsi" w:eastAsia="Times New Roman" w:hAnsiTheme="minorHAnsi" w:cstheme="minorHAnsi"/>
+          <w:lang w:val="en-US"/>
+        </w:rPr>
+        <w:t xml:space="preserve">  }</w:t>
+      </w:r>
+    </w:p>
+    <w:p>
+      <w:pPr>
+        <w:rPr>
+          <w:rFonts w:asciiTheme="minorHAnsi" w:eastAsia="Times New Roman" w:hAnsiTheme="minorHAnsi" w:cstheme="minorHAnsi"/>
+          <w:lang w:val="en-US"/>
+        </w:rPr>
+      </w:pPr>
+      <w:r>
+        <w:rPr>
+          <w:rFonts w:asciiTheme="minorHAnsi" w:eastAsia="Times New Roman" w:hAnsiTheme="minorHAnsi" w:cstheme="minorHAnsi"/>
+          <w:lang w:val="en-US"/>
+        </w:rPr>
+        <w:t xml:space="preserve">  UNION</w:t>
+      </w:r>
+    </w:p>
+    <w:p>
+      <w:pPr>
+        <w:rPr>
+          <w:rFonts w:asciiTheme="minorHAnsi" w:eastAsia="Times New Roman" w:hAnsiTheme="minorHAnsi" w:cstheme="minorHAnsi"/>
+          <w:lang w:val="en-US"/>
+        </w:rPr>
+      </w:pPr>
+      <w:r>
+        <w:rPr>
+          <w:rFonts w:asciiTheme="minorHAnsi" w:eastAsia="Times New Roman" w:hAnsiTheme="minorHAnsi" w:cstheme="minorHAnsi"/>
+          <w:lang w:val="en-US"/>
+        </w:rPr>
+        <w:t xml:space="preserve">  {</w:t>
+      </w:r>
+    </w:p>
+    <w:p>
+      <w:pPr>
+        <w:rPr>
+          <w:rFonts w:asciiTheme="minorHAnsi" w:eastAsia="Times New Roman" w:hAnsiTheme="minorHAnsi" w:cstheme="minorHAnsi"/>
+          <w:lang w:val="en-US"/>
+        </w:rPr>
+      </w:pPr>
+      <w:r>
+        <w:rPr>
+          <w:rFonts w:asciiTheme="minorHAnsi" w:eastAsia="Times New Roman" w:hAnsiTheme="minorHAnsi" w:cstheme="minorHAnsi"/>
+          <w:lang w:val="en-US"/>
+        </w:rPr>
+        <w:t xml:space="preserve">    ?cobCharacteristic rdfs:subClassOf* obo:PATO_0002193 .  </w:t>
+      </w:r>
+    </w:p>
+    <w:p>
+      <w:pPr>
+        <w:rPr>
+          <w:rFonts w:asciiTheme="minorHAnsi" w:eastAsia="Times New Roman" w:hAnsiTheme="minorHAnsi" w:cstheme="minorHAnsi"/>
+          <w:lang w:val="en-US"/>
+        </w:rPr>
+      </w:pPr>
+      <w:r>
+        <w:rPr>
+          <w:rFonts w:asciiTheme="minorHAnsi" w:eastAsia="Times New Roman" w:hAnsiTheme="minorHAnsi" w:cstheme="minorHAnsi"/>
+          <w:lang w:val="en-US"/>
+        </w:rPr>
+        <w:t xml:space="preserve">    BIND("COB/PATO electric charge" AS ?cobCharType)</w:t>
+      </w:r>
+    </w:p>
+    <w:p>
+      <w:pPr>
+        <w:rPr>
+          <w:rFonts w:asciiTheme="minorHAnsi" w:eastAsia="Times New Roman" w:hAnsiTheme="minorHAnsi" w:cstheme="minorHAnsi"/>
+          <w:lang w:val="en-US"/>
+        </w:rPr>
+      </w:pPr>
+      <w:r>
+        <w:rPr>
+          <w:rFonts w:asciiTheme="minorHAnsi" w:eastAsia="Times New Roman" w:hAnsiTheme="minorHAnsi" w:cstheme="minorHAnsi"/>
+          <w:lang w:val="en-US"/>
+        </w:rPr>
+        <w:t xml:space="preserve">  }</w:t>
+      </w:r>
+    </w:p>
+    <w:p>
+      <w:pPr>
+        <w:rPr>
+          <w:rFonts w:asciiTheme="minorHAnsi" w:eastAsia="Times New Roman" w:hAnsiTheme="minorHAnsi" w:cstheme="minorHAnsi"/>
+          <w:lang w:val="en-US"/>
+        </w:rPr>
+      </w:pPr>
+      <w:r>
+        <w:rPr>
+          <w:rFonts w:asciiTheme="minorHAnsi" w:eastAsia="Times New Roman" w:hAnsiTheme="minorHAnsi" w:cstheme="minorHAnsi"/>
+          <w:lang w:val="en-US"/>
+        </w:rPr>
+        <w:t xml:space="preserve">  </w:t>
+      </w:r>
+    </w:p>
+    <w:p>
+      <w:pPr>
+        <w:rPr>
+          <w:rFonts w:asciiTheme="minorHAnsi" w:eastAsia="Times New Roman" w:hAnsiTheme="minorHAnsi" w:cstheme="minorHAnsi"/>
+          <w:lang w:val="en-US"/>
+        </w:rPr>
+      </w:pPr>
+      <w:r>
+        <w:rPr>
+          <w:rFonts w:asciiTheme="minorHAnsi" w:eastAsia="Times New Roman" w:hAnsiTheme="minorHAnsi" w:cstheme="minorHAnsi"/>
+          <w:lang w:val="en-US"/>
+        </w:rPr>
+        <w:t xml:space="preserve">  ?cobCharacteristic rdfs:label ?cobLabel .</w:t>
+      </w:r>
+    </w:p>
+    <w:p>
+      <w:pPr>
+        <w:rPr>
+          <w:rFonts w:asciiTheme="minorHAnsi" w:eastAsia="Times New Roman" w:hAnsiTheme="minorHAnsi" w:cstheme="minorHAnsi"/>
+          <w:lang w:val="en-US"/>
+        </w:rPr>
+      </w:pPr>
+      <w:r>
+        <w:rPr>
+          <w:rFonts w:asciiTheme="minorHAnsi" w:eastAsia="Times New Roman" w:hAnsiTheme="minorHAnsi" w:cstheme="minorHAnsi"/>
+          <w:lang w:val="en-US"/>
+        </w:rPr>
+        <w:lastRenderedPageBreak/>
+        <w:t xml:space="preserve">  </w:t>
+      </w:r>
+    </w:p>
+    <w:p>
+      <w:pPr>
+        <w:rPr>
+          <w:rFonts w:asciiTheme="minorHAnsi" w:eastAsia="Times New Roman" w:hAnsiTheme="minorHAnsi" w:cstheme="minorHAnsi"/>
+          <w:lang w:val="en-US"/>
+        </w:rPr>
+      </w:pPr>
+      <w:r>
+        <w:rPr>
+          <w:rFonts w:asciiTheme="minorHAnsi" w:eastAsia="Times New Roman" w:hAnsiTheme="minorHAnsi" w:cstheme="minorHAnsi"/>
+          <w:lang w:val="en-US"/>
+        </w:rPr>
+        <w:t xml:space="preserve">  {</w:t>
+      </w:r>
+    </w:p>
+    <w:p>
+      <w:pPr>
+        <w:rPr>
+          <w:rFonts w:asciiTheme="minorHAnsi" w:eastAsia="Times New Roman" w:hAnsiTheme="minorHAnsi" w:cstheme="minorHAnsi"/>
+          <w:lang w:val="en-US"/>
+        </w:rPr>
+      </w:pPr>
+      <w:r>
+        <w:rPr>
+          <w:rFonts w:asciiTheme="minorHAnsi" w:eastAsia="Times New Roman" w:hAnsiTheme="minorHAnsi" w:cstheme="minorHAnsi"/>
+          <w:lang w:val="en-US"/>
+        </w:rPr>
+        <w:t xml:space="preserve">    ?ogmsCharacteristic rdfs:subClassOf* obo:OGMS_0000031 .  </w:t>
+      </w:r>
+    </w:p>
+    <w:p>
+      <w:pPr>
+        <w:rPr>
+          <w:rFonts w:asciiTheme="minorHAnsi" w:eastAsia="Times New Roman" w:hAnsiTheme="minorHAnsi" w:cstheme="minorHAnsi"/>
+          <w:lang w:val="en-US"/>
+        </w:rPr>
+      </w:pPr>
+      <w:r>
+        <w:rPr>
+          <w:rFonts w:asciiTheme="minorHAnsi" w:eastAsia="Times New Roman" w:hAnsiTheme="minorHAnsi" w:cstheme="minorHAnsi"/>
+          <w:lang w:val="en-US"/>
+        </w:rPr>
+        <w:t xml:space="preserve">    BIND("OGMS disease (disposition)" AS ?ogmsCharType)</w:t>
+      </w:r>
+    </w:p>
+    <w:p>
+      <w:pPr>
+        <w:rPr>
+          <w:rFonts w:asciiTheme="minorHAnsi" w:eastAsia="Times New Roman" w:hAnsiTheme="minorHAnsi" w:cstheme="minorHAnsi"/>
+          <w:lang w:val="en-US"/>
+        </w:rPr>
+      </w:pPr>
+      <w:r>
+        <w:rPr>
+          <w:rFonts w:asciiTheme="minorHAnsi" w:eastAsia="Times New Roman" w:hAnsiTheme="minorHAnsi" w:cstheme="minorHAnsi"/>
+          <w:lang w:val="en-US"/>
+        </w:rPr>
+        <w:t xml:space="preserve">  }</w:t>
+      </w:r>
+    </w:p>
+    <w:p>
+      <w:pPr>
+        <w:rPr>
+          <w:rFonts w:asciiTheme="minorHAnsi" w:eastAsia="Times New Roman" w:hAnsiTheme="minorHAnsi" w:cstheme="minorHAnsi"/>
+          <w:lang w:val="en-US"/>
+        </w:rPr>
+      </w:pPr>
+      <w:r>
+        <w:rPr>
+          <w:rFonts w:asciiTheme="minorHAnsi" w:eastAsia="Times New Roman" w:hAnsiTheme="minorHAnsi" w:cstheme="minorHAnsi"/>
+          <w:lang w:val="en-US"/>
+        </w:rPr>
+        <w:t xml:space="preserve">  UNION</w:t>
+      </w:r>
+    </w:p>
+    <w:p>
+      <w:pPr>
+        <w:rPr>
+          <w:rFonts w:asciiTheme="minorHAnsi" w:eastAsia="Times New Roman" w:hAnsiTheme="minorHAnsi" w:cstheme="minorHAnsi"/>
+          <w:lang w:val="en-US"/>
+        </w:rPr>
+      </w:pPr>
+      <w:r>
+        <w:rPr>
+          <w:rFonts w:asciiTheme="minorHAnsi" w:eastAsia="Times New Roman" w:hAnsiTheme="minorHAnsi" w:cstheme="minorHAnsi"/>
+          <w:lang w:val="en-US"/>
+        </w:rPr>
+        <w:t xml:space="preserve">  {</w:t>
+      </w:r>
+    </w:p>
+    <w:p>
+      <w:pPr>
+        <w:rPr>
+          <w:rFonts w:asciiTheme="minorHAnsi" w:eastAsia="Times New Roman" w:hAnsiTheme="minorHAnsi" w:cstheme="minorHAnsi"/>
+          <w:lang w:val="en-US"/>
+        </w:rPr>
+      </w:pPr>
+      <w:r>
+        <w:rPr>
+          <w:rFonts w:asciiTheme="minorHAnsi" w:eastAsia="Times New Roman" w:hAnsiTheme="minorHAnsi" w:cstheme="minorHAnsi"/>
+          <w:lang w:val="en-US"/>
+        </w:rPr>
+        <w:t xml:space="preserve">    ?ogmsCharacteristic rdfs:subClassOf* obo:OGMS_0000030 .</w:t>
+      </w:r>
+    </w:p>
+    <w:p>
+      <w:pPr>
+        <w:rPr>
+          <w:rFonts w:asciiTheme="minorHAnsi" w:eastAsia="Times New Roman" w:hAnsiTheme="minorHAnsi" w:cstheme="minorHAnsi"/>
+          <w:lang w:val="en-US"/>
+        </w:rPr>
+      </w:pPr>
+      <w:r>
+        <w:rPr>
+          <w:rFonts w:asciiTheme="minorHAnsi" w:eastAsia="Times New Roman" w:hAnsiTheme="minorHAnsi" w:cstheme="minorHAnsi"/>
+          <w:lang w:val="en-US"/>
+        </w:rPr>
+        <w:t xml:space="preserve">    BIND("OGMS predisposition" AS ?ogmsCharType)</w:t>
+      </w:r>
+    </w:p>
+    <w:p>
+      <w:pPr>
+        <w:rPr>
+          <w:rFonts w:asciiTheme="minorHAnsi" w:eastAsia="Times New Roman" w:hAnsiTheme="minorHAnsi" w:cstheme="minorHAnsi"/>
+          <w:lang w:val="en-US"/>
+        </w:rPr>
+      </w:pPr>
+      <w:r>
+        <w:rPr>
+          <w:rFonts w:asciiTheme="minorHAnsi" w:eastAsia="Times New Roman" w:hAnsiTheme="minorHAnsi" w:cstheme="minorHAnsi"/>
+          <w:lang w:val="en-US"/>
+        </w:rPr>
+        <w:t xml:space="preserve">  }</w:t>
+      </w:r>
+    </w:p>
+    <w:p>
+      <w:pPr>
+        <w:rPr>
+          <w:rFonts w:asciiTheme="minorHAnsi" w:eastAsia="Times New Roman" w:hAnsiTheme="minorHAnsi" w:cstheme="minorHAnsi"/>
+          <w:lang w:val="en-US"/>
+        </w:rPr>
+      </w:pPr>
+      <w:r>
+        <w:rPr>
+          <w:rFonts w:asciiTheme="minorHAnsi" w:eastAsia="Times New Roman" w:hAnsiTheme="minorHAnsi" w:cstheme="minorHAnsi"/>
+          <w:lang w:val="en-US"/>
+        </w:rPr>
+        <w:t xml:space="preserve">  UNION</w:t>
+      </w:r>
+    </w:p>
+    <w:p>
+      <w:pPr>
+        <w:rPr>
+          <w:rFonts w:asciiTheme="minorHAnsi" w:eastAsia="Times New Roman" w:hAnsiTheme="minorHAnsi" w:cstheme="minorHAnsi"/>
+          <w:lang w:val="en-US"/>
+        </w:rPr>
+      </w:pPr>
+      <w:r>
+        <w:rPr>
+          <w:rFonts w:asciiTheme="minorHAnsi" w:eastAsia="Times New Roman" w:hAnsiTheme="minorHAnsi" w:cstheme="minorHAnsi"/>
+          <w:lang w:val="en-US"/>
+        </w:rPr>
+        <w:t xml:space="preserve">  {</w:t>
+      </w:r>
+    </w:p>
+    <w:p>
+      <w:pPr>
+        <w:rPr>
+          <w:rFonts w:asciiTheme="minorHAnsi" w:eastAsia="Times New Roman" w:hAnsiTheme="minorHAnsi" w:cstheme="minorHAnsi"/>
+          <w:lang w:val="en-US"/>
+        </w:rPr>
+      </w:pPr>
+      <w:r>
+        <w:rPr>
+          <w:rFonts w:asciiTheme="minorHAnsi" w:eastAsia="Times New Roman" w:hAnsiTheme="minorHAnsi" w:cstheme="minorHAnsi"/>
+          <w:lang w:val="en-US"/>
+        </w:rPr>
+        <w:t xml:space="preserve">    ?ogmsCharacteristic rdfs:subClassOf* obo:OGMS_0000022 .  </w:t>
+      </w:r>
+    </w:p>
+    <w:p>
+      <w:pPr>
+        <w:rPr>
+          <w:rFonts w:asciiTheme="minorHAnsi" w:eastAsia="Times New Roman" w:hAnsiTheme="minorHAnsi" w:cstheme="minorHAnsi"/>
+          <w:lang w:val="en-US"/>
+        </w:rPr>
+      </w:pPr>
+      <w:r>
+        <w:rPr>
+          <w:rFonts w:asciiTheme="minorHAnsi" w:eastAsia="Times New Roman" w:hAnsiTheme="minorHAnsi" w:cstheme="minorHAnsi"/>
+          <w:lang w:val="en-US"/>
+        </w:rPr>
+        <w:t xml:space="preserve">    BIND("OGMS manifestation (quality)" AS ?ogmsCharType)</w:t>
+      </w:r>
+    </w:p>
+    <w:p>
+      <w:pPr>
+        <w:rPr>
+          <w:rFonts w:asciiTheme="minorHAnsi" w:eastAsia="Times New Roman" w:hAnsiTheme="minorHAnsi" w:cstheme="minorHAnsi"/>
+          <w:lang w:val="en-US"/>
+        </w:rPr>
+      </w:pPr>
+      <w:r>
+        <w:rPr>
+          <w:rFonts w:asciiTheme="minorHAnsi" w:eastAsia="Times New Roman" w:hAnsiTheme="minorHAnsi" w:cstheme="minorHAnsi"/>
+          <w:lang w:val="en-US"/>
+        </w:rPr>
+        <w:t xml:space="preserve">  }</w:t>
+      </w:r>
+    </w:p>
+    <w:p>
+      <w:pPr>
+        <w:rPr>
+          <w:rFonts w:asciiTheme="minorHAnsi" w:eastAsia="Times New Roman" w:hAnsiTheme="minorHAnsi" w:cstheme="minorHAnsi"/>
+          <w:lang w:val="en-US"/>
+        </w:rPr>
+      </w:pPr>
+      <w:r>
+        <w:rPr>
+          <w:rFonts w:asciiTheme="minorHAnsi" w:eastAsia="Times New Roman" w:hAnsiTheme="minorHAnsi" w:cstheme="minorHAnsi"/>
+          <w:lang w:val="en-US"/>
+        </w:rPr>
+        <w:t xml:space="preserve">  UNION</w:t>
+      </w:r>
+    </w:p>
+    <w:p>
+      <w:pPr>
+        <w:rPr>
+          <w:rFonts w:asciiTheme="minorHAnsi" w:eastAsia="Times New Roman" w:hAnsiTheme="minorHAnsi" w:cstheme="minorHAnsi"/>
+          <w:lang w:val="en-US"/>
+        </w:rPr>
+      </w:pPr>
+      <w:r>
+        <w:rPr>
+          <w:rFonts w:asciiTheme="minorHAnsi" w:eastAsia="Times New Roman" w:hAnsiTheme="minorHAnsi" w:cstheme="minorHAnsi"/>
+          <w:lang w:val="en-US"/>
+        </w:rPr>
+        <w:t xml:space="preserve">  {</w:t>
+      </w:r>
+    </w:p>
+    <w:p>
+      <w:pPr>
+        <w:rPr>
+          <w:rFonts w:asciiTheme="minorHAnsi" w:eastAsia="Times New Roman" w:hAnsiTheme="minorHAnsi" w:cstheme="minorHAnsi"/>
+          <w:lang w:val="en-US"/>
+        </w:rPr>
+      </w:pPr>
+      <w:r>
+        <w:rPr>
+          <w:rFonts w:asciiTheme="minorHAnsi" w:eastAsia="Times New Roman" w:hAnsiTheme="minorHAnsi" w:cstheme="minorHAnsi"/>
+          <w:lang w:val="en-US"/>
+        </w:rPr>
+        <w:t xml:space="preserve">    ?ogmsCharacteristic rdfs:subClassOf* obo:OGMS_0000023 . </w:t>
+      </w:r>
+    </w:p>
+    <w:p>
+      <w:pPr>
+        <w:rPr>
+          <w:rFonts w:asciiTheme="minorHAnsi" w:eastAsia="Times New Roman" w:hAnsiTheme="minorHAnsi" w:cstheme="minorHAnsi"/>
+          <w:lang w:val="en-US"/>
+        </w:rPr>
+      </w:pPr>
+      <w:r>
+        <w:rPr>
+          <w:rFonts w:asciiTheme="minorHAnsi" w:eastAsia="Times New Roman" w:hAnsiTheme="minorHAnsi" w:cstheme="minorHAnsi"/>
+          <w:lang w:val="en-US"/>
+        </w:rPr>
+        <w:t xml:space="preserve">    BIND("OGMS phenotype" AS ?ogmsCharType)</w:t>
+      </w:r>
+    </w:p>
+    <w:p>
+      <w:pPr>
+        <w:rPr>
+          <w:rFonts w:asciiTheme="minorHAnsi" w:eastAsia="Times New Roman" w:hAnsiTheme="minorHAnsi" w:cstheme="minorHAnsi"/>
+          <w:lang w:val="en-US"/>
+        </w:rPr>
+      </w:pPr>
+      <w:r>
+        <w:rPr>
+          <w:rFonts w:asciiTheme="minorHAnsi" w:eastAsia="Times New Roman" w:hAnsiTheme="minorHAnsi" w:cstheme="minorHAnsi"/>
+          <w:lang w:val="en-US"/>
+        </w:rPr>
+        <w:t xml:space="preserve">  }</w:t>
+      </w:r>
+    </w:p>
+    <w:p>
+      <w:pPr>
+        <w:rPr>
+          <w:rFonts w:asciiTheme="minorHAnsi" w:eastAsia="Times New Roman" w:hAnsiTheme="minorHAnsi" w:cstheme="minorHAnsi"/>
+          <w:lang w:val="en-US"/>
+        </w:rPr>
+      </w:pPr>
+      <w:r>
+        <w:rPr>
+          <w:rFonts w:asciiTheme="minorHAnsi" w:eastAsia="Times New Roman" w:hAnsiTheme="minorHAnsi" w:cstheme="minorHAnsi"/>
+          <w:lang w:val="en-US"/>
+        </w:rPr>
+        <w:t xml:space="preserve">  </w:t>
+      </w:r>
+    </w:p>
+    <w:p>
+      <w:pPr>
+        <w:rPr>
+          <w:rFonts w:asciiTheme="minorHAnsi" w:eastAsia="Times New Roman" w:hAnsiTheme="minorHAnsi" w:cstheme="minorHAnsi"/>
+          <w:lang w:val="en-US"/>
+        </w:rPr>
+      </w:pPr>
+      <w:r>
+        <w:rPr>
+          <w:rFonts w:asciiTheme="minorHAnsi" w:eastAsia="Times New Roman" w:hAnsiTheme="minorHAnsi" w:cstheme="minorHAnsi"/>
+          <w:lang w:val="en-US"/>
+        </w:rPr>
+        <w:t xml:space="preserve">  ?ogmsCharacteristic rdfs:label ?ogmsLabel .</w:t>
+      </w:r>
+    </w:p>
+    <w:p>
+      <w:pPr>
+        <w:rPr>
+          <w:rFonts w:asciiTheme="minorHAnsi" w:eastAsia="Times New Roman" w:hAnsiTheme="minorHAnsi" w:cstheme="minorHAnsi"/>
+          <w:lang w:val="en-US"/>
+        </w:rPr>
+      </w:pPr>
+      <w:r>
+        <w:rPr>
+          <w:rFonts w:asciiTheme="minorHAnsi" w:eastAsia="Times New Roman" w:hAnsiTheme="minorHAnsi" w:cstheme="minorHAnsi"/>
+          <w:lang w:val="en-US"/>
+        </w:rPr>
+        <w:t xml:space="preserve">  </w:t>
+      </w:r>
+    </w:p>
+    <w:p>
+      <w:pPr>
+        <w:rPr>
+          <w:rFonts w:asciiTheme="minorHAnsi" w:eastAsia="Times New Roman" w:hAnsiTheme="minorHAnsi" w:cstheme="minorHAnsi"/>
+          <w:lang w:val="en-US"/>
+        </w:rPr>
+      </w:pPr>
+    </w:p>
+    <w:p>
+      <w:pPr>
+        <w:rPr>
+          <w:rFonts w:asciiTheme="minorHAnsi" w:eastAsia="Times New Roman" w:hAnsiTheme="minorHAnsi" w:cstheme="minorHAnsi"/>
+          <w:lang w:val="en-US"/>
+        </w:rPr>
+      </w:pPr>
+      <w:r>
+        <w:rPr>
+          <w:rFonts w:asciiTheme="minorHAnsi" w:eastAsia="Times New Roman" w:hAnsiTheme="minorHAnsi" w:cstheme="minorHAnsi"/>
+          <w:lang w:val="en-US"/>
+        </w:rPr>
+        <w:t xml:space="preserve">  OPTIONAL {</w:t>
+      </w:r>
+    </w:p>
+    <w:p>
+      <w:pPr>
+        <w:rPr>
+          <w:rFonts w:asciiTheme="minorHAnsi" w:eastAsia="Times New Roman" w:hAnsiTheme="minorHAnsi" w:cstheme="minorHAnsi"/>
+          <w:lang w:val="en-US"/>
+        </w:rPr>
+      </w:pPr>
+    </w:p>
+    <w:p>
+      <w:pPr>
+        <w:rPr>
+          <w:rFonts w:asciiTheme="minorHAnsi" w:eastAsia="Times New Roman" w:hAnsiTheme="minorHAnsi" w:cstheme="minorHAnsi"/>
+          <w:lang w:val="en-US"/>
+        </w:rPr>
+      </w:pPr>
+      <w:r>
+        <w:rPr>
+          <w:rFonts w:asciiTheme="minorHAnsi" w:eastAsia="Times New Roman" w:hAnsiTheme="minorHAnsi" w:cstheme="minorHAnsi"/>
+          <w:lang w:val="en-US"/>
+        </w:rPr>
+        <w:t xml:space="preserve">    {</w:t>
+      </w:r>
+    </w:p>
+    <w:p>
+      <w:pPr>
+        <w:rPr>
+          <w:rFonts w:asciiTheme="minorHAnsi" w:eastAsia="Times New Roman" w:hAnsiTheme="minorHAnsi" w:cstheme="minorHAnsi"/>
+          <w:lang w:val="en-US"/>
+        </w:rPr>
+      </w:pPr>
+      <w:r>
+        <w:rPr>
+          <w:rFonts w:asciiTheme="minorHAnsi" w:eastAsia="Times New Roman" w:hAnsiTheme="minorHAnsi" w:cstheme="minorHAnsi"/>
+          <w:lang w:val="en-US"/>
+        </w:rPr>
+        <w:t xml:space="preserve">      ?cobCharacteristic rdfs:subClassOf* obo:BFO_0000016 .</w:t>
+      </w:r>
+    </w:p>
+    <w:p>
+      <w:pPr>
+        <w:rPr>
+          <w:rFonts w:asciiTheme="minorHAnsi" w:eastAsia="Times New Roman" w:hAnsiTheme="minorHAnsi" w:cstheme="minorHAnsi"/>
+          <w:lang w:val="en-US"/>
+        </w:rPr>
+      </w:pPr>
+      <w:r>
+        <w:rPr>
+          <w:rFonts w:asciiTheme="minorHAnsi" w:eastAsia="Times New Roman" w:hAnsiTheme="minorHAnsi" w:cstheme="minorHAnsi"/>
+          <w:lang w:val="en-US"/>
+        </w:rPr>
+        <w:t xml:space="preserve">      ?ogmsCharacteristic rdfs:subClassOf* obo:BFO_0000016 .</w:t>
+      </w:r>
+    </w:p>
+    <w:p>
+      <w:pPr>
+        <w:rPr>
+          <w:rFonts w:asciiTheme="minorHAnsi" w:eastAsia="Times New Roman" w:hAnsiTheme="minorHAnsi" w:cstheme="minorHAnsi"/>
+          <w:lang w:val="en-US"/>
+        </w:rPr>
+      </w:pPr>
+      <w:r>
+        <w:rPr>
+          <w:rFonts w:asciiTheme="minorHAnsi" w:eastAsia="Times New Roman" w:hAnsiTheme="minorHAnsi" w:cstheme="minorHAnsi"/>
+          <w:lang w:val="en-US"/>
+        </w:rPr>
+        <w:t xml:space="preserve">      BIND(obo:BFO_0000016 AS ?bfoCategory)</w:t>
+      </w:r>
+    </w:p>
+    <w:p>
+      <w:pPr>
+        <w:rPr>
+          <w:rFonts w:asciiTheme="minorHAnsi" w:eastAsia="Times New Roman" w:hAnsiTheme="minorHAnsi" w:cstheme="minorHAnsi"/>
+          <w:lang w:val="en-US"/>
+        </w:rPr>
+      </w:pPr>
+      <w:r>
+        <w:rPr>
+          <w:rFonts w:asciiTheme="minorHAnsi" w:eastAsia="Times New Roman" w:hAnsiTheme="minorHAnsi" w:cstheme="minorHAnsi"/>
+          <w:lang w:val="en-US"/>
+        </w:rPr>
+        <w:t xml:space="preserve">      ?bfoCategory rdfs:label ?bfoLabel .</w:t>
+      </w:r>
+    </w:p>
+    <w:p>
+      <w:pPr>
+        <w:rPr>
+          <w:rFonts w:asciiTheme="minorHAnsi" w:eastAsia="Times New Roman" w:hAnsiTheme="minorHAnsi" w:cstheme="minorHAnsi"/>
+          <w:lang w:val="en-US"/>
+        </w:rPr>
+      </w:pPr>
+      <w:r>
+        <w:rPr>
+          <w:rFonts w:asciiTheme="minorHAnsi" w:eastAsia="Times New Roman" w:hAnsiTheme="minorHAnsi" w:cstheme="minorHAnsi"/>
+          <w:lang w:val="en-US"/>
+        </w:rPr>
+        <w:t xml:space="preserve">    }</w:t>
+      </w:r>
+    </w:p>
+    <w:p>
+      <w:pPr>
+        <w:rPr>
+          <w:rFonts w:asciiTheme="minorHAnsi" w:eastAsia="Times New Roman" w:hAnsiTheme="minorHAnsi" w:cstheme="minorHAnsi"/>
+          <w:lang w:val="en-US"/>
+        </w:rPr>
+      </w:pPr>
+      <w:r>
+        <w:rPr>
+          <w:rFonts w:asciiTheme="minorHAnsi" w:eastAsia="Times New Roman" w:hAnsiTheme="minorHAnsi" w:cstheme="minorHAnsi"/>
+          <w:lang w:val="en-US"/>
+        </w:rPr>
+        <w:t xml:space="preserve">    UNION</w:t>
+      </w:r>
+    </w:p>
+    <w:p>
+      <w:pPr>
+        <w:rPr>
+          <w:rFonts w:asciiTheme="minorHAnsi" w:eastAsia="Times New Roman" w:hAnsiTheme="minorHAnsi" w:cstheme="minorHAnsi"/>
+          <w:lang w:val="en-US"/>
+        </w:rPr>
+      </w:pPr>
+    </w:p>
+    <w:p>
+      <w:pPr>
+        <w:rPr>
+          <w:rFonts w:asciiTheme="minorHAnsi" w:eastAsia="Times New Roman" w:hAnsiTheme="minorHAnsi" w:cstheme="minorHAnsi"/>
+          <w:lang w:val="en-US"/>
+        </w:rPr>
+      </w:pPr>
+      <w:r>
+        <w:rPr>
+          <w:rFonts w:asciiTheme="minorHAnsi" w:eastAsia="Times New Roman" w:hAnsiTheme="minorHAnsi" w:cstheme="minorHAnsi"/>
+          <w:lang w:val="en-US"/>
+        </w:rPr>
+        <w:t xml:space="preserve">    {</w:t>
+      </w:r>
+    </w:p>
+    <w:p>
+      <w:pPr>
+        <w:rPr>
+          <w:rFonts w:asciiTheme="minorHAnsi" w:eastAsia="Times New Roman" w:hAnsiTheme="minorHAnsi" w:cstheme="minorHAnsi"/>
+          <w:lang w:val="en-US"/>
+        </w:rPr>
+      </w:pPr>
+      <w:r>
+        <w:rPr>
+          <w:rFonts w:asciiTheme="minorHAnsi" w:eastAsia="Times New Roman" w:hAnsiTheme="minorHAnsi" w:cstheme="minorHAnsi"/>
+          <w:lang w:val="en-US"/>
+        </w:rPr>
+        <w:t xml:space="preserve">      ?cobCharacteristic rdfs:subClassOf* obo:BFO_0000019 .</w:t>
+      </w:r>
+    </w:p>
+    <w:p>
+      <w:pPr>
+        <w:rPr>
+          <w:rFonts w:asciiTheme="minorHAnsi" w:eastAsia="Times New Roman" w:hAnsiTheme="minorHAnsi" w:cstheme="minorHAnsi"/>
+          <w:lang w:val="en-US"/>
+        </w:rPr>
+      </w:pPr>
+      <w:r>
+        <w:rPr>
+          <w:rFonts w:asciiTheme="minorHAnsi" w:eastAsia="Times New Roman" w:hAnsiTheme="minorHAnsi" w:cstheme="minorHAnsi"/>
+          <w:lang w:val="en-US"/>
+        </w:rPr>
+        <w:t xml:space="preserve">      ?ogmsCharacteristic rdfs:subClassOf* obo:BFO_0000019 .</w:t>
+      </w:r>
+    </w:p>
+    <w:p>
+      <w:pPr>
+        <w:rPr>
+          <w:rFonts w:asciiTheme="minorHAnsi" w:eastAsia="Times New Roman" w:hAnsiTheme="minorHAnsi" w:cstheme="minorHAnsi"/>
+          <w:lang w:val="en-US"/>
+        </w:rPr>
+      </w:pPr>
+      <w:r>
+        <w:rPr>
+          <w:rFonts w:asciiTheme="minorHAnsi" w:eastAsia="Times New Roman" w:hAnsiTheme="minorHAnsi" w:cstheme="minorHAnsi"/>
+          <w:lang w:val="en-US"/>
+        </w:rPr>
+        <w:t xml:space="preserve">      BIND(obo:BFO_0000019 AS ?bfoCategory)</w:t>
+      </w:r>
+    </w:p>
+    <w:p>
+      <w:pPr>
+        <w:rPr>
+          <w:rFonts w:asciiTheme="minorHAnsi" w:eastAsia="Times New Roman" w:hAnsiTheme="minorHAnsi" w:cstheme="minorHAnsi"/>
+          <w:lang w:val="en-US"/>
+        </w:rPr>
+      </w:pPr>
+      <w:r>
+        <w:rPr>
+          <w:rFonts w:asciiTheme="minorHAnsi" w:eastAsia="Times New Roman" w:hAnsiTheme="minorHAnsi" w:cstheme="minorHAnsi"/>
+          <w:lang w:val="en-US"/>
+        </w:rPr>
+        <w:t xml:space="preserve">      ?bfoCategory rdfs:label ?bfoLabel .</w:t>
+      </w:r>
+    </w:p>
+    <w:p>
+      <w:pPr>
+        <w:rPr>
+          <w:rFonts w:asciiTheme="minorHAnsi" w:eastAsia="Times New Roman" w:hAnsiTheme="minorHAnsi" w:cstheme="minorHAnsi"/>
+          <w:lang w:val="en-US"/>
+        </w:rPr>
+      </w:pPr>
+      <w:r>
+        <w:rPr>
+          <w:rFonts w:asciiTheme="minorHAnsi" w:eastAsia="Times New Roman" w:hAnsiTheme="minorHAnsi" w:cstheme="minorHAnsi"/>
+          <w:lang w:val="en-US"/>
+        </w:rPr>
+        <w:t xml:space="preserve">    }</w:t>
+      </w:r>
+    </w:p>
+    <w:p>
+      <w:pPr>
+        <w:rPr>
+          <w:rFonts w:asciiTheme="minorHAnsi" w:eastAsia="Times New Roman" w:hAnsiTheme="minorHAnsi" w:cstheme="minorHAnsi"/>
+          <w:lang w:val="en-US"/>
+        </w:rPr>
+      </w:pPr>
+      <w:r>
+        <w:rPr>
+          <w:rFonts w:asciiTheme="minorHAnsi" w:eastAsia="Times New Roman" w:hAnsiTheme="minorHAnsi" w:cstheme="minorHAnsi"/>
+          <w:lang w:val="en-US"/>
+        </w:rPr>
+        <w:t xml:space="preserve">    UNION</w:t>
+      </w:r>
+    </w:p>
+    <w:p>
+      <w:pPr>
+        <w:rPr>
+          <w:rFonts w:asciiTheme="minorHAnsi" w:eastAsia="Times New Roman" w:hAnsiTheme="minorHAnsi" w:cstheme="minorHAnsi"/>
+          <w:lang w:val="en-US"/>
+        </w:rPr>
+      </w:pPr>
+      <w:r>
+        <w:rPr>
+          <w:rFonts w:asciiTheme="minorHAnsi" w:eastAsia="Times New Roman" w:hAnsiTheme="minorHAnsi" w:cstheme="minorHAnsi"/>
+          <w:lang w:val="en-US"/>
+        </w:rPr>
+        <w:t xml:space="preserve">   </w:t>
+      </w:r>
+    </w:p>
+    <w:p>
+      <w:pPr>
+        <w:rPr>
+          <w:rFonts w:asciiTheme="minorHAnsi" w:eastAsia="Times New Roman" w:hAnsiTheme="minorHAnsi" w:cstheme="minorHAnsi"/>
+          <w:lang w:val="en-US"/>
+        </w:rPr>
+      </w:pPr>
+      <w:r>
+        <w:rPr>
+          <w:rFonts w:asciiTheme="minorHAnsi" w:eastAsia="Times New Roman" w:hAnsiTheme="minorHAnsi" w:cstheme="minorHAnsi"/>
+          <w:lang w:val="en-US"/>
+        </w:rPr>
+        <w:t xml:space="preserve">    {</w:t>
+      </w:r>
+    </w:p>
+    <w:p>
+      <w:pPr>
+        <w:rPr>
+          <w:rFonts w:asciiTheme="minorHAnsi" w:eastAsia="Times New Roman" w:hAnsiTheme="minorHAnsi" w:cstheme="minorHAnsi"/>
+          <w:lang w:val="en-US"/>
+        </w:rPr>
+      </w:pPr>
+      <w:r>
+        <w:rPr>
+          <w:rFonts w:asciiTheme="minorHAnsi" w:eastAsia="Times New Roman" w:hAnsiTheme="minorHAnsi" w:cstheme="minorHAnsi"/>
+          <w:lang w:val="en-US"/>
+        </w:rPr>
+        <w:lastRenderedPageBreak/>
+        <w:t xml:space="preserve">      ?cobCharacteristic rdfs:subClassOf* obo:BFO_0000017 .</w:t>
+      </w:r>
+    </w:p>
+    <w:p>
+      <w:pPr>
+        <w:rPr>
+          <w:rFonts w:asciiTheme="minorHAnsi" w:eastAsia="Times New Roman" w:hAnsiTheme="minorHAnsi" w:cstheme="minorHAnsi"/>
+          <w:lang w:val="en-US"/>
+        </w:rPr>
+      </w:pPr>
+      <w:r>
+        <w:rPr>
+          <w:rFonts w:asciiTheme="minorHAnsi" w:eastAsia="Times New Roman" w:hAnsiTheme="minorHAnsi" w:cstheme="minorHAnsi"/>
+          <w:lang w:val="en-US"/>
+        </w:rPr>
+        <w:t xml:space="preserve">      ?ogmsCharacteristic rdfs:subClassOf* obo:BFO_0000017 .</w:t>
+      </w:r>
+    </w:p>
+    <w:p>
+      <w:pPr>
+        <w:rPr>
+          <w:rFonts w:asciiTheme="minorHAnsi" w:eastAsia="Times New Roman" w:hAnsiTheme="minorHAnsi" w:cstheme="minorHAnsi"/>
+          <w:lang w:val="en-US"/>
+        </w:rPr>
+      </w:pPr>
+      <w:r>
+        <w:rPr>
+          <w:rFonts w:asciiTheme="minorHAnsi" w:eastAsia="Times New Roman" w:hAnsiTheme="minorHAnsi" w:cstheme="minorHAnsi"/>
+          <w:lang w:val="en-US"/>
+        </w:rPr>
+        <w:t xml:space="preserve">      BIND(obo:BFO_0000017 AS ?bfoCategory)</w:t>
+      </w:r>
+    </w:p>
+    <w:p>
+      <w:pPr>
+        <w:rPr>
+          <w:rFonts w:asciiTheme="minorHAnsi" w:eastAsia="Times New Roman" w:hAnsiTheme="minorHAnsi" w:cstheme="minorHAnsi"/>
+          <w:lang w:val="en-US"/>
+        </w:rPr>
+      </w:pPr>
+      <w:r>
+        <w:rPr>
+          <w:rFonts w:asciiTheme="minorHAnsi" w:eastAsia="Times New Roman" w:hAnsiTheme="minorHAnsi" w:cstheme="minorHAnsi"/>
+          <w:lang w:val="en-US"/>
+        </w:rPr>
+        <w:t xml:space="preserve">      ?bfoCategory rdfs:label ?bfoLabel .</w:t>
+      </w:r>
+    </w:p>
+    <w:p>
+      <w:pPr>
+        <w:rPr>
+          <w:rFonts w:asciiTheme="minorHAnsi" w:eastAsia="Times New Roman" w:hAnsiTheme="minorHAnsi" w:cstheme="minorHAnsi"/>
+          <w:lang w:val="en-US"/>
+        </w:rPr>
+      </w:pPr>
+      <w:r>
+        <w:rPr>
+          <w:rFonts w:asciiTheme="minorHAnsi" w:eastAsia="Times New Roman" w:hAnsiTheme="minorHAnsi" w:cstheme="minorHAnsi"/>
+          <w:lang w:val="en-US"/>
+        </w:rPr>
+        <w:t xml:space="preserve">    }</w:t>
+      </w:r>
+    </w:p>
+    <w:p>
+      <w:pPr>
+        <w:rPr>
+          <w:rFonts w:asciiTheme="minorHAnsi" w:eastAsia="Times New Roman" w:hAnsiTheme="minorHAnsi" w:cstheme="minorHAnsi"/>
+          <w:lang w:val="en-US"/>
+        </w:rPr>
+      </w:pPr>
+      <w:r>
+        <w:rPr>
+          <w:rFonts w:asciiTheme="minorHAnsi" w:eastAsia="Times New Roman" w:hAnsiTheme="minorHAnsi" w:cstheme="minorHAnsi"/>
+          <w:lang w:val="en-US"/>
+        </w:rPr>
+        <w:t xml:space="preserve">  }</w:t>
+      </w:r>
+    </w:p>
+    <w:p>
+      <w:pPr>
+        <w:rPr>
+          <w:rFonts w:asciiTheme="minorHAnsi" w:eastAsia="Times New Roman" w:hAnsiTheme="minorHAnsi" w:cstheme="minorHAnsi"/>
+          <w:lang w:val="en-US"/>
+        </w:rPr>
+      </w:pPr>
+      <w:r>
+        <w:rPr>
+          <w:rFonts w:asciiTheme="minorHAnsi" w:eastAsia="Times New Roman" w:hAnsiTheme="minorHAnsi" w:cstheme="minorHAnsi"/>
+          <w:lang w:val="en-US"/>
+        </w:rPr>
+        <w:t>}</w:t>
+      </w:r>
+    </w:p>
+    <w:p>
+      <w:pPr>
+        <w:rPr>
+          <w:rFonts w:asciiTheme="minorHAnsi" w:eastAsia="Times New Roman" w:hAnsiTheme="minorHAnsi" w:cstheme="minorHAnsi"/>
+          <w:lang w:val="en-US"/>
+        </w:rPr>
+      </w:pPr>
+      <w:r>
+        <w:rPr>
+          <w:rFonts w:asciiTheme="minorHAnsi" w:eastAsia="Times New Roman" w:hAnsiTheme="minorHAnsi" w:cstheme="minorHAnsi"/>
+          <w:lang w:val="en-US"/>
+        </w:rPr>
+        <w:t>ORDER BY ?cobCharType ?ogmsCharType</w:t>
+      </w:r>
+    </w:p>
+    <w:p>
+      <w:pPr>
+        <w:rPr>
+          <w:rFonts w:asciiTheme="minorHAnsi" w:eastAsia="Times New Roman" w:hAnsiTheme="minorHAnsi" w:cstheme="minorHAnsi"/>
+          <w:lang w:val="en-US"/>
+        </w:rPr>
+      </w:pPr>
+      <w:r>
+        <w:rPr>
+          <w:rFonts w:asciiTheme="minorHAnsi" w:eastAsia="Times New Roman" w:hAnsiTheme="minorHAnsi" w:cstheme="minorHAnsi"/>
+          <w:lang w:val="en-US"/>
+        </w:rPr>
+        <w:t>```</w:t>
+      </w:r>
+    </w:p>
+    <w:p>
+      <w:pPr>
+        <w:rPr>
+          <w:rFonts w:asciiTheme="minorHAnsi" w:eastAsia="Times New Roman" w:hAnsiTheme="minorHAnsi" w:cstheme="minorHAnsi"/>
+          <w:lang w:val="en-US"/>
+        </w:rPr>
+      </w:pPr>
+    </w:p>
+    <w:p>
+      <w:pPr>
+        <w:numPr>
+          <w:ilvl w:val="0"/>
+          <w:numId w:val="6"/>
+        </w:numPr>
+        <w:rPr>
+          <w:rFonts w:asciiTheme="minorHAnsi" w:eastAsia="Times New Roman" w:hAnsiTheme="minorHAnsi" w:cstheme="minorHAnsi"/>
+          <w:lang w:val="ru-BY"/>
+        </w:rPr>
+      </w:pPr>
+      <w:r>
+        <w:rPr>
+          <w:rFonts w:asciiTheme="minorHAnsi" w:eastAsia="Times New Roman" w:hAnsiTheme="minorHAnsi" w:cstheme="minorHAnsi"/>
+          <w:b/>
+          <w:bCs/>
+          <w:lang w:val="ru-BY"/>
+        </w:rPr>
+        <w:t>Сбор «фундамента» (блок COB)</w:t>
+      </w:r>
+      <w:r>
+        <w:rPr>
+          <w:rFonts w:asciiTheme="minorHAnsi" w:eastAsia="Times New Roman" w:hAnsiTheme="minorHAnsi" w:cstheme="minorHAnsi"/>
+          <w:lang w:val="ru-BY"/>
+        </w:rPr>
+        <w:t>:</w:t>
+      </w:r>
+    </w:p>
+    <w:p>
+      <w:pPr>
+        <w:numPr>
+          <w:ilvl w:val="1"/>
+          <w:numId w:val="7"/>
+        </w:numPr>
+        <w:rPr>
+          <w:rFonts w:asciiTheme="minorHAnsi" w:eastAsia="Times New Roman" w:hAnsiTheme="minorHAnsi" w:cstheme="minorHAnsi"/>
+          <w:lang w:val="ru-BY"/>
+        </w:rPr>
+      </w:pPr>
+      <w:r>
+        <w:rPr>
+          <w:rFonts w:asciiTheme="minorHAnsi" w:eastAsia="Times New Roman" w:hAnsiTheme="minorHAnsi" w:cstheme="minorHAnsi"/>
+          <w:lang w:val="ru-BY"/>
+        </w:rPr>
+        <w:t>Запрос идет в онтологию </w:t>
+      </w:r>
+      <w:r>
+        <w:rPr>
+          <w:rFonts w:asciiTheme="minorHAnsi" w:eastAsia="Times New Roman" w:hAnsiTheme="minorHAnsi" w:cstheme="minorHAnsi"/>
+          <w:b/>
+          <w:bCs/>
+          <w:lang w:val="ru-BY"/>
+        </w:rPr>
+        <w:t>COB</w:t>
+      </w:r>
+      <w:r>
+        <w:rPr>
+          <w:rFonts w:asciiTheme="minorHAnsi" w:eastAsia="Times New Roman" w:hAnsiTheme="minorHAnsi" w:cstheme="minorHAnsi"/>
+          <w:lang w:val="ru-BY"/>
+        </w:rPr>
+        <w:t> и ищет базовые физические параметры: массу (PATO_0000125) и электрический заряд (PATO_0002193).</w:t>
+      </w:r>
+    </w:p>
+    <w:p>
+      <w:pPr>
+        <w:numPr>
+          <w:ilvl w:val="1"/>
+          <w:numId w:val="8"/>
+        </w:numPr>
+        <w:rPr>
+          <w:rFonts w:asciiTheme="minorHAnsi" w:eastAsia="Times New Roman" w:hAnsiTheme="minorHAnsi" w:cstheme="minorHAnsi"/>
+          <w:lang w:val="ru-BY"/>
+        </w:rPr>
+      </w:pPr>
+      <w:r>
+        <w:rPr>
+          <w:rFonts w:asciiTheme="minorHAnsi" w:eastAsia="Times New Roman" w:hAnsiTheme="minorHAnsi" w:cstheme="minorHAnsi"/>
+          <w:lang w:val="ru-BY"/>
+        </w:rPr>
+        <w:t>Он помечает их как «характеристики» (Characteristics). Это то, что есть у любого живого существа по определению.</w:t>
+      </w:r>
+    </w:p>
+    <w:p>
+      <w:pPr>
+        <w:numPr>
+          <w:ilvl w:val="0"/>
+          <w:numId w:val="6"/>
+        </w:numPr>
+        <w:rPr>
+          <w:rFonts w:asciiTheme="minorHAnsi" w:eastAsia="Times New Roman" w:hAnsiTheme="minorHAnsi" w:cstheme="minorHAnsi"/>
+          <w:lang w:val="ru-BY"/>
+        </w:rPr>
+      </w:pPr>
+      <w:r>
+        <w:rPr>
+          <w:rFonts w:asciiTheme="minorHAnsi" w:eastAsia="Times New Roman" w:hAnsiTheme="minorHAnsi" w:cstheme="minorHAnsi"/>
+          <w:b/>
+          <w:bCs/>
+          <w:lang w:val="ru-BY"/>
+        </w:rPr>
+        <w:t>Сбор «патологий» (блок OGMS)</w:t>
+      </w:r>
+      <w:r>
+        <w:rPr>
+          <w:rFonts w:asciiTheme="minorHAnsi" w:eastAsia="Times New Roman" w:hAnsiTheme="minorHAnsi" w:cstheme="minorHAnsi"/>
+          <w:lang w:val="ru-BY"/>
+        </w:rPr>
+        <w:t>:</w:t>
+      </w:r>
+    </w:p>
+    <w:p>
+      <w:pPr>
+        <w:numPr>
+          <w:ilvl w:val="1"/>
+          <w:numId w:val="9"/>
+        </w:numPr>
+        <w:rPr>
+          <w:rFonts w:asciiTheme="minorHAnsi" w:eastAsia="Times New Roman" w:hAnsiTheme="minorHAnsi" w:cstheme="minorHAnsi"/>
+          <w:lang w:val="ru-BY"/>
+        </w:rPr>
+      </w:pPr>
+      <w:r>
+        <w:rPr>
+          <w:rFonts w:asciiTheme="minorHAnsi" w:eastAsia="Times New Roman" w:hAnsiTheme="minorHAnsi" w:cstheme="minorHAnsi"/>
+          <w:lang w:val="ru-BY"/>
+        </w:rPr>
+        <w:t>Параллельно запрос идет в онтологию </w:t>
+      </w:r>
+      <w:r>
+        <w:rPr>
+          <w:rFonts w:asciiTheme="minorHAnsi" w:eastAsia="Times New Roman" w:hAnsiTheme="minorHAnsi" w:cstheme="minorHAnsi"/>
+          <w:b/>
+          <w:bCs/>
+          <w:lang w:val="ru-BY"/>
+        </w:rPr>
+        <w:t>OGMS</w:t>
+      </w:r>
+      <w:r>
+        <w:rPr>
+          <w:rFonts w:asciiTheme="minorHAnsi" w:eastAsia="Times New Roman" w:hAnsiTheme="minorHAnsi" w:cstheme="minorHAnsi"/>
+          <w:lang w:val="ru-BY"/>
+        </w:rPr>
+        <w:t> и ищет всё, что связано с болезнями: саму болезнь (disposition), предрасположенность к ней или её внешнее проявление (фенотип/проявление).</w:t>
+      </w:r>
+    </w:p>
+    <w:p>
+      <w:pPr>
+        <w:numPr>
+          <w:ilvl w:val="0"/>
+          <w:numId w:val="6"/>
+        </w:numPr>
+        <w:rPr>
+          <w:rFonts w:asciiTheme="minorHAnsi" w:eastAsia="Times New Roman" w:hAnsiTheme="minorHAnsi" w:cstheme="minorHAnsi"/>
+          <w:lang w:val="ru-BY"/>
+        </w:rPr>
+      </w:pPr>
+      <w:r>
+        <w:rPr>
+          <w:rFonts w:asciiTheme="minorHAnsi" w:eastAsia="Times New Roman" w:hAnsiTheme="minorHAnsi" w:cstheme="minorHAnsi"/>
+          <w:b/>
+          <w:bCs/>
+          <w:lang w:val="ru-BY"/>
+        </w:rPr>
+        <w:t>Логическая фильтрация (блок BFO в OPTIONAL)</w:t>
+      </w:r>
+      <w:r>
+        <w:rPr>
+          <w:rFonts w:asciiTheme="minorHAnsi" w:eastAsia="Times New Roman" w:hAnsiTheme="minorHAnsi" w:cstheme="minorHAnsi"/>
+          <w:lang w:val="ru-BY"/>
+        </w:rPr>
+        <w:t>:</w:t>
+      </w:r>
+    </w:p>
+    <w:p>
+      <w:pPr>
+        <w:numPr>
+          <w:ilvl w:val="1"/>
+          <w:numId w:val="10"/>
+        </w:numPr>
+        <w:rPr>
+          <w:rFonts w:asciiTheme="minorHAnsi" w:eastAsia="Times New Roman" w:hAnsiTheme="minorHAnsi" w:cstheme="minorHAnsi"/>
+          <w:lang w:val="ru-BY"/>
+        </w:rPr>
+      </w:pPr>
+      <w:r>
+        <w:rPr>
+          <w:rFonts w:asciiTheme="minorHAnsi" w:eastAsia="Times New Roman" w:hAnsiTheme="minorHAnsi" w:cstheme="minorHAnsi"/>
+          <w:lang w:val="ru-BY"/>
+        </w:rPr>
+        <w:t>Это самая «умная» часть. Вместо того чтобы просто свалить всё в одну кучу, запрос пытается классифицировать эти свойства по правилам высшей онтологии </w:t>
+      </w:r>
+      <w:r>
+        <w:rPr>
+          <w:rFonts w:asciiTheme="minorHAnsi" w:eastAsia="Times New Roman" w:hAnsiTheme="minorHAnsi" w:cstheme="minorHAnsi"/>
+          <w:b/>
+          <w:bCs/>
+          <w:lang w:val="ru-BY"/>
+        </w:rPr>
+        <w:t>BFO</w:t>
+      </w:r>
+      <w:r>
+        <w:rPr>
+          <w:rFonts w:asciiTheme="minorHAnsi" w:eastAsia="Times New Roman" w:hAnsiTheme="minorHAnsi" w:cstheme="minorHAnsi"/>
+          <w:lang w:val="ru-BY"/>
+        </w:rPr>
+        <w:t>:</w:t>
+      </w:r>
+    </w:p>
+    <w:p>
+      <w:pPr>
+        <w:numPr>
+          <w:ilvl w:val="2"/>
+          <w:numId w:val="11"/>
+        </w:numPr>
+        <w:rPr>
+          <w:rFonts w:asciiTheme="minorHAnsi" w:eastAsia="Times New Roman" w:hAnsiTheme="minorHAnsi" w:cstheme="minorHAnsi"/>
+          <w:lang w:val="ru-BY"/>
+        </w:rPr>
+      </w:pPr>
+      <w:r>
+        <w:rPr>
+          <w:rFonts w:asciiTheme="minorHAnsi" w:eastAsia="Times New Roman" w:hAnsiTheme="minorHAnsi" w:cstheme="minorHAnsi"/>
+          <w:b/>
+          <w:bCs/>
+          <w:lang w:val="ru-BY"/>
+        </w:rPr>
+        <w:t>Качество (Quality, BFO_0000019)</w:t>
+      </w:r>
+      <w:r>
+        <w:rPr>
+          <w:rFonts w:asciiTheme="minorHAnsi" w:eastAsia="Times New Roman" w:hAnsiTheme="minorHAnsi" w:cstheme="minorHAnsi"/>
+          <w:lang w:val="ru-BY"/>
+        </w:rPr>
+        <w:t>: Если это постоянное свойство (например, масса).</w:t>
+      </w:r>
+    </w:p>
+    <w:p>
+      <w:pPr>
+        <w:numPr>
+          <w:ilvl w:val="2"/>
+          <w:numId w:val="12"/>
+        </w:numPr>
+        <w:rPr>
+          <w:rFonts w:asciiTheme="minorHAnsi" w:eastAsia="Times New Roman" w:hAnsiTheme="minorHAnsi" w:cstheme="minorHAnsi"/>
+          <w:lang w:val="ru-BY"/>
+        </w:rPr>
+      </w:pPr>
+      <w:r>
+        <w:rPr>
+          <w:rFonts w:asciiTheme="minorHAnsi" w:eastAsia="Times New Roman" w:hAnsiTheme="minorHAnsi" w:cstheme="minorHAnsi"/>
+          <w:b/>
+          <w:bCs/>
+          <w:lang w:val="ru-BY"/>
+        </w:rPr>
+        <w:t>Диспозиция (Disposition, BFO_0000016)</w:t>
+      </w:r>
+      <w:r>
+        <w:rPr>
+          <w:rFonts w:asciiTheme="minorHAnsi" w:eastAsia="Times New Roman" w:hAnsiTheme="minorHAnsi" w:cstheme="minorHAnsi"/>
+          <w:lang w:val="ru-BY"/>
+        </w:rPr>
+        <w:t>: Если это свойство, которое может «сработать» при определенных условиях (например, болезнь или предрасположенность).</w:t>
+      </w:r>
+    </w:p>
+    <w:p>
+      <w:pPr>
+        <w:numPr>
+          <w:ilvl w:val="2"/>
+          <w:numId w:val="13"/>
+        </w:numPr>
+        <w:rPr>
+          <w:rFonts w:asciiTheme="minorHAnsi" w:eastAsia="Times New Roman" w:hAnsiTheme="minorHAnsi" w:cstheme="minorHAnsi"/>
+          <w:lang w:val="ru-BY"/>
+        </w:rPr>
+      </w:pPr>
+      <w:r>
+        <w:rPr>
+          <w:rFonts w:asciiTheme="minorHAnsi" w:eastAsia="Times New Roman" w:hAnsiTheme="minorHAnsi" w:cstheme="minorHAnsi"/>
+          <w:b/>
+          <w:bCs/>
+          <w:lang w:val="ru-BY"/>
+        </w:rPr>
+        <w:t>Реализуемая сущность (Realizable Entity, BFO_0000017)</w:t>
+      </w:r>
+      <w:r>
+        <w:rPr>
+          <w:rFonts w:asciiTheme="minorHAnsi" w:eastAsia="Times New Roman" w:hAnsiTheme="minorHAnsi" w:cstheme="minorHAnsi"/>
+          <w:lang w:val="ru-BY"/>
+        </w:rPr>
+        <w:t>: Общая категория для диспозиций и функций.</w:t>
+      </w:r>
+    </w:p>
+    <w:p>
+      <w:pPr>
+        <w:numPr>
+          <w:ilvl w:val="0"/>
+          <w:numId w:val="6"/>
+        </w:numPr>
+        <w:rPr>
+          <w:rFonts w:asciiTheme="minorHAnsi" w:eastAsia="Times New Roman" w:hAnsiTheme="minorHAnsi" w:cstheme="minorHAnsi"/>
+          <w:lang w:val="ru-BY"/>
+        </w:rPr>
+      </w:pPr>
+      <w:r>
+        <w:rPr>
+          <w:rFonts w:asciiTheme="minorHAnsi" w:eastAsia="Times New Roman" w:hAnsiTheme="minorHAnsi" w:cstheme="minorHAnsi"/>
+          <w:b/>
+          <w:bCs/>
+          <w:lang w:val="ru-BY"/>
+        </w:rPr>
+        <w:t>Результат</w:t>
+      </w:r>
+      <w:r>
+        <w:rPr>
+          <w:rFonts w:asciiTheme="minorHAnsi" w:eastAsia="Times New Roman" w:hAnsiTheme="minorHAnsi" w:cstheme="minorHAnsi"/>
+          <w:lang w:val="ru-BY"/>
+        </w:rPr>
+        <w:t>:</w:t>
+      </w:r>
+    </w:p>
+    <w:p>
+      <w:pPr>
+        <w:numPr>
+          <w:ilvl w:val="1"/>
+          <w:numId w:val="14"/>
+        </w:numPr>
+        <w:rPr>
+          <w:rFonts w:asciiTheme="minorHAnsi" w:eastAsia="Times New Roman" w:hAnsiTheme="minorHAnsi" w:cstheme="minorHAnsi"/>
+          <w:lang w:val="ru-BY"/>
+        </w:rPr>
+      </w:pPr>
+      <w:r>
+        <w:rPr>
+          <w:rFonts w:asciiTheme="minorHAnsi" w:eastAsia="Times New Roman" w:hAnsiTheme="minorHAnsi" w:cstheme="minorHAnsi"/>
+          <w:lang w:val="ru-BY"/>
+        </w:rPr>
+        <w:t>Таблиц</w:t>
+      </w:r>
+      <w:r>
+        <w:rPr>
+          <w:rFonts w:asciiTheme="minorHAnsi" w:eastAsia="Times New Roman" w:hAnsiTheme="minorHAnsi" w:cstheme="minorHAnsi"/>
+          <w:lang w:val="ru-BY"/>
+        </w:rPr>
+        <w:t>а</w:t>
+      </w:r>
+      <w:r>
+        <w:rPr>
+          <w:rFonts w:asciiTheme="minorHAnsi" w:eastAsia="Times New Roman" w:hAnsiTheme="minorHAnsi" w:cstheme="minorHAnsi"/>
+          <w:lang w:val="ru-BY"/>
+        </w:rPr>
+        <w:t>, где в одной строке стоит, например, «Масса» из COB и «Диагноз» из OGMS, а в колонке ?bfoLabel указано, к какой философской категории они оба относятся.</w:t>
+      </w:r>
+    </w:p>
+    <w:p>
+      <w:pPr>
+        <w:rPr>
+          <w:rFonts w:asciiTheme="minorHAnsi" w:eastAsia="Times New Roman" w:hAnsiTheme="minorHAnsi" w:cstheme="minorHAnsi"/>
+          <w:lang w:val="ru-BY"/>
+        </w:rPr>
+      </w:pPr>
+    </w:p>
+    <w:p>
+      <w:pPr>
+        <w:rPr>
+          <w:rFonts w:asciiTheme="minorHAnsi" w:eastAsia="Times New Roman" w:hAnsiTheme="minorHAnsi" w:cstheme="minorHAnsi"/>
+          <w:lang w:val="ru-BY"/>
+        </w:rPr>
+      </w:pPr>
+      <w:r>
+        <w:rPr>
+          <w:rFonts w:asciiTheme="minorHAnsi" w:eastAsia="Times New Roman" w:hAnsiTheme="minorHAnsi" w:cstheme="minorHAnsi"/>
+          <w:lang w:val="ru-BY"/>
+        </w:rPr>
+        <w:lastRenderedPageBreak/>
+        <w:drawing>
+          <wp:inline distT="0" distB="0" distL="0" distR="0" wp14:anchorId="1B7BBC73" wp14:editId="1098548B">
+            <wp:extent cx="5940425" cy="2673985"/>
+            <wp:effectExtent l="0" t="0" r="3175" b="0"/>
+            <wp:docPr id="279254580" name="Рисунок 1"/>
+            <wp:cNvGraphicFramePr>
+              <a:graphicFrameLocks xmlns:a="http://schemas.openxmlformats.org/drawingml/2006/main" noChangeAspect="1"/>
+            </wp:cNvGraphicFramePr>
+            <a:graphic xmlns:a="http://schemas.openxmlformats.org/drawingml/2006/main">
+              <a:graphicData uri="http://schemas.openxmlformats.org/drawingml/2006/picture">
+                <pic:pic xmlns:pic="http://schemas.openxmlformats.org/drawingml/2006/picture">
+                  <pic:nvPicPr>
+                    <pic:cNvPr id="279254580" name=""/>
                     <pic:cNvPicPr/>
                   </pic:nvPicPr>
                   <pic:blipFill>
@@ -1787,7 +5449,7 @@
                   <pic:spPr>
                     <a:xfrm>
                       <a:off x="0" y="0"/>
-                      <a:ext cx="2715004" cy="5611008"/>
+                      <a:ext cx="5940425" cy="2673985"/>
                     </a:xfrm>
                     <a:prstGeom prst="rect">
                       <a:avLst/>
@@ -1810,6 +5472,14 @@
     </w:p>
     <w:p>
       <w:pPr>
+        <w:jc w:val="center"/>
+        <w:rPr>
+          <w:rFonts w:asciiTheme="minorHAnsi" w:eastAsia="Times New Roman" w:hAnsiTheme="minorHAnsi" w:cstheme="minorHAnsi"/>
+        </w:rPr>
+      </w:pPr>
+    </w:p>
+    <w:p>
+      <w:pPr>
         <w:rPr>
           <w:rFonts w:asciiTheme="minorHAnsi" w:eastAsia="Times New Roman" w:hAnsiTheme="minorHAnsi" w:cstheme="minorHAnsi"/>
         </w:rPr>
@@ -1828,7 +5498,6 @@
       <w:pPr>
         <w:rPr>
           <w:rFonts w:asciiTheme="minorHAnsi" w:eastAsia="Times New Roman" w:hAnsiTheme="minorHAnsi" w:cstheme="minorHAnsi"/>
-          <w:lang w:val="en-US"/>
         </w:rPr>
       </w:pPr>
     </w:p>
@@ -1845,7 +5514,127 @@
             <w:rFonts w:asciiTheme="minorHAnsi" w:eastAsia="Times New Roman" w:hAnsiTheme="minorHAnsi" w:cstheme="minorHAnsi"/>
             <w:lang w:val="en-US"/>
           </w:rPr>
-          <w:t>https://raw.githubusercontent.com/OBOFoundry/COB/master/cob.owl</w:t>
+          <w:t>https</w:t>
+        </w:r>
+        <w:r>
+          <w:rPr>
+            <w:rStyle w:val="af1"/>
+            <w:rFonts w:asciiTheme="minorHAnsi" w:eastAsia="Times New Roman" w:hAnsiTheme="minorHAnsi" w:cstheme="minorHAnsi"/>
+          </w:rPr>
+          <w:t>://</w:t>
+        </w:r>
+        <w:r>
+          <w:rPr>
+            <w:rStyle w:val="af1"/>
+            <w:rFonts w:asciiTheme="minorHAnsi" w:eastAsia="Times New Roman" w:hAnsiTheme="minorHAnsi" w:cstheme="minorHAnsi"/>
+            <w:lang w:val="en-US"/>
+          </w:rPr>
+          <w:t>raw</w:t>
+        </w:r>
+        <w:r>
+          <w:rPr>
+            <w:rStyle w:val="af1"/>
+            <w:rFonts w:asciiTheme="minorHAnsi" w:eastAsia="Times New Roman" w:hAnsiTheme="minorHAnsi" w:cstheme="minorHAnsi"/>
+          </w:rPr>
+          <w:t>.</w:t>
+        </w:r>
+        <w:r>
+          <w:rPr>
+            <w:rStyle w:val="af1"/>
+            <w:rFonts w:asciiTheme="minorHAnsi" w:eastAsia="Times New Roman" w:hAnsiTheme="minorHAnsi" w:cstheme="minorHAnsi"/>
+            <w:lang w:val="en-US"/>
+          </w:rPr>
+          <w:t>githubusercontent</w:t>
+        </w:r>
+        <w:r>
+          <w:rPr>
+            <w:rStyle w:val="af1"/>
+            <w:rFonts w:asciiTheme="minorHAnsi" w:eastAsia="Times New Roman" w:hAnsiTheme="minorHAnsi" w:cstheme="minorHAnsi"/>
+          </w:rPr>
+          <w:t>.</w:t>
+        </w:r>
+        <w:r>
+          <w:rPr>
+            <w:rStyle w:val="af1"/>
+            <w:rFonts w:asciiTheme="minorHAnsi" w:eastAsia="Times New Roman" w:hAnsiTheme="minorHAnsi" w:cstheme="minorHAnsi"/>
+            <w:lang w:val="en-US"/>
+          </w:rPr>
+          <w:t>com</w:t>
+        </w:r>
+        <w:r>
+          <w:rPr>
+            <w:rStyle w:val="af1"/>
+            <w:rFonts w:asciiTheme="minorHAnsi" w:eastAsia="Times New Roman" w:hAnsiTheme="minorHAnsi" w:cstheme="minorHAnsi"/>
+          </w:rPr>
+          <w:t>/</w:t>
+        </w:r>
+        <w:r>
+          <w:rPr>
+            <w:rStyle w:val="af1"/>
+            <w:rFonts w:asciiTheme="minorHAnsi" w:eastAsia="Times New Roman" w:hAnsiTheme="minorHAnsi" w:cstheme="minorHAnsi"/>
+            <w:lang w:val="en-US"/>
+          </w:rPr>
+          <w:t>OBOFoundry</w:t>
+        </w:r>
+        <w:r>
+          <w:rPr>
+            <w:rStyle w:val="af1"/>
+            <w:rFonts w:asciiTheme="minorHAnsi" w:eastAsia="Times New Roman" w:hAnsiTheme="minorHAnsi" w:cstheme="minorHAnsi"/>
+          </w:rPr>
+          <w:t>/</w:t>
+        </w:r>
+        <w:r>
+          <w:rPr>
+            <w:rStyle w:val="af1"/>
+            <w:rFonts w:asciiTheme="minorHAnsi" w:eastAsia="Times New Roman" w:hAnsiTheme="minorHAnsi" w:cstheme="minorHAnsi"/>
+            <w:lang w:val="en-US"/>
+          </w:rPr>
+          <w:t>COB</w:t>
+        </w:r>
+        <w:r>
+          <w:rPr>
+            <w:rStyle w:val="af1"/>
+            <w:rFonts w:asciiTheme="minorHAnsi" w:eastAsia="Times New Roman" w:hAnsiTheme="minorHAnsi" w:cstheme="minorHAnsi"/>
+          </w:rPr>
+          <w:t>/</w:t>
+        </w:r>
+        <w:r>
+          <w:rPr>
+            <w:rStyle w:val="af1"/>
+            <w:rFonts w:asciiTheme="minorHAnsi" w:eastAsia="Times New Roman" w:hAnsiTheme="minorHAnsi" w:cstheme="minorHAnsi"/>
+            <w:lang w:val="en-US"/>
+          </w:rPr>
+          <w:t>master</w:t>
+        </w:r>
+        <w:r>
+          <w:rPr>
+            <w:rStyle w:val="af1"/>
+            <w:rFonts w:asciiTheme="minorHAnsi" w:eastAsia="Times New Roman" w:hAnsiTheme="minorHAnsi" w:cstheme="minorHAnsi"/>
+          </w:rPr>
+          <w:t>/</w:t>
+        </w:r>
+        <w:r>
+          <w:rPr>
+            <w:rStyle w:val="af1"/>
+            <w:rFonts w:asciiTheme="minorHAnsi" w:eastAsia="Times New Roman" w:hAnsiTheme="minorHAnsi" w:cstheme="minorHAnsi"/>
+            <w:lang w:val="en-US"/>
+          </w:rPr>
+          <w:t>cob</w:t>
+        </w:r>
+        <w:r>
+          <w:rPr>
+            <w:rStyle w:val="af1"/>
+            <w:rFonts w:asciiTheme="minorHAnsi" w:eastAsia="Times New Roman" w:hAnsiTheme="minorHAnsi" w:cstheme="minorHAnsi"/>
+          </w:rPr>
+          <w:t>.</w:t>
+        </w:r>
+        <w:r>
+          <w:rPr>
+            <w:rStyle w:val="af1"/>
+            <w:rFonts w:asciiTheme="minorHAnsi" w:eastAsia="Times New Roman" w:hAnsiTheme="minorHAnsi" w:cstheme="minorHAnsi"/>
+            <w:lang w:val="en-US"/>
+          </w:rPr>
+          <w:t>owl</w:t>
         </w:r>
       </w:hyperlink>
     </w:p>
@@ -2015,6 +5804,127 @@
     </w:lvl>
   </w:abstractNum>
   <w:abstractNum w:abstractNumId="1" w15:restartNumberingAfterBreak="0">
+    <w:nsid w:val="38683133"/>
+    <w:multiLevelType w:val="multilevel"/>
+    <w:tmpl w:val="42F6293A"/>
+    <w:lvl w:ilvl="0">
+      <w:start w:val="1"/>
+      <w:numFmt w:val="decimal"/>
+      <w:lvlText w:val="%1."/>
+      <w:lvlJc w:val="left"/>
+      <w:pPr>
+        <w:tabs>
+          <w:tab w:val="num" w:pos="720"/>
+        </w:tabs>
+        <w:ind w:left="720" w:hanging="360"/>
+      </w:pPr>
+    </w:lvl>
+    <w:lvl w:ilvl="1">
+      <w:start w:val="1"/>
+      <w:numFmt w:val="bullet"/>
+      <w:lvlText w:val="o"/>
+      <w:lvlJc w:val="left"/>
+      <w:pPr>
+        <w:tabs>
+          <w:tab w:val="num" w:pos="1440"/>
+        </w:tabs>
+        <w:ind w:left="1440" w:hanging="360"/>
+      </w:pPr>
+      <w:rPr>
+        <w:rFonts w:ascii="Courier New" w:hAnsi="Courier New" w:hint="default"/>
+        <w:sz w:val="20"/>
+      </w:rPr>
+    </w:lvl>
+    <w:lvl w:ilvl="2">
+      <w:start w:val="1"/>
+      <w:numFmt w:val="bullet"/>
+      <w:lvlText w:val=""/>
+      <w:lvlJc w:val="left"/>
+      <w:pPr>
+        <w:tabs>
+          <w:tab w:val="num" w:pos="2160"/>
+        </w:tabs>
+        <w:ind w:left="2160" w:hanging="360"/>
+      </w:pPr>
+      <w:rPr>
+        <w:rFonts w:ascii="Wingdings" w:hAnsi="Wingdings" w:hint="default"/>
+        <w:sz w:val="20"/>
+      </w:rPr>
+    </w:lvl>
+    <w:lvl w:ilvl="3" w:tentative="1">
+      <w:start w:val="1"/>
+      <w:numFmt w:val="decimal"/>
+      <w:lvlText w:val="%4."/>
+      <w:lvlJc w:val="left"/>
+      <w:pPr>
+        <w:tabs>
+          <w:tab w:val="num" w:pos="2880"/>
+        </w:tabs>
+        <w:ind w:left="2880" w:hanging="360"/>
+      </w:pPr>
+    </w:lvl>
+    <w:lvl w:ilvl="4" w:tentative="1">
+      <w:start w:val="1"/>
+      <w:numFmt w:val="decimal"/>
+      <w:lvlText w:val="%5."/>
+      <w:lvlJc w:val="left"/>
+      <w:pPr>
+        <w:tabs>
+          <w:tab w:val="num" w:pos="3600"/>
+        </w:tabs>
+        <w:ind w:left="3600" w:hanging="360"/>
+      </w:pPr>
+    </w:lvl>
+    <w:lvl w:ilvl="5" w:tentative="1">
+      <w:start w:val="1"/>
+      <w:numFmt w:val="decimal"/>
+      <w:lvlText w:val="%6."/>
+      <w:lvlJc w:val="left"/>
+      <w:pPr>
+        <w:tabs>
+          <w:tab w:val="num" w:pos="4320"/>
+        </w:tabs>
+        <w:ind w:left="4320" w:hanging="360"/>
+      </w:pPr>
+    </w:lvl>
+    <w:lvl w:ilvl="6" w:tentative="1">
+      <w:start w:val="1"/>
+      <w:numFmt w:val="decimal"/>
+      <w:lvlText w:val="%7."/>
+      <w:lvlJc w:val="left"/>
+      <w:pPr>
+        <w:tabs>
+          <w:tab w:val="num" w:pos="5040"/>
+        </w:tabs>
+        <w:ind w:left="5040" w:hanging="360"/>
+      </w:pPr>
+    </w:lvl>
+    <w:lvl w:ilvl="7" w:tentative="1">
+      <w:start w:val="1"/>
+      <w:numFmt w:val="decimal"/>
+      <w:lvlText w:val="%8."/>
+      <w:lvlJc w:val="left"/>
+      <w:pPr>
+        <w:tabs>
+          <w:tab w:val="num" w:pos="5760"/>
+        </w:tabs>
+        <w:ind w:left="5760" w:hanging="360"/>
+      </w:pPr>
+    </w:lvl>
+    <w:lvl w:ilvl="8" w:tentative="1">
+      <w:start w:val="1"/>
+      <w:numFmt w:val="decimal"/>
+      <w:lvlText w:val="%9."/>
+      <w:lvlJc w:val="left"/>
+      <w:pPr>
+        <w:tabs>
+          <w:tab w:val="num" w:pos="6480"/>
+        </w:tabs>
+        <w:ind w:left="6480" w:hanging="360"/>
+      </w:pPr>
+    </w:lvl>
+  </w:abstractNum>
+  <w:abstractNum w:abstractNumId="2" w15:restartNumberingAfterBreak="0">
     <w:nsid w:val="42AE5117"/>
     <w:multiLevelType w:val="hybridMultilevel"/>
     <w:tmpl w:val="9E326A58"/>
@@ -2103,11 +6013,609 @@
       </w:pPr>
     </w:lvl>
   </w:abstractNum>
+  <w:abstractNum w:abstractNumId="3" w15:restartNumberingAfterBreak="0">
+    <w:nsid w:val="61B705C2"/>
+    <w:multiLevelType w:val="multilevel"/>
+    <w:tmpl w:val="36FE0246"/>
+    <w:lvl w:ilvl="0">
+      <w:start w:val="1"/>
+      <w:numFmt w:val="decimal"/>
+      <w:lvlText w:val="%1."/>
+      <w:lvlJc w:val="left"/>
+      <w:pPr>
+        <w:tabs>
+          <w:tab w:val="num" w:pos="720"/>
+        </w:tabs>
+        <w:ind w:left="720" w:hanging="360"/>
+      </w:pPr>
+    </w:lvl>
+    <w:lvl w:ilvl="1" w:tentative="1">
+      <w:start w:val="1"/>
+      <w:numFmt w:val="decimal"/>
+      <w:lvlText w:val="%2."/>
+      <w:lvlJc w:val="left"/>
+      <w:pPr>
+        <w:tabs>
+          <w:tab w:val="num" w:pos="1440"/>
+        </w:tabs>
+        <w:ind w:left="1440" w:hanging="360"/>
+      </w:pPr>
+    </w:lvl>
+    <w:lvl w:ilvl="2" w:tentative="1">
+      <w:start w:val="1"/>
+      <w:numFmt w:val="decimal"/>
+      <w:lvlText w:val="%3."/>
+      <w:lvlJc w:val="left"/>
+      <w:pPr>
+        <w:tabs>
+          <w:tab w:val="num" w:pos="2160"/>
+        </w:tabs>
+        <w:ind w:left="2160" w:hanging="360"/>
+      </w:pPr>
+    </w:lvl>
+    <w:lvl w:ilvl="3" w:tentative="1">
+      <w:start w:val="1"/>
+      <w:numFmt w:val="decimal"/>
+      <w:lvlText w:val="%4."/>
+      <w:lvlJc w:val="left"/>
+      <w:pPr>
+        <w:tabs>
+          <w:tab w:val="num" w:pos="2880"/>
+        </w:tabs>
+        <w:ind w:left="2880" w:hanging="360"/>
+      </w:pPr>
+    </w:lvl>
+    <w:lvl w:ilvl="4" w:tentative="1">
+      <w:start w:val="1"/>
+      <w:numFmt w:val="decimal"/>
+      <w:lvlText w:val="%5."/>
+      <w:lvlJc w:val="left"/>
+      <w:pPr>
+        <w:tabs>
+          <w:tab w:val="num" w:pos="3600"/>
+        </w:tabs>
+        <w:ind w:left="3600" w:hanging="360"/>
+      </w:pPr>
+    </w:lvl>
+    <w:lvl w:ilvl="5" w:tentative="1">
+      <w:start w:val="1"/>
+      <w:numFmt w:val="decimal"/>
+      <w:lvlText w:val="%6."/>
+      <w:lvlJc w:val="left"/>
+      <w:pPr>
+        <w:tabs>
+          <w:tab w:val="num" w:pos="4320"/>
+        </w:tabs>
+        <w:ind w:left="4320" w:hanging="360"/>
+      </w:pPr>
+    </w:lvl>
+    <w:lvl w:ilvl="6" w:tentative="1">
+      <w:start w:val="1"/>
+      <w:numFmt w:val="decimal"/>
+      <w:lvlText w:val="%7."/>
+      <w:lvlJc w:val="left"/>
+      <w:pPr>
+        <w:tabs>
+          <w:tab w:val="num" w:pos="5040"/>
+        </w:tabs>
+        <w:ind w:left="5040" w:hanging="360"/>
+      </w:pPr>
+    </w:lvl>
+    <w:lvl w:ilvl="7" w:tentative="1">
+      <w:start w:val="1"/>
+      <w:numFmt w:val="decimal"/>
+      <w:lvlText w:val="%8."/>
+      <w:lvlJc w:val="left"/>
+      <w:pPr>
+        <w:tabs>
+          <w:tab w:val="num" w:pos="5760"/>
+        </w:tabs>
+        <w:ind w:left="5760" w:hanging="360"/>
+      </w:pPr>
+    </w:lvl>
+    <w:lvl w:ilvl="8" w:tentative="1">
+      <w:start w:val="1"/>
+      <w:numFmt w:val="decimal"/>
+      <w:lvlText w:val="%9."/>
+      <w:lvlJc w:val="left"/>
+      <w:pPr>
+        <w:tabs>
+          <w:tab w:val="num" w:pos="6480"/>
+        </w:tabs>
+        <w:ind w:left="6480" w:hanging="360"/>
+      </w:pPr>
+    </w:lvl>
+  </w:abstractNum>
+  <w:abstractNum w:abstractNumId="4" w15:restartNumberingAfterBreak="0">
+    <w:nsid w:val="6E8069AC"/>
+    <w:multiLevelType w:val="multilevel"/>
+    <w:tmpl w:val="6E7C0558"/>
+    <w:lvl w:ilvl="0">
+      <w:start w:val="1"/>
+      <w:numFmt w:val="decimal"/>
+      <w:lvlText w:val="%1."/>
+      <w:lvlJc w:val="left"/>
+      <w:pPr>
+        <w:tabs>
+          <w:tab w:val="num" w:pos="720"/>
+        </w:tabs>
+        <w:ind w:left="720" w:hanging="360"/>
+      </w:pPr>
+    </w:lvl>
+    <w:lvl w:ilvl="1" w:tentative="1">
+      <w:start w:val="1"/>
+      <w:numFmt w:val="decimal"/>
+      <w:lvlText w:val="%2."/>
+      <w:lvlJc w:val="left"/>
+      <w:pPr>
+        <w:tabs>
+          <w:tab w:val="num" w:pos="1440"/>
+        </w:tabs>
+        <w:ind w:left="1440" w:hanging="360"/>
+      </w:pPr>
+    </w:lvl>
+    <w:lvl w:ilvl="2" w:tentative="1">
+      <w:start w:val="1"/>
+      <w:numFmt w:val="decimal"/>
+      <w:lvlText w:val="%3."/>
+      <w:lvlJc w:val="left"/>
+      <w:pPr>
+        <w:tabs>
+          <w:tab w:val="num" w:pos="2160"/>
+        </w:tabs>
+        <w:ind w:left="2160" w:hanging="360"/>
+      </w:pPr>
+    </w:lvl>
+    <w:lvl w:ilvl="3" w:tentative="1">
+      <w:start w:val="1"/>
+      <w:numFmt w:val="decimal"/>
+      <w:lvlText w:val="%4."/>
+      <w:lvlJc w:val="left"/>
+      <w:pPr>
+        <w:tabs>
+          <w:tab w:val="num" w:pos="2880"/>
+        </w:tabs>
+        <w:ind w:left="2880" w:hanging="360"/>
+      </w:pPr>
+    </w:lvl>
+    <w:lvl w:ilvl="4" w:tentative="1">
+      <w:start w:val="1"/>
+      <w:numFmt w:val="decimal"/>
+      <w:lvlText w:val="%5."/>
+      <w:lvlJc w:val="left"/>
+      <w:pPr>
+        <w:tabs>
+          <w:tab w:val="num" w:pos="3600"/>
+        </w:tabs>
+        <w:ind w:left="3600" w:hanging="360"/>
+      </w:pPr>
+    </w:lvl>
+    <w:lvl w:ilvl="5" w:tentative="1">
+      <w:start w:val="1"/>
+      <w:numFmt w:val="decimal"/>
+      <w:lvlText w:val="%6."/>
+      <w:lvlJc w:val="left"/>
+      <w:pPr>
+        <w:tabs>
+          <w:tab w:val="num" w:pos="4320"/>
+        </w:tabs>
+        <w:ind w:left="4320" w:hanging="360"/>
+      </w:pPr>
+    </w:lvl>
+    <w:lvl w:ilvl="6" w:tentative="1">
+      <w:start w:val="1"/>
+      <w:numFmt w:val="decimal"/>
+      <w:lvlText w:val="%7."/>
+      <w:lvlJc w:val="left"/>
+      <w:pPr>
+        <w:tabs>
+          <w:tab w:val="num" w:pos="5040"/>
+        </w:tabs>
+        <w:ind w:left="5040" w:hanging="360"/>
+      </w:pPr>
+    </w:lvl>
+    <w:lvl w:ilvl="7" w:tentative="1">
+      <w:start w:val="1"/>
+      <w:numFmt w:val="decimal"/>
+      <w:lvlText w:val="%8."/>
+      <w:lvlJc w:val="left"/>
+      <w:pPr>
+        <w:tabs>
+          <w:tab w:val="num" w:pos="5760"/>
+        </w:tabs>
+        <w:ind w:left="5760" w:hanging="360"/>
+      </w:pPr>
+    </w:lvl>
+    <w:lvl w:ilvl="8" w:tentative="1">
+      <w:start w:val="1"/>
+      <w:numFmt w:val="decimal"/>
+      <w:lvlText w:val="%9."/>
+      <w:lvlJc w:val="left"/>
+      <w:pPr>
+        <w:tabs>
+          <w:tab w:val="num" w:pos="6480"/>
+        </w:tabs>
+        <w:ind w:left="6480" w:hanging="360"/>
+      </w:pPr>
+    </w:lvl>
+  </w:abstractNum>
+  <w:abstractNum w:abstractNumId="5" w15:restartNumberingAfterBreak="0">
+    <w:nsid w:val="791A239D"/>
+    <w:multiLevelType w:val="multilevel"/>
+    <w:tmpl w:val="FB2A3FD8"/>
+    <w:lvl w:ilvl="0">
+      <w:start w:val="1"/>
+      <w:numFmt w:val="bullet"/>
+      <w:lvlText w:val=""/>
+      <w:lvlJc w:val="left"/>
+      <w:pPr>
+        <w:tabs>
+          <w:tab w:val="num" w:pos="720"/>
+        </w:tabs>
+        <w:ind w:left="720" w:hanging="360"/>
+      </w:pPr>
+      <w:rPr>
+        <w:rFonts w:ascii="Symbol" w:hAnsi="Symbol" w:hint="default"/>
+        <w:sz w:val="20"/>
+      </w:rPr>
+    </w:lvl>
+    <w:lvl w:ilvl="1" w:tentative="1">
+      <w:start w:val="1"/>
+      <w:numFmt w:val="bullet"/>
+      <w:lvlText w:val=""/>
+      <w:lvlJc w:val="left"/>
+      <w:pPr>
+        <w:tabs>
+          <w:tab w:val="num" w:pos="1440"/>
+        </w:tabs>
+        <w:ind w:left="1440" w:hanging="360"/>
+      </w:pPr>
+      <w:rPr>
+        <w:rFonts w:ascii="Symbol" w:hAnsi="Symbol" w:hint="default"/>
+        <w:sz w:val="20"/>
+      </w:rPr>
+    </w:lvl>
+    <w:lvl w:ilvl="2" w:tentative="1">
+      <w:start w:val="1"/>
+      <w:numFmt w:val="bullet"/>
+      <w:lvlText w:val=""/>
+      <w:lvlJc w:val="left"/>
+      <w:pPr>
+        <w:tabs>
+          <w:tab w:val="num" w:pos="2160"/>
+        </w:tabs>
+        <w:ind w:left="2160" w:hanging="360"/>
+      </w:pPr>
+      <w:rPr>
+        <w:rFonts w:ascii="Symbol" w:hAnsi="Symbol" w:hint="default"/>
+        <w:sz w:val="20"/>
+      </w:rPr>
+    </w:lvl>
+    <w:lvl w:ilvl="3" w:tentative="1">
+      <w:start w:val="1"/>
+      <w:numFmt w:val="bullet"/>
+      <w:lvlText w:val=""/>
+      <w:lvlJc w:val="left"/>
+      <w:pPr>
+        <w:tabs>
+          <w:tab w:val="num" w:pos="2880"/>
+        </w:tabs>
+        <w:ind w:left="2880" w:hanging="360"/>
+      </w:pPr>
+      <w:rPr>
+        <w:rFonts w:ascii="Symbol" w:hAnsi="Symbol" w:hint="default"/>
+        <w:sz w:val="20"/>
+      </w:rPr>
+    </w:lvl>
+    <w:lvl w:ilvl="4" w:tentative="1">
+      <w:start w:val="1"/>
+      <w:numFmt w:val="bullet"/>
+      <w:lvlText w:val=""/>
+      <w:lvlJc w:val="left"/>
+      <w:pPr>
+        <w:tabs>
+          <w:tab w:val="num" w:pos="3600"/>
+        </w:tabs>
+        <w:ind w:left="3600" w:hanging="360"/>
+      </w:pPr>
+      <w:rPr>
+        <w:rFonts w:ascii="Symbol" w:hAnsi="Symbol" w:hint="default"/>
+        <w:sz w:val="20"/>
+      </w:rPr>
+    </w:lvl>
+    <w:lvl w:ilvl="5" w:tentative="1">
+      <w:start w:val="1"/>
+      <w:numFmt w:val="bullet"/>
+      <w:lvlText w:val=""/>
+      <w:lvlJc w:val="left"/>
+      <w:pPr>
+        <w:tabs>
+          <w:tab w:val="num" w:pos="4320"/>
+        </w:tabs>
+        <w:ind w:left="4320" w:hanging="360"/>
+      </w:pPr>
+      <w:rPr>
+        <w:rFonts w:ascii="Symbol" w:hAnsi="Symbol" w:hint="default"/>
+        <w:sz w:val="20"/>
+      </w:rPr>
+    </w:lvl>
+    <w:lvl w:ilvl="6" w:tentative="1">
+      <w:start w:val="1"/>
+      <w:numFmt w:val="bullet"/>
+      <w:lvlText w:val=""/>
+      <w:lvlJc w:val="left"/>
+      <w:pPr>
+        <w:tabs>
+          <w:tab w:val="num" w:pos="5040"/>
+        </w:tabs>
+        <w:ind w:left="5040" w:hanging="360"/>
+      </w:pPr>
+      <w:rPr>
+        <w:rFonts w:ascii="Symbol" w:hAnsi="Symbol" w:hint="default"/>
+        <w:sz w:val="20"/>
+      </w:rPr>
+    </w:lvl>
+    <w:lvl w:ilvl="7" w:tentative="1">
+      <w:start w:val="1"/>
+      <w:numFmt w:val="bullet"/>
+      <w:lvlText w:val=""/>
+      <w:lvlJc w:val="left"/>
+      <w:pPr>
+        <w:tabs>
+          <w:tab w:val="num" w:pos="5760"/>
+        </w:tabs>
+        <w:ind w:left="5760" w:hanging="360"/>
+      </w:pPr>
+      <w:rPr>
+        <w:rFonts w:ascii="Symbol" w:hAnsi="Symbol" w:hint="default"/>
+        <w:sz w:val="20"/>
+      </w:rPr>
+    </w:lvl>
+    <w:lvl w:ilvl="8" w:tentative="1">
+      <w:start w:val="1"/>
+      <w:numFmt w:val="bullet"/>
+      <w:lvlText w:val=""/>
+      <w:lvlJc w:val="left"/>
+      <w:pPr>
+        <w:tabs>
+          <w:tab w:val="num" w:pos="6480"/>
+        </w:tabs>
+        <w:ind w:left="6480" w:hanging="360"/>
+      </w:pPr>
+      <w:rPr>
+        <w:rFonts w:ascii="Symbol" w:hAnsi="Symbol" w:hint="default"/>
+        <w:sz w:val="20"/>
+      </w:rPr>
+    </w:lvl>
+  </w:abstractNum>
   <w:num w:numId="1" w16cid:durableId="1841195791">
     <w:abstractNumId w:val="0"/>
   </w:num>
   <w:num w:numId="2" w16cid:durableId="1115250355">
+    <w:abstractNumId w:val="2"/>
+  </w:num>
+  <w:num w:numId="3" w16cid:durableId="1589120727">
+    <w:abstractNumId w:val="5"/>
+  </w:num>
+  <w:num w:numId="4" w16cid:durableId="875851016">
+    <w:abstractNumId w:val="4"/>
+  </w:num>
+  <w:num w:numId="5" w16cid:durableId="1133716904">
+    <w:abstractNumId w:val="3"/>
+  </w:num>
+  <w:num w:numId="6" w16cid:durableId="1994213404">
     <w:abstractNumId w:val="1"/>
+  </w:num>
+  <w:num w:numId="7" w16cid:durableId="1130706951">
+    <w:abstractNumId w:val="1"/>
+    <w:lvlOverride w:ilvl="1">
+      <w:lvl w:ilvl="1">
+        <w:numFmt w:val="bullet"/>
+        <w:lvlText w:val=""/>
+        <w:lvlJc w:val="left"/>
+        <w:pPr>
+          <w:tabs>
+            <w:tab w:val="num" w:pos="1440"/>
+          </w:tabs>
+          <w:ind w:left="1440" w:hanging="360"/>
+        </w:pPr>
+        <w:rPr>
+          <w:rFonts w:ascii="Symbol" w:hAnsi="Symbol" w:hint="default"/>
+          <w:sz w:val="20"/>
+        </w:rPr>
+      </w:lvl>
+    </w:lvlOverride>
+  </w:num>
+  <w:num w:numId="8" w16cid:durableId="899364918">
+    <w:abstractNumId w:val="1"/>
+    <w:lvlOverride w:ilvl="1">
+      <w:lvl w:ilvl="1">
+        <w:numFmt w:val="bullet"/>
+        <w:lvlText w:val=""/>
+        <w:lvlJc w:val="left"/>
+        <w:pPr>
+          <w:tabs>
+            <w:tab w:val="num" w:pos="1440"/>
+          </w:tabs>
+          <w:ind w:left="1440" w:hanging="360"/>
+        </w:pPr>
+        <w:rPr>
+          <w:rFonts w:ascii="Symbol" w:hAnsi="Symbol" w:hint="default"/>
+          <w:sz w:val="20"/>
+        </w:rPr>
+      </w:lvl>
+    </w:lvlOverride>
+  </w:num>
+  <w:num w:numId="9" w16cid:durableId="637807410">
+    <w:abstractNumId w:val="1"/>
+    <w:lvlOverride w:ilvl="1">
+      <w:lvl w:ilvl="1">
+        <w:numFmt w:val="bullet"/>
+        <w:lvlText w:val=""/>
+        <w:lvlJc w:val="left"/>
+        <w:pPr>
+          <w:tabs>
+            <w:tab w:val="num" w:pos="1440"/>
+          </w:tabs>
+          <w:ind w:left="1440" w:hanging="360"/>
+        </w:pPr>
+        <w:rPr>
+          <w:rFonts w:ascii="Symbol" w:hAnsi="Symbol" w:hint="default"/>
+          <w:sz w:val="20"/>
+        </w:rPr>
+      </w:lvl>
+    </w:lvlOverride>
+  </w:num>
+  <w:num w:numId="10" w16cid:durableId="1133449896">
+    <w:abstractNumId w:val="1"/>
+    <w:lvlOverride w:ilvl="1">
+      <w:lvl w:ilvl="1">
+        <w:numFmt w:val="bullet"/>
+        <w:lvlText w:val=""/>
+        <w:lvlJc w:val="left"/>
+        <w:pPr>
+          <w:tabs>
+            <w:tab w:val="num" w:pos="1440"/>
+          </w:tabs>
+          <w:ind w:left="1440" w:hanging="360"/>
+        </w:pPr>
+        <w:rPr>
+          <w:rFonts w:ascii="Symbol" w:hAnsi="Symbol" w:hint="default"/>
+          <w:sz w:val="20"/>
+        </w:rPr>
+      </w:lvl>
+    </w:lvlOverride>
+  </w:num>
+  <w:num w:numId="11" w16cid:durableId="384329600">
+    <w:abstractNumId w:val="1"/>
+    <w:lvlOverride w:ilvl="1">
+      <w:lvl w:ilvl="1">
+        <w:numFmt w:val="bullet"/>
+        <w:lvlText w:val=""/>
+        <w:lvlJc w:val="left"/>
+        <w:pPr>
+          <w:tabs>
+            <w:tab w:val="num" w:pos="1440"/>
+          </w:tabs>
+          <w:ind w:left="1440" w:hanging="360"/>
+        </w:pPr>
+        <w:rPr>
+          <w:rFonts w:ascii="Symbol" w:hAnsi="Symbol" w:hint="default"/>
+          <w:sz w:val="20"/>
+        </w:rPr>
+      </w:lvl>
+    </w:lvlOverride>
+    <w:lvlOverride w:ilvl="2">
+      <w:lvl w:ilvl="2">
+        <w:numFmt w:val="bullet"/>
+        <w:lvlText w:val="o"/>
+        <w:lvlJc w:val="left"/>
+        <w:pPr>
+          <w:tabs>
+            <w:tab w:val="num" w:pos="2160"/>
+          </w:tabs>
+          <w:ind w:left="2160" w:hanging="360"/>
+        </w:pPr>
+        <w:rPr>
+          <w:rFonts w:ascii="Courier New" w:hAnsi="Courier New" w:hint="default"/>
+          <w:sz w:val="20"/>
+        </w:rPr>
+      </w:lvl>
+    </w:lvlOverride>
+  </w:num>
+  <w:num w:numId="12" w16cid:durableId="767313288">
+    <w:abstractNumId w:val="1"/>
+    <w:lvlOverride w:ilvl="1">
+      <w:lvl w:ilvl="1">
+        <w:numFmt w:val="bullet"/>
+        <w:lvlText w:val=""/>
+        <w:lvlJc w:val="left"/>
+        <w:pPr>
+          <w:tabs>
+            <w:tab w:val="num" w:pos="1440"/>
+          </w:tabs>
+          <w:ind w:left="1440" w:hanging="360"/>
+        </w:pPr>
+        <w:rPr>
+          <w:rFonts w:ascii="Symbol" w:hAnsi="Symbol" w:hint="default"/>
+          <w:sz w:val="20"/>
+        </w:rPr>
+      </w:lvl>
+    </w:lvlOverride>
+    <w:lvlOverride w:ilvl="2">
+      <w:lvl w:ilvl="2">
+        <w:numFmt w:val="bullet"/>
+        <w:lvlText w:val="o"/>
+        <w:lvlJc w:val="left"/>
+        <w:pPr>
+          <w:tabs>
+            <w:tab w:val="num" w:pos="2160"/>
+          </w:tabs>
+          <w:ind w:left="2160" w:hanging="360"/>
+        </w:pPr>
+        <w:rPr>
+          <w:rFonts w:ascii="Courier New" w:hAnsi="Courier New" w:hint="default"/>
+          <w:sz w:val="20"/>
+        </w:rPr>
+      </w:lvl>
+    </w:lvlOverride>
+  </w:num>
+  <w:num w:numId="13" w16cid:durableId="1126390410">
+    <w:abstractNumId w:val="1"/>
+    <w:lvlOverride w:ilvl="1">
+      <w:lvl w:ilvl="1">
+        <w:numFmt w:val="bullet"/>
+        <w:lvlText w:val=""/>
+        <w:lvlJc w:val="left"/>
+        <w:pPr>
+          <w:tabs>
+            <w:tab w:val="num" w:pos="1440"/>
+          </w:tabs>
+          <w:ind w:left="1440" w:hanging="360"/>
+        </w:pPr>
+        <w:rPr>
+          <w:rFonts w:ascii="Symbol" w:hAnsi="Symbol" w:hint="default"/>
+          <w:sz w:val="20"/>
+        </w:rPr>
+      </w:lvl>
+    </w:lvlOverride>
+    <w:lvlOverride w:ilvl="2">
+      <w:lvl w:ilvl="2">
+        <w:numFmt w:val="bullet"/>
+        <w:lvlText w:val="o"/>
+        <w:lvlJc w:val="left"/>
+        <w:pPr>
+          <w:tabs>
+            <w:tab w:val="num" w:pos="2160"/>
+          </w:tabs>
+          <w:ind w:left="2160" w:hanging="360"/>
+        </w:pPr>
+        <w:rPr>
+          <w:rFonts w:ascii="Courier New" w:hAnsi="Courier New" w:hint="default"/>
+          <w:sz w:val="20"/>
+        </w:rPr>
+      </w:lvl>
+    </w:lvlOverride>
+  </w:num>
+  <w:num w:numId="14" w16cid:durableId="2012567186">
+    <w:abstractNumId w:val="1"/>
+    <w:lvlOverride w:ilvl="1">
+      <w:lvl w:ilvl="1">
+        <w:numFmt w:val="bullet"/>
+        <w:lvlText w:val=""/>
+        <w:lvlJc w:val="left"/>
+        <w:pPr>
+          <w:tabs>
+            <w:tab w:val="num" w:pos="1440"/>
+          </w:tabs>
+          <w:ind w:left="1440" w:hanging="360"/>
+        </w:pPr>
+        <w:rPr>
+          <w:rFonts w:ascii="Symbol" w:hAnsi="Symbol" w:hint="default"/>
+          <w:sz w:val="20"/>
+        </w:rPr>
+      </w:lvl>
+    </w:lvlOverride>
   </w:num>
 </w:numbering>
 </file>
@@ -2512,7 +7020,7 @@
   <w:style w:type="paragraph" w:default="1" w:styleId="a">
     <w:name w:val="Normal"/>
     <w:qFormat/>
-    <w:rsid w:val="00E870B7"/>
+    <w:rsid w:val="00836449"/>
     <w:pPr>
       <w:suppressAutoHyphens/>
       <w:autoSpaceDN w:val="0"/>
